--- a/文件/位置有跑掉的警局.docx
+++ b/文件/位置有跑掉的警局.docx
@@ -3,15 +3,56 @@
 <w:document xmlns:wpc="http://schemas.microsoft.com/office/word/2010/wordprocessingCanvas" xmlns:cx="http://schemas.microsoft.com/office/drawing/2014/chartex" xmlns:cx1="http://schemas.microsoft.com/office/drawing/2015/9/8/chartex" xmlns:cx2="http://schemas.microsoft.com/office/drawing/2015/10/21/chartex" xmlns:cx3="http://schemas.microsoft.com/office/drawing/2016/5/9/chartex" xmlns:cx4="http://schemas.microsoft.com/office/drawing/2016/5/10/chartex" xmlns:cx5="http://schemas.microsoft.com/office/drawing/2016/5/11/chartex" xmlns:cx6="http://schemas.microsoft.com/office/drawing/2016/5/12/chartex" xmlns:cx7="http://schemas.microsoft.com/office/drawing/2016/5/13/chartex" xmlns:cx8="http://schemas.microsoft.com/office/drawing/2016/5/14/chartex" xmlns:mc="http://schemas.openxmlformats.org/markup-compatibility/2006" xmlns:aink="http://schemas.microsoft.com/office/drawing/2016/ink" xmlns:am3d="http://schemas.microsoft.com/office/drawing/2017/model3d" xmlns:o="urn:schemas-microsoft-com:office:office" xmlns:oel="http://schemas.microsoft.com/office/2019/extlst" xmlns:r="http://schemas.openxmlformats.org/officeDocument/2006/relationships" xmlns:m="http://schemas.openxmlformats.org/officeDocument/2006/math" xmlns:v="urn:schemas-microsoft-com:vml" xmlns:wp14="http://schemas.microsoft.com/office/word/2010/wordprocessingDrawing" xmlns:wp="http://schemas.openxmlformats.org/drawingml/2006/wordprocessingDrawing" xmlns:w10="urn:schemas-microsoft-com:office:word" xmlns:w="http://schemas.openxmlformats.org/wordprocessingml/2006/main" xmlns:w14="http://schemas.microsoft.com/office/word/2010/wordml" xmlns:w15="http://schemas.microsoft.com/office/word/2012/wordml" xmlns:w16cex="http://schemas.microsoft.com/office/word/2018/wordml/cex" xmlns:w16cid="http://schemas.microsoft.com/office/word/2016/wordml/cid" xmlns:w16="http://schemas.microsoft.com/office/word/2018/wordml" xmlns:w16du="http://schemas.microsoft.com/office/word/2023/wordml/word16du" xmlns:w16sdtdh="http://schemas.microsoft.com/office/word/2020/wordml/sdtdatahash" xmlns:w16sdtfl="http://schemas.microsoft.com/office/word/2024/wordml/sdtformatlock" xmlns:w16se="http://schemas.microsoft.com/office/word/2015/wordml/symex" xmlns:wpg="http://schemas.microsoft.com/office/word/2010/wordprocessingGroup" xmlns:wpi="http://schemas.microsoft.com/office/word/2010/wordprocessingInk" xmlns:wne="http://schemas.microsoft.com/office/word/2006/wordml" xmlns:wps="http://schemas.microsoft.com/office/word/2010/wordprocessingShape" mc:Ignorable="w14 w15 w16se w16cid w16 w16cex w16sdtdh w16sdtfl w16du wp14">
   <w:body>
     <w:p>
+      <w:pPr>
+        <w:rPr>
+          <w:b/>
+          <w:bCs/>
+          <w:i/>
+          <w:iCs/>
+          <w:u w:val="single"/>
+        </w:rPr>
+      </w:pPr>
       <w:r>
         <w:rPr>
           <w:rFonts w:hint="eastAsia"/>
-        </w:rPr>
-        <w:t>台北中正區</w:t>
+          <w:b/>
+          <w:bCs/>
+          <w:i/>
+          <w:iCs/>
+          <w:u w:val="single"/>
+        </w:rPr>
+        <w:t>台北</w:t>
       </w:r>
       <w:r>
         <w:rPr>
           <w:rFonts w:hint="eastAsia"/>
+          <w:b/>
+          <w:bCs/>
+          <w:i/>
+          <w:iCs/>
+          <w:u w:val="single"/>
+        </w:rPr>
+        <w:t>市</w:t>
+      </w:r>
+      <w:r>
+        <w:rPr>
+          <w:rFonts w:hint="eastAsia"/>
+          <w:b/>
+          <w:bCs/>
+          <w:i/>
+          <w:iCs/>
+          <w:u w:val="single"/>
+        </w:rPr>
+        <w:t>中正區</w:t>
+      </w:r>
+      <w:r>
+        <w:rPr>
+          <w:rFonts w:hint="eastAsia"/>
+          <w:b/>
+          <w:bCs/>
+          <w:i/>
+          <w:iCs/>
+          <w:u w:val="single"/>
         </w:rPr>
         <w:t xml:space="preserve">  </w:t>
       </w:r>
@@ -46,6 +87,265 @@
         <w:br/>
         <w:t>02 23142724</w:t>
       </w:r>
+    </w:p>
+    <w:p>
+      <w:pPr>
+        <w:pBdr>
+          <w:bottom w:val="single" w:sz="6" w:space="1" w:color="auto"/>
+        </w:pBdr>
+      </w:pPr>
+      <w:r>
+        <w:rPr>
+          <w:b/>
+          <w:bCs/>
+        </w:rPr>
+        <w:t>廈門街派出所</w:t>
+      </w:r>
+      <w:r>
+        <w:br/>
+      </w:r>
+      <w:r>
+        <w:t>臺北市中正區</w:t>
+      </w:r>
+      <w:proofErr w:type="gramStart"/>
+      <w:r>
+        <w:t>螢圃</w:t>
+      </w:r>
+      <w:proofErr w:type="gramEnd"/>
+      <w:r>
+        <w:t>里廈門街</w:t>
+      </w:r>
+      <w:r>
+        <w:t>43</w:t>
+      </w:r>
+      <w:r>
+        <w:t>號</w:t>
+      </w:r>
+      <w:r>
+        <w:br/>
+        <w:t>02 23684427</w:t>
+      </w:r>
+    </w:p>
+    <w:p>
+      <w:pPr>
+        <w:rPr>
+          <w:b/>
+          <w:bCs/>
+          <w:i/>
+          <w:iCs/>
+          <w:u w:val="single"/>
+        </w:rPr>
+      </w:pPr>
+      <w:r>
+        <w:rPr>
+          <w:rFonts w:hint="eastAsia"/>
+          <w:b/>
+          <w:bCs/>
+          <w:i/>
+          <w:iCs/>
+          <w:u w:val="single"/>
+        </w:rPr>
+        <w:t>台北市大同區</w:t>
+      </w:r>
+    </w:p>
+    <w:p>
+      <w:pPr>
+        <w:pBdr>
+          <w:bottom w:val="single" w:sz="6" w:space="1" w:color="auto"/>
+        </w:pBdr>
+        <w:rPr>
+          <w:rFonts w:hint="eastAsia"/>
+        </w:rPr>
+      </w:pPr>
+      <w:r>
+        <w:rPr>
+          <w:b/>
+          <w:bCs/>
+        </w:rPr>
+        <w:t>寧夏路派出所</w:t>
+      </w:r>
+      <w:r>
+        <w:rPr>
+          <w:rFonts w:hint="eastAsia"/>
+          <w:b/>
+          <w:bCs/>
+        </w:rPr>
+        <w:t xml:space="preserve">  (</w:t>
+      </w:r>
+      <w:proofErr w:type="gramStart"/>
+      <w:r>
+        <w:rPr>
+          <w:rFonts w:hint="eastAsia"/>
+          <w:b/>
+          <w:bCs/>
+        </w:rPr>
+        <w:t>微跑</w:t>
+      </w:r>
+      <w:proofErr w:type="gramEnd"/>
+      <w:r>
+        <w:rPr>
+          <w:rFonts w:hint="eastAsia"/>
+          <w:b/>
+          <w:bCs/>
+        </w:rPr>
+        <w:t>)</w:t>
+      </w:r>
+      <w:r>
+        <w:br/>
+      </w:r>
+      <w:r>
+        <w:t>臺北市大同區錦西街</w:t>
+      </w:r>
+      <w:r>
+        <w:t>200</w:t>
+      </w:r>
+      <w:r>
+        <w:t>號</w:t>
+      </w:r>
+      <w:r>
+        <w:br/>
+        <w:t>02 25575011</w:t>
+      </w:r>
+    </w:p>
+    <w:p>
+      <w:pPr>
+        <w:rPr>
+          <w:b/>
+          <w:bCs/>
+          <w:i/>
+          <w:iCs/>
+          <w:u w:val="single"/>
+        </w:rPr>
+      </w:pPr>
+      <w:r>
+        <w:rPr>
+          <w:rFonts w:hint="eastAsia"/>
+          <w:b/>
+          <w:bCs/>
+          <w:i/>
+          <w:iCs/>
+          <w:u w:val="single"/>
+        </w:rPr>
+        <w:t>台北市中山區</w:t>
+      </w:r>
+    </w:p>
+    <w:p>
+      <w:pPr>
+        <w:pBdr>
+          <w:bottom w:val="single" w:sz="6" w:space="1" w:color="auto"/>
+        </w:pBdr>
+      </w:pPr>
+      <w:r>
+        <w:rPr>
+          <w:b/>
+          <w:bCs/>
+        </w:rPr>
+        <w:t>中山二派出所</w:t>
+      </w:r>
+      <w:r>
+        <w:br/>
+      </w:r>
+      <w:r>
+        <w:t>臺北市中山區中山北路</w:t>
+      </w:r>
+      <w:r>
+        <w:t>2</w:t>
+      </w:r>
+      <w:r>
+        <w:t>段</w:t>
+      </w:r>
+      <w:r>
+        <w:t>59</w:t>
+      </w:r>
+      <w:r>
+        <w:t>巷</w:t>
+      </w:r>
+      <w:r>
+        <w:t>21</w:t>
+      </w:r>
+      <w:r>
+        <w:t>號</w:t>
+      </w:r>
+      <w:r>
+        <w:t>2</w:t>
+      </w:r>
+      <w:r>
+        <w:t>樓之</w:t>
+      </w:r>
+      <w:r>
+        <w:t>4</w:t>
+      </w:r>
+      <w:r>
+        <w:br/>
+        <w:t>02 25517771</w:t>
+      </w:r>
+    </w:p>
+    <w:p>
+      <w:pPr>
+        <w:rPr>
+          <w:b/>
+          <w:bCs/>
+          <w:i/>
+          <w:iCs/>
+          <w:u w:val="single"/>
+        </w:rPr>
+      </w:pPr>
+      <w:r>
+        <w:rPr>
+          <w:rFonts w:hint="eastAsia"/>
+          <w:b/>
+          <w:bCs/>
+          <w:i/>
+          <w:iCs/>
+          <w:u w:val="single"/>
+        </w:rPr>
+        <w:t>台北松山區</w:t>
+      </w:r>
+    </w:p>
+    <w:p>
+      <w:r>
+        <w:rPr>
+          <w:b/>
+          <w:bCs/>
+        </w:rPr>
+        <w:t>松山分局</w:t>
+      </w:r>
+      <w:r>
+        <w:br/>
+      </w:r>
+      <w:r>
+        <w:t>臺北市南京東路</w:t>
+      </w:r>
+      <w:r>
+        <w:t>3</w:t>
+      </w:r>
+      <w:r>
+        <w:t>段</w:t>
+      </w:r>
+      <w:r>
+        <w:t>340</w:t>
+      </w:r>
+      <w:r>
+        <w:t>號</w:t>
+      </w:r>
+      <w:r>
+        <w:br/>
+        <w:t>02 27782081</w:t>
+      </w:r>
+    </w:p>
+    <w:p>
+      <w:pPr>
+        <w:rPr>
+          <w:rFonts w:hint="eastAsia"/>
+        </w:rPr>
+      </w:pPr>
+    </w:p>
+    <w:p>
+      <w:pPr>
+        <w:rPr>
+          <w:rFonts w:hint="eastAsia"/>
+        </w:rPr>
+      </w:pPr>
     </w:p>
     <w:sectPr>
       <w:pgSz w:w="11906" w:h="16838"/>

--- a/文件/位置有跑掉的警局.docx
+++ b/文件/位置有跑掉的警局.docx
@@ -3,15 +3,17 @@
 <w:document xmlns:wpc="http://schemas.microsoft.com/office/word/2010/wordprocessingCanvas" xmlns:cx="http://schemas.microsoft.com/office/drawing/2014/chartex" xmlns:cx1="http://schemas.microsoft.com/office/drawing/2015/9/8/chartex" xmlns:cx2="http://schemas.microsoft.com/office/drawing/2015/10/21/chartex" xmlns:cx3="http://schemas.microsoft.com/office/drawing/2016/5/9/chartex" xmlns:cx4="http://schemas.microsoft.com/office/drawing/2016/5/10/chartex" xmlns:cx5="http://schemas.microsoft.com/office/drawing/2016/5/11/chartex" xmlns:cx6="http://schemas.microsoft.com/office/drawing/2016/5/12/chartex" xmlns:cx7="http://schemas.microsoft.com/office/drawing/2016/5/13/chartex" xmlns:cx8="http://schemas.microsoft.com/office/drawing/2016/5/14/chartex" xmlns:mc="http://schemas.openxmlformats.org/markup-compatibility/2006" xmlns:aink="http://schemas.microsoft.com/office/drawing/2016/ink" xmlns:am3d="http://schemas.microsoft.com/office/drawing/2017/model3d" xmlns:o="urn:schemas-microsoft-com:office:office" xmlns:oel="http://schemas.microsoft.com/office/2019/extlst" xmlns:r="http://schemas.openxmlformats.org/officeDocument/2006/relationships" xmlns:m="http://schemas.openxmlformats.org/officeDocument/2006/math" xmlns:v="urn:schemas-microsoft-com:vml" xmlns:wp14="http://schemas.microsoft.com/office/word/2010/wordprocessingDrawing" xmlns:wp="http://schemas.openxmlformats.org/drawingml/2006/wordprocessingDrawing" xmlns:w10="urn:schemas-microsoft-com:office:word" xmlns:w="http://schemas.openxmlformats.org/wordprocessingml/2006/main" xmlns:w14="http://schemas.microsoft.com/office/word/2010/wordml" xmlns:w15="http://schemas.microsoft.com/office/word/2012/wordml" xmlns:w16cex="http://schemas.microsoft.com/office/word/2018/wordml/cex" xmlns:w16cid="http://schemas.microsoft.com/office/word/2016/wordml/cid" xmlns:w16="http://schemas.microsoft.com/office/word/2018/wordml" xmlns:w16du="http://schemas.microsoft.com/office/word/2023/wordml/word16du" xmlns:w16sdtdh="http://schemas.microsoft.com/office/word/2020/wordml/sdtdatahash" xmlns:w16sdtfl="http://schemas.microsoft.com/office/word/2024/wordml/sdtformatlock" xmlns:w16se="http://schemas.microsoft.com/office/word/2015/wordml/symex" xmlns:wpg="http://schemas.microsoft.com/office/word/2010/wordprocessingGroup" xmlns:wpi="http://schemas.microsoft.com/office/word/2010/wordprocessingInk" xmlns:wne="http://schemas.microsoft.com/office/word/2006/wordml" xmlns:wps="http://schemas.microsoft.com/office/word/2010/wordprocessingShape" mc:Ignorable="w14 w15 w16se w16cid w16 w16cex w16sdtdh w16sdtfl w16du wp14">
   <w:body>
     <w:p>
-      <w:pPr>
-        <w:rPr>
+      <w:r>
+        <w:rPr>
+          <w:rFonts w:hint="eastAsia"/>
           <w:b/>
           <w:bCs/>
           <w:i/>
           <w:iCs/>
           <w:u w:val="single"/>
         </w:rPr>
-      </w:pPr>
+        <w:t>台北</w:t>
+      </w:r>
       <w:r>
         <w:rPr>
           <w:rFonts w:hint="eastAsia"/>
@@ -21,7 +23,7 @@
           <w:iCs/>
           <w:u w:val="single"/>
         </w:rPr>
-        <w:t>台北</w:t>
+        <w:t>市</w:t>
       </w:r>
       <w:r>
         <w:rPr>
@@ -32,7 +34,7 @@
           <w:iCs/>
           <w:u w:val="single"/>
         </w:rPr>
-        <w:t>市</w:t>
+        <w:t>中正區</w:t>
       </w:r>
       <w:r>
         <w:rPr>
@@ -43,49 +45,96 @@
           <w:iCs/>
           <w:u w:val="single"/>
         </w:rPr>
-        <w:t>中正區</w:t>
-      </w:r>
-      <w:r>
-        <w:rPr>
-          <w:rFonts w:hint="eastAsia"/>
+        <w:t xml:space="preserve">  </w:t>
+      </w:r>
+      <w:r>
+        <w:br/>
+      </w:r>
+      <w:r>
+        <w:t>臺北市中正區</w:t>
+      </w:r>
+      <w:proofErr w:type="gramStart"/>
+      <w:r>
+        <w:t>螢圃</w:t>
+      </w:r>
+      <w:proofErr w:type="gramEnd"/>
+      <w:r>
+        <w:t>里廈門街</w:t>
+      </w:r>
+      <w:r>
+        <w:t>43</w:t>
+      </w:r>
+      <w:r>
+        <w:t>號</w:t>
+      </w:r>
+      <w:r>
+        <w:br/>
+        <w:t>02 23684427</w:t>
+      </w:r>
+    </w:p>
+    <w:p>
+      <w:pPr>
+        <w:pBdr>
+          <w:top w:val="single" w:sz="6" w:space="1" w:color="auto"/>
+          <w:bottom w:val="single" w:sz="6" w:space="1" w:color="auto"/>
+        </w:pBdr>
+        <w:rPr>
+          <w:rFonts w:ascii="Segoe UI Emoji" w:hAnsi="Segoe UI Emoji" w:cs="Segoe UI Emoji"/>
           <w:b/>
           <w:bCs/>
           <w:i/>
           <w:iCs/>
+          <w:strike/>
           <w:u w:val="single"/>
         </w:rPr>
-        <w:t xml:space="preserve">  </w:t>
+      </w:pPr>
+      <w:r>
+        <w:rPr>
+          <w:rFonts w:hint="eastAsia"/>
+          <w:b/>
+          <w:bCs/>
+          <w:i/>
+          <w:iCs/>
+          <w:strike/>
+          <w:u w:val="single"/>
+        </w:rPr>
+        <w:t>台北市大同區</w:t>
+      </w:r>
+      <w:r>
+        <w:rPr>
+          <w:rFonts w:ascii="Segoe UI Emoji" w:hAnsi="Segoe UI Emoji" w:cs="Segoe UI Emoji"/>
+          <w:b/>
+          <w:bCs/>
+          <w:i/>
+          <w:iCs/>
+          <w:strike/>
+          <w:u w:val="single"/>
+        </w:rPr>
+        <w:t>✅</w:t>
       </w:r>
     </w:p>
     <w:p>
-      <w:r>
-        <w:rPr>
-          <w:b/>
-          <w:bCs/>
-        </w:rPr>
-        <w:t>博愛路派出所</w:t>
-      </w:r>
-      <w:r>
-        <w:br/>
-      </w:r>
-      <w:r>
-        <w:t>臺北市中正區武昌街</w:t>
-      </w:r>
-      <w:r>
-        <w:t>1</w:t>
-      </w:r>
-      <w:r>
-        <w:t>段</w:t>
-      </w:r>
-      <w:r>
-        <w:t>69</w:t>
-      </w:r>
-      <w:r>
-        <w:t>號</w:t>
-      </w:r>
-      <w:r>
-        <w:br/>
-        <w:t>02 23142724</w:t>
+      <w:pPr>
+        <w:rPr>
+          <w:b/>
+          <w:bCs/>
+          <w:i/>
+          <w:iCs/>
+          <w:color w:val="4C94D8" w:themeColor="text2" w:themeTint="80"/>
+          <w:u w:val="single"/>
+        </w:rPr>
+      </w:pPr>
+      <w:r>
+        <w:rPr>
+          <w:rFonts w:hint="eastAsia"/>
+          <w:b/>
+          <w:bCs/>
+          <w:i/>
+          <w:iCs/>
+          <w:color w:val="4C94D8" w:themeColor="text2" w:themeTint="80"/>
+          <w:u w:val="single"/>
+        </w:rPr>
+        <w:t>台北市中山區</w:t>
       </w:r>
     </w:p>
     <w:p>
@@ -93,37 +142,91 @@
         <w:pBdr>
           <w:bottom w:val="single" w:sz="6" w:space="1" w:color="auto"/>
         </w:pBdr>
+        <w:rPr>
+          <w:rFonts w:hint="eastAsia"/>
+          <w:color w:val="4C94D8" w:themeColor="text2" w:themeTint="80"/>
+        </w:rPr>
       </w:pPr>
       <w:r>
         <w:rPr>
           <w:b/>
           <w:bCs/>
-        </w:rPr>
-        <w:t>廈門街派出所</w:t>
-      </w:r>
-      <w:r>
+          <w:color w:val="4C94D8" w:themeColor="text2" w:themeTint="80"/>
+        </w:rPr>
+        <w:t>中山二派出所</w:t>
+      </w:r>
+      <w:r>
+        <w:rPr>
+          <w:color w:val="4C94D8" w:themeColor="text2" w:themeTint="80"/>
+        </w:rPr>
         <w:br/>
       </w:r>
       <w:r>
-        <w:t>臺北市中正區</w:t>
-      </w:r>
-      <w:proofErr w:type="gramStart"/>
-      <w:r>
-        <w:t>螢圃</w:t>
-      </w:r>
-      <w:proofErr w:type="gramEnd"/>
-      <w:r>
-        <w:t>里廈門街</w:t>
-      </w:r>
-      <w:r>
-        <w:t>43</w:t>
-      </w:r>
-      <w:r>
+        <w:rPr>
+          <w:color w:val="4C94D8" w:themeColor="text2" w:themeTint="80"/>
+        </w:rPr>
+        <w:t>臺北市中山區中山北路</w:t>
+      </w:r>
+      <w:r>
+        <w:rPr>
+          <w:color w:val="4C94D8" w:themeColor="text2" w:themeTint="80"/>
+        </w:rPr>
+        <w:t>2</w:t>
+      </w:r>
+      <w:r>
+        <w:rPr>
+          <w:color w:val="4C94D8" w:themeColor="text2" w:themeTint="80"/>
+        </w:rPr>
+        <w:t>段</w:t>
+      </w:r>
+      <w:r>
+        <w:rPr>
+          <w:color w:val="4C94D8" w:themeColor="text2" w:themeTint="80"/>
+        </w:rPr>
+        <w:t>59</w:t>
+      </w:r>
+      <w:r>
+        <w:rPr>
+          <w:color w:val="4C94D8" w:themeColor="text2" w:themeTint="80"/>
+        </w:rPr>
+        <w:t>巷</w:t>
+      </w:r>
+      <w:r>
+        <w:rPr>
+          <w:color w:val="4C94D8" w:themeColor="text2" w:themeTint="80"/>
+        </w:rPr>
+        <w:t>21</w:t>
+      </w:r>
+      <w:r>
+        <w:rPr>
+          <w:color w:val="4C94D8" w:themeColor="text2" w:themeTint="80"/>
+        </w:rPr>
         <w:t>號</w:t>
       </w:r>
       <w:r>
+        <w:rPr>
+          <w:color w:val="4C94D8" w:themeColor="text2" w:themeTint="80"/>
+        </w:rPr>
+        <w:t>2</w:t>
+      </w:r>
+      <w:r>
+        <w:rPr>
+          <w:color w:val="4C94D8" w:themeColor="text2" w:themeTint="80"/>
+        </w:rPr>
+        <w:t>樓之</w:t>
+      </w:r>
+      <w:r>
+        <w:rPr>
+          <w:color w:val="4C94D8" w:themeColor="text2" w:themeTint="80"/>
+        </w:rPr>
+        <w:t>4</w:t>
+      </w:r>
+      <w:r>
+        <w:rPr>
+          <w:color w:val="4C94D8" w:themeColor="text2" w:themeTint="80"/>
+        </w:rPr>
         <w:br/>
-        <w:t>02 23684427</w:t>
+        <w:t>02 25517771</w:t>
       </w:r>
     </w:p>
     <w:p>
@@ -145,192 +248,141 @@
           <w:iCs/>
           <w:u w:val="single"/>
         </w:rPr>
-        <w:t>台北市大同區</w:t>
+        <w:t>台北松山區</w:t>
+      </w:r>
+    </w:p>
+    <w:p>
+      <w:r>
+        <w:rPr>
+          <w:b/>
+          <w:bCs/>
+        </w:rPr>
+        <w:t>松山分局</w:t>
+      </w:r>
+      <w:r>
+        <w:rPr>
+          <w:rFonts w:hint="eastAsia"/>
+          <w:b/>
+          <w:bCs/>
+        </w:rPr>
+        <w:t>、中崙派出所</w:t>
       </w:r>
     </w:p>
     <w:p>
       <w:pPr>
         <w:pBdr>
+          <w:top w:val="single" w:sz="6" w:space="1" w:color="auto"/>
           <w:bottom w:val="single" w:sz="6" w:space="1" w:color="auto"/>
         </w:pBdr>
         <w:rPr>
-          <w:rFonts w:hint="eastAsia"/>
-        </w:rPr>
-      </w:pPr>
-      <w:r>
-        <w:rPr>
-          <w:b/>
-          <w:bCs/>
-        </w:rPr>
-        <w:t>寧夏路派出所</w:t>
-      </w:r>
-      <w:r>
-        <w:rPr>
-          <w:rFonts w:hint="eastAsia"/>
-          <w:b/>
-          <w:bCs/>
-        </w:rPr>
-        <w:t xml:space="preserve">  (</w:t>
-      </w:r>
-      <w:proofErr w:type="gramStart"/>
-      <w:r>
-        <w:rPr>
-          <w:rFonts w:hint="eastAsia"/>
-          <w:b/>
-          <w:bCs/>
-        </w:rPr>
-        <w:t>微跑</w:t>
-      </w:r>
-      <w:proofErr w:type="gramEnd"/>
-      <w:r>
-        <w:rPr>
-          <w:rFonts w:hint="eastAsia"/>
-          <w:b/>
-          <w:bCs/>
-        </w:rPr>
-        <w:t>)</w:t>
-      </w:r>
-      <w:r>
-        <w:br/>
-      </w:r>
-      <w:r>
-        <w:t>臺北市大同區錦西街</w:t>
-      </w:r>
-      <w:r>
-        <w:t>200</w:t>
-      </w:r>
-      <w:r>
-        <w:t>號</w:t>
-      </w:r>
-      <w:r>
-        <w:br/>
-        <w:t>02 25575011</w:t>
-      </w:r>
-    </w:p>
-    <w:p>
-      <w:pPr>
-        <w:rPr>
+          <w:rFonts w:ascii="Segoe UI Emoji" w:hAnsi="Segoe UI Emoji" w:cs="Segoe UI Emoji"/>
           <w:b/>
           <w:bCs/>
           <w:i/>
           <w:iCs/>
+          <w:strike/>
           <w:u w:val="single"/>
         </w:rPr>
       </w:pPr>
       <w:r>
         <w:rPr>
-          <w:rFonts w:hint="eastAsia"/>
+          <w:rFonts w:ascii="Segoe UI Emoji" w:hAnsi="Segoe UI Emoji" w:cs="Segoe UI Emoji" w:hint="eastAsia"/>
           <w:b/>
           <w:bCs/>
           <w:i/>
           <w:iCs/>
+          <w:strike/>
           <w:u w:val="single"/>
         </w:rPr>
-        <w:t>台北市中山區</w:t>
+        <w:t>台</w:t>
+      </w:r>
+      <w:r>
+        <w:rPr>
+          <w:rFonts w:ascii="Segoe UI Emoji" w:hAnsi="Segoe UI Emoji" w:cs="Segoe UI Emoji" w:hint="eastAsia"/>
+          <w:b/>
+          <w:bCs/>
+          <w:i/>
+          <w:iCs/>
+          <w:strike/>
+          <w:u w:val="single"/>
+        </w:rPr>
+        <w:t>北市大安區</w:t>
+      </w:r>
+      <w:r>
+        <w:rPr>
+          <w:rFonts w:ascii="Segoe UI Emoji" w:hAnsi="Segoe UI Emoji" w:cs="Segoe UI Emoji" w:hint="eastAsia"/>
+          <w:b/>
+          <w:bCs/>
+          <w:i/>
+          <w:iCs/>
+          <w:strike/>
+          <w:u w:val="single"/>
+        </w:rPr>
+        <w:t>、萬華區、信義區、士林區</w:t>
       </w:r>
     </w:p>
     <w:p>
       <w:pPr>
         <w:pBdr>
+          <w:top w:val="single" w:sz="6" w:space="1" w:color="auto"/>
           <w:bottom w:val="single" w:sz="6" w:space="1" w:color="auto"/>
         </w:pBdr>
       </w:pPr>
       <w:r>
         <w:rPr>
-          <w:b/>
-          <w:bCs/>
-        </w:rPr>
-        <w:t>中山二派出所</w:t>
-      </w:r>
-      <w:r>
-        <w:br/>
-      </w:r>
-      <w:r>
-        <w:t>臺北市中山區中山北路</w:t>
-      </w:r>
-      <w:r>
-        <w:t>2</w:t>
-      </w:r>
-      <w:r>
-        <w:t>段</w:t>
-      </w:r>
-      <w:r>
-        <w:t>59</w:t>
-      </w:r>
-      <w:r>
-        <w:t>巷</w:t>
-      </w:r>
-      <w:r>
-        <w:t>21</w:t>
-      </w:r>
-      <w:r>
-        <w:t>號</w:t>
-      </w:r>
-      <w:r>
-        <w:t>2</w:t>
-      </w:r>
-      <w:r>
-        <w:t>樓之</w:t>
-      </w:r>
-      <w:r>
-        <w:t>4</w:t>
-      </w:r>
-      <w:r>
-        <w:br/>
-        <w:t>02 25517771</w:t>
+          <w:rFonts w:ascii="Segoe UI Emoji" w:hAnsi="Segoe UI Emoji" w:cs="Segoe UI Emoji" w:hint="eastAsia"/>
+          <w:b/>
+          <w:bCs/>
+          <w:i/>
+          <w:iCs/>
+          <w:strike/>
+          <w:u w:val="single"/>
+        </w:rPr>
+        <w:t>北投區、內湖區、南港區、文山區</w:t>
+      </w:r>
+      <w:r>
+        <w:rPr>
+          <w:rFonts w:ascii="Segoe UI Emoji" w:hAnsi="Segoe UI Emoji" w:cs="Segoe UI Emoji"/>
+          <w:b/>
+          <w:bCs/>
+          <w:i/>
+          <w:iCs/>
+          <w:strike/>
+          <w:u w:val="single"/>
+        </w:rPr>
+        <w:t>✅</w:t>
+      </w:r>
+      <w:r>
+        <w:t xml:space="preserve"> </w:t>
       </w:r>
     </w:p>
     <w:p>
       <w:pPr>
-        <w:rPr>
-          <w:b/>
-          <w:bCs/>
-          <w:i/>
-          <w:iCs/>
-          <w:u w:val="single"/>
+        <w:pBdr>
+          <w:top w:val="single" w:sz="6" w:space="1" w:color="auto"/>
+          <w:bottom w:val="single" w:sz="6" w:space="1" w:color="auto"/>
+        </w:pBdr>
+        <w:rPr>
+          <w:rFonts w:hint="eastAsia"/>
         </w:rPr>
       </w:pPr>
       <w:r>
         <w:rPr>
           <w:rFonts w:hint="eastAsia"/>
-          <w:b/>
-          <w:bCs/>
-          <w:i/>
-          <w:iCs/>
-          <w:u w:val="single"/>
-        </w:rPr>
-        <w:t>台北松山區</w:t>
-      </w:r>
-    </w:p>
-    <w:p>
-      <w:r>
-        <w:rPr>
-          <w:b/>
-          <w:bCs/>
-        </w:rPr>
-        <w:t>松山分局</w:t>
-      </w:r>
-      <w:r>
-        <w:br/>
-      </w:r>
-      <w:r>
-        <w:t>臺北市南京東路</w:t>
-      </w:r>
-      <w:r>
-        <w:t>3</w:t>
-      </w:r>
-      <w:r>
-        <w:t>段</w:t>
-      </w:r>
-      <w:r>
-        <w:t>340</w:t>
-      </w:r>
-      <w:r>
-        <w:t>號</w:t>
-      </w:r>
-      <w:r>
-        <w:br/>
-        <w:t>02 27782081</w:t>
+        </w:rPr>
+        <w:t>(</w:t>
+      </w:r>
+      <w:r>
+        <w:rPr>
+          <w:rFonts w:hint="eastAsia"/>
+        </w:rPr>
+        <w:t>台北結束</w:t>
+      </w:r>
+      <w:r>
+        <w:rPr>
+          <w:rFonts w:hint="eastAsia"/>
+        </w:rPr>
+        <w:t>)</w:t>
       </w:r>
     </w:p>
     <w:p>
@@ -346,6 +398,64 @@
           <w:rFonts w:hint="eastAsia"/>
         </w:rPr>
       </w:pPr>
+    </w:p>
+    <w:p>
+      <w:pPr>
+        <w:rPr>
+          <w:rFonts w:hint="eastAsia"/>
+        </w:rPr>
+      </w:pPr>
+      <w:r>
+        <w:lastRenderedPageBreak/>
+        <w:drawing>
+          <wp:inline distT="0" distB="0" distL="0" distR="0" wp14:anchorId="7AEF380B" wp14:editId="03A23729">
+            <wp:extent cx="3957320" cy="8863330"/>
+            <wp:effectExtent l="0" t="0" r="5080" b="0"/>
+            <wp:docPr id="1042414381" name="圖片 2" descr="開啟相片"/>
+            <wp:cNvGraphicFramePr>
+              <a:graphicFrameLocks xmlns:a="http://schemas.openxmlformats.org/drawingml/2006/main" noChangeAspect="1"/>
+            </wp:cNvGraphicFramePr>
+            <a:graphic xmlns:a="http://schemas.openxmlformats.org/drawingml/2006/main">
+              <a:graphicData uri="http://schemas.openxmlformats.org/drawingml/2006/picture">
+                <pic:pic xmlns:pic="http://schemas.openxmlformats.org/drawingml/2006/picture">
+                  <pic:nvPicPr>
+                    <pic:cNvPr id="0" name="Picture 12" descr="開啟相片"/>
+                    <pic:cNvPicPr>
+                      <a:picLocks noChangeAspect="1" noChangeArrowheads="1"/>
+                    </pic:cNvPicPr>
+                  </pic:nvPicPr>
+                  <pic:blipFill>
+                    <a:blip r:embed="rId4">
+                      <a:extLst>
+                        <a:ext uri="{28A0092B-C50C-407E-A947-70E740481C1C}">
+                          <a14:useLocalDpi xmlns:a14="http://schemas.microsoft.com/office/drawing/2010/main" val="0"/>
+                        </a:ext>
+                      </a:extLst>
+                    </a:blip>
+                    <a:srcRect/>
+                    <a:stretch>
+                      <a:fillRect/>
+                    </a:stretch>
+                  </pic:blipFill>
+                  <pic:spPr bwMode="auto">
+                    <a:xfrm>
+                      <a:off x="0" y="0"/>
+                      <a:ext cx="3957320" cy="8863330"/>
+                    </a:xfrm>
+                    <a:prstGeom prst="rect">
+                      <a:avLst/>
+                    </a:prstGeom>
+                    <a:noFill/>
+                    <a:ln>
+                      <a:noFill/>
+                    </a:ln>
+                  </pic:spPr>
+                </pic:pic>
+              </a:graphicData>
+            </a:graphic>
+          </wp:inline>
+        </w:drawing>
+      </w:r>
     </w:p>
     <w:sectPr>
       <w:pgSz w:w="11906" w:h="16838"/>
@@ -757,6 +867,7 @@
   <w:style w:type="paragraph" w:default="1" w:styleId="a">
     <w:name w:val="Normal"/>
     <w:qFormat/>
+    <w:rsid w:val="00D44689"/>
     <w:pPr>
       <w:widowControl w:val="0"/>
     </w:pPr>

--- a/文件/位置有跑掉的警局.docx
+++ b/文件/位置有跑掉的警局.docx
@@ -51,15 +51,7 @@
         <w:br/>
       </w:r>
       <w:r>
-        <w:t>臺北市中正區</w:t>
-      </w:r>
-      <w:proofErr w:type="gramStart"/>
-      <w:r>
-        <w:t>螢圃</w:t>
-      </w:r>
-      <w:proofErr w:type="gramEnd"/>
-      <w:r>
-        <w:t>里廈門街</w:t>
+        <w:t>臺北市中正區螢圃里廈門街</w:t>
       </w:r>
       <w:r>
         <w:t>43</w:t>
@@ -143,7 +135,6 @@
           <w:bottom w:val="single" w:sz="6" w:space="1" w:color="auto"/>
         </w:pBdr>
         <w:rPr>
-          <w:rFonts w:hint="eastAsia"/>
           <w:color w:val="4C94D8" w:themeColor="text2" w:themeTint="80"/>
         </w:rPr>
       </w:pPr>
@@ -294,19 +285,7 @@
           <w:strike/>
           <w:u w:val="single"/>
         </w:rPr>
-        <w:t>台</w:t>
-      </w:r>
-      <w:r>
-        <w:rPr>
-          <w:rFonts w:ascii="Segoe UI Emoji" w:hAnsi="Segoe UI Emoji" w:cs="Segoe UI Emoji" w:hint="eastAsia"/>
-          <w:b/>
-          <w:bCs/>
-          <w:i/>
-          <w:iCs/>
-          <w:strike/>
-          <w:u w:val="single"/>
-        </w:rPr>
-        <w:t>北市大安區</w:t>
+        <w:t>台北市大安區</w:t>
       </w:r>
       <w:r>
         <w:rPr>
@@ -362,9 +341,6 @@
           <w:top w:val="single" w:sz="6" w:space="1" w:color="auto"/>
           <w:bottom w:val="single" w:sz="6" w:space="1" w:color="auto"/>
         </w:pBdr>
-        <w:rPr>
-          <w:rFonts w:hint="eastAsia"/>
-        </w:rPr>
       </w:pPr>
       <w:r>
         <w:rPr>
@@ -391,71 +367,6 @@
           <w:rFonts w:hint="eastAsia"/>
         </w:rPr>
       </w:pPr>
-    </w:p>
-    <w:p>
-      <w:pPr>
-        <w:rPr>
-          <w:rFonts w:hint="eastAsia"/>
-        </w:rPr>
-      </w:pPr>
-    </w:p>
-    <w:p>
-      <w:pPr>
-        <w:rPr>
-          <w:rFonts w:hint="eastAsia"/>
-        </w:rPr>
-      </w:pPr>
-      <w:r>
-        <w:lastRenderedPageBreak/>
-        <w:drawing>
-          <wp:inline distT="0" distB="0" distL="0" distR="0" wp14:anchorId="7AEF380B" wp14:editId="03A23729">
-            <wp:extent cx="3957320" cy="8863330"/>
-            <wp:effectExtent l="0" t="0" r="5080" b="0"/>
-            <wp:docPr id="1042414381" name="圖片 2" descr="開啟相片"/>
-            <wp:cNvGraphicFramePr>
-              <a:graphicFrameLocks xmlns:a="http://schemas.openxmlformats.org/drawingml/2006/main" noChangeAspect="1"/>
-            </wp:cNvGraphicFramePr>
-            <a:graphic xmlns:a="http://schemas.openxmlformats.org/drawingml/2006/main">
-              <a:graphicData uri="http://schemas.openxmlformats.org/drawingml/2006/picture">
-                <pic:pic xmlns:pic="http://schemas.openxmlformats.org/drawingml/2006/picture">
-                  <pic:nvPicPr>
-                    <pic:cNvPr id="0" name="Picture 12" descr="開啟相片"/>
-                    <pic:cNvPicPr>
-                      <a:picLocks noChangeAspect="1" noChangeArrowheads="1"/>
-                    </pic:cNvPicPr>
-                  </pic:nvPicPr>
-                  <pic:blipFill>
-                    <a:blip r:embed="rId4">
-                      <a:extLst>
-                        <a:ext uri="{28A0092B-C50C-407E-A947-70E740481C1C}">
-                          <a14:useLocalDpi xmlns:a14="http://schemas.microsoft.com/office/drawing/2010/main" val="0"/>
-                        </a:ext>
-                      </a:extLst>
-                    </a:blip>
-                    <a:srcRect/>
-                    <a:stretch>
-                      <a:fillRect/>
-                    </a:stretch>
-                  </pic:blipFill>
-                  <pic:spPr bwMode="auto">
-                    <a:xfrm>
-                      <a:off x="0" y="0"/>
-                      <a:ext cx="3957320" cy="8863330"/>
-                    </a:xfrm>
-                    <a:prstGeom prst="rect">
-                      <a:avLst/>
-                    </a:prstGeom>
-                    <a:noFill/>
-                    <a:ln>
-                      <a:noFill/>
-                    </a:ln>
-                  </pic:spPr>
-                </pic:pic>
-              </a:graphicData>
-            </a:graphic>
-          </wp:inline>
-        </w:drawing>
-      </w:r>
     </w:p>
     <w:sectPr>
       <w:pgSz w:w="11906" w:h="16838"/>
@@ -1073,6 +984,7 @@
   <w:style w:type="character" w:default="1" w:styleId="a0">
     <w:name w:val="Default Paragraph Font"/>
     <w:uiPriority w:val="1"/>
+    <w:semiHidden/>
     <w:unhideWhenUsed/>
   </w:style>
   <w:style w:type="table" w:default="1" w:styleId="a1">

--- a/文件/位置有跑掉的警局.docx
+++ b/文件/位置有跑掉的警局.docx
@@ -3,6 +3,11 @@
 <w:document xmlns:wpc="http://schemas.microsoft.com/office/word/2010/wordprocessingCanvas" xmlns:cx="http://schemas.microsoft.com/office/drawing/2014/chartex" xmlns:cx1="http://schemas.microsoft.com/office/drawing/2015/9/8/chartex" xmlns:cx2="http://schemas.microsoft.com/office/drawing/2015/10/21/chartex" xmlns:cx3="http://schemas.microsoft.com/office/drawing/2016/5/9/chartex" xmlns:cx4="http://schemas.microsoft.com/office/drawing/2016/5/10/chartex" xmlns:cx5="http://schemas.microsoft.com/office/drawing/2016/5/11/chartex" xmlns:cx6="http://schemas.microsoft.com/office/drawing/2016/5/12/chartex" xmlns:cx7="http://schemas.microsoft.com/office/drawing/2016/5/13/chartex" xmlns:cx8="http://schemas.microsoft.com/office/drawing/2016/5/14/chartex" xmlns:mc="http://schemas.openxmlformats.org/markup-compatibility/2006" xmlns:aink="http://schemas.microsoft.com/office/drawing/2016/ink" xmlns:am3d="http://schemas.microsoft.com/office/drawing/2017/model3d" xmlns:o="urn:schemas-microsoft-com:office:office" xmlns:oel="http://schemas.microsoft.com/office/2019/extlst" xmlns:r="http://schemas.openxmlformats.org/officeDocument/2006/relationships" xmlns:m="http://schemas.openxmlformats.org/officeDocument/2006/math" xmlns:v="urn:schemas-microsoft-com:vml" xmlns:wp14="http://schemas.microsoft.com/office/word/2010/wordprocessingDrawing" xmlns:wp="http://schemas.openxmlformats.org/drawingml/2006/wordprocessingDrawing" xmlns:w10="urn:schemas-microsoft-com:office:word" xmlns:w="http://schemas.openxmlformats.org/wordprocessingml/2006/main" xmlns:w14="http://schemas.microsoft.com/office/word/2010/wordml" xmlns:w15="http://schemas.microsoft.com/office/word/2012/wordml" xmlns:w16cex="http://schemas.microsoft.com/office/word/2018/wordml/cex" xmlns:w16cid="http://schemas.microsoft.com/office/word/2016/wordml/cid" xmlns:w16="http://schemas.microsoft.com/office/word/2018/wordml" xmlns:w16du="http://schemas.microsoft.com/office/word/2023/wordml/word16du" xmlns:w16sdtdh="http://schemas.microsoft.com/office/word/2020/wordml/sdtdatahash" xmlns:w16sdtfl="http://schemas.microsoft.com/office/word/2024/wordml/sdtformatlock" xmlns:w16se="http://schemas.microsoft.com/office/word/2015/wordml/symex" xmlns:wpg="http://schemas.microsoft.com/office/word/2010/wordprocessingGroup" xmlns:wpi="http://schemas.microsoft.com/office/word/2010/wordprocessingInk" xmlns:wne="http://schemas.microsoft.com/office/word/2006/wordml" xmlns:wps="http://schemas.microsoft.com/office/word/2010/wordprocessingShape" mc:Ignorable="w14 w15 w16se w16cid w16 w16cex w16sdtdh w16sdtfl w16du wp14">
   <w:body>
     <w:p>
+      <w:pPr>
+        <w:pBdr>
+          <w:bottom w:val="single" w:sz="6" w:space="1" w:color="auto"/>
+        </w:pBdr>
+      </w:pPr>
       <w:r>
         <w:rPr>
           <w:rFonts w:hint="eastAsia"/>
@@ -62,6 +67,160 @@
       <w:r>
         <w:br/>
         <w:t>02 23684427</w:t>
+      </w:r>
+    </w:p>
+    <w:p>
+      <w:pPr>
+        <w:rPr>
+          <w:b/>
+          <w:bCs/>
+          <w:i/>
+          <w:iCs/>
+          <w:color w:val="4C94D8" w:themeColor="text2" w:themeTint="80"/>
+          <w:u w:val="single"/>
+        </w:rPr>
+      </w:pPr>
+      <w:r>
+        <w:rPr>
+          <w:rFonts w:hint="eastAsia"/>
+          <w:b/>
+          <w:bCs/>
+          <w:i/>
+          <w:iCs/>
+          <w:color w:val="4C94D8" w:themeColor="text2" w:themeTint="80"/>
+          <w:u w:val="single"/>
+        </w:rPr>
+        <w:t>台北市中山區</w:t>
+      </w:r>
+    </w:p>
+    <w:p>
+      <w:pPr>
+        <w:pBdr>
+          <w:bottom w:val="single" w:sz="6" w:space="1" w:color="auto"/>
+        </w:pBdr>
+        <w:rPr>
+          <w:color w:val="4C94D8" w:themeColor="text2" w:themeTint="80"/>
+        </w:rPr>
+      </w:pPr>
+      <w:r>
+        <w:rPr>
+          <w:b/>
+          <w:bCs/>
+          <w:color w:val="4C94D8" w:themeColor="text2" w:themeTint="80"/>
+        </w:rPr>
+        <w:t>中山二派出所</w:t>
+      </w:r>
+      <w:r>
+        <w:rPr>
+          <w:color w:val="4C94D8" w:themeColor="text2" w:themeTint="80"/>
+        </w:rPr>
+        <w:br/>
+      </w:r>
+      <w:r>
+        <w:rPr>
+          <w:color w:val="4C94D8" w:themeColor="text2" w:themeTint="80"/>
+        </w:rPr>
+        <w:t>臺北市中山區中山北路</w:t>
+      </w:r>
+      <w:r>
+        <w:rPr>
+          <w:color w:val="4C94D8" w:themeColor="text2" w:themeTint="80"/>
+        </w:rPr>
+        <w:t>2</w:t>
+      </w:r>
+      <w:r>
+        <w:rPr>
+          <w:color w:val="4C94D8" w:themeColor="text2" w:themeTint="80"/>
+        </w:rPr>
+        <w:t>段</w:t>
+      </w:r>
+      <w:r>
+        <w:rPr>
+          <w:color w:val="4C94D8" w:themeColor="text2" w:themeTint="80"/>
+        </w:rPr>
+        <w:t>59</w:t>
+      </w:r>
+      <w:r>
+        <w:rPr>
+          <w:color w:val="4C94D8" w:themeColor="text2" w:themeTint="80"/>
+        </w:rPr>
+        <w:t>巷</w:t>
+      </w:r>
+      <w:r>
+        <w:rPr>
+          <w:color w:val="4C94D8" w:themeColor="text2" w:themeTint="80"/>
+        </w:rPr>
+        <w:t>21</w:t>
+      </w:r>
+      <w:r>
+        <w:rPr>
+          <w:color w:val="4C94D8" w:themeColor="text2" w:themeTint="80"/>
+        </w:rPr>
+        <w:t>號</w:t>
+      </w:r>
+      <w:r>
+        <w:rPr>
+          <w:color w:val="4C94D8" w:themeColor="text2" w:themeTint="80"/>
+        </w:rPr>
+        <w:t>2</w:t>
+      </w:r>
+      <w:r>
+        <w:rPr>
+          <w:color w:val="4C94D8" w:themeColor="text2" w:themeTint="80"/>
+        </w:rPr>
+        <w:t>樓之</w:t>
+      </w:r>
+      <w:r>
+        <w:rPr>
+          <w:color w:val="4C94D8" w:themeColor="text2" w:themeTint="80"/>
+        </w:rPr>
+        <w:t>4</w:t>
+      </w:r>
+      <w:r>
+        <w:rPr>
+          <w:color w:val="4C94D8" w:themeColor="text2" w:themeTint="80"/>
+        </w:rPr>
+        <w:br/>
+        <w:t>02 25517771</w:t>
+      </w:r>
+    </w:p>
+    <w:p>
+      <w:pPr>
+        <w:rPr>
+          <w:b/>
+          <w:bCs/>
+          <w:i/>
+          <w:iCs/>
+          <w:u w:val="single"/>
+        </w:rPr>
+      </w:pPr>
+      <w:r>
+        <w:rPr>
+          <w:rFonts w:hint="eastAsia"/>
+          <w:b/>
+          <w:bCs/>
+          <w:i/>
+          <w:iCs/>
+          <w:u w:val="single"/>
+        </w:rPr>
+        <w:t>台北松山區</w:t>
+      </w:r>
+    </w:p>
+    <w:p>
+      <w:r>
+        <w:rPr>
+          <w:b/>
+          <w:bCs/>
+        </w:rPr>
+        <w:t>松山分局</w:t>
+      </w:r>
+      <w:r>
+        <w:rPr>
+          <w:rFonts w:hint="eastAsia"/>
+          <w:b/>
+          <w:bCs/>
+        </w:rPr>
+        <w:t>、中崙派出所</w:t>
       </w:r>
     </w:p>
     <w:p>
@@ -82,7 +241,7 @@
       </w:pPr>
       <w:r>
         <w:rPr>
-          <w:rFonts w:hint="eastAsia"/>
+          <w:rFonts w:ascii="Segoe UI Emoji" w:hAnsi="Segoe UI Emoji" w:cs="Segoe UI Emoji" w:hint="eastAsia"/>
           <w:b/>
           <w:bCs/>
           <w:i/>
@@ -90,7 +249,67 @@
           <w:strike/>
           <w:u w:val="single"/>
         </w:rPr>
-        <w:t>台北市大同區</w:t>
+        <w:t>台北市</w:t>
+      </w:r>
+      <w:r>
+        <w:rPr>
+          <w:rFonts w:ascii="Segoe UI Emoji" w:hAnsi="Segoe UI Emoji" w:cs="Segoe UI Emoji" w:hint="eastAsia"/>
+          <w:b/>
+          <w:bCs/>
+          <w:i/>
+          <w:iCs/>
+          <w:strike/>
+          <w:u w:val="single"/>
+        </w:rPr>
+        <w:t>大同區、</w:t>
+      </w:r>
+      <w:r>
+        <w:rPr>
+          <w:rFonts w:ascii="Segoe UI Emoji" w:hAnsi="Segoe UI Emoji" w:cs="Segoe UI Emoji" w:hint="eastAsia"/>
+          <w:b/>
+          <w:bCs/>
+          <w:i/>
+          <w:iCs/>
+          <w:strike/>
+          <w:u w:val="single"/>
+        </w:rPr>
+        <w:t>大安區</w:t>
+      </w:r>
+      <w:r>
+        <w:rPr>
+          <w:rFonts w:ascii="Segoe UI Emoji" w:hAnsi="Segoe UI Emoji" w:cs="Segoe UI Emoji" w:hint="eastAsia"/>
+          <w:b/>
+          <w:bCs/>
+          <w:i/>
+          <w:iCs/>
+          <w:strike/>
+          <w:u w:val="single"/>
+        </w:rPr>
+        <w:t>、萬華區、信義區、士林區</w:t>
+      </w:r>
+      <w:r>
+        <w:rPr>
+          <w:rFonts w:ascii="Segoe UI Emoji" w:hAnsi="Segoe UI Emoji" w:cs="Segoe UI Emoji" w:hint="eastAsia"/>
+          <w:b/>
+          <w:bCs/>
+          <w:i/>
+          <w:iCs/>
+          <w:strike/>
+          <w:u w:val="single"/>
+        </w:rPr>
+        <w:t>、</w:t>
+      </w:r>
+      <w:r>
+        <w:rPr>
+          <w:rFonts w:ascii="Segoe UI Emoji" w:hAnsi="Segoe UI Emoji" w:cs="Segoe UI Emoji" w:hint="eastAsia"/>
+          <w:b/>
+          <w:bCs/>
+          <w:i/>
+          <w:iCs/>
+          <w:strike/>
+          <w:u w:val="single"/>
+        </w:rPr>
+        <w:t>北投區、內湖區、南港區、文山區</w:t>
       </w:r>
       <w:r>
         <w:rPr>
@@ -104,200 +323,8 @@
         </w:rPr>
         <w:t>✅</w:t>
       </w:r>
-    </w:p>
-    <w:p>
-      <w:pPr>
-        <w:rPr>
-          <w:b/>
-          <w:bCs/>
-          <w:i/>
-          <w:iCs/>
-          <w:color w:val="4C94D8" w:themeColor="text2" w:themeTint="80"/>
-          <w:u w:val="single"/>
-        </w:rPr>
-      </w:pPr>
-      <w:r>
-        <w:rPr>
-          <w:rFonts w:hint="eastAsia"/>
-          <w:b/>
-          <w:bCs/>
-          <w:i/>
-          <w:iCs/>
-          <w:color w:val="4C94D8" w:themeColor="text2" w:themeTint="80"/>
-          <w:u w:val="single"/>
-        </w:rPr>
-        <w:t>台北市中山區</w:t>
-      </w:r>
-    </w:p>
-    <w:p>
-      <w:pPr>
-        <w:pBdr>
-          <w:bottom w:val="single" w:sz="6" w:space="1" w:color="auto"/>
-        </w:pBdr>
-        <w:rPr>
-          <w:color w:val="4C94D8" w:themeColor="text2" w:themeTint="80"/>
-        </w:rPr>
-      </w:pPr>
-      <w:r>
-        <w:rPr>
-          <w:b/>
-          <w:bCs/>
-          <w:color w:val="4C94D8" w:themeColor="text2" w:themeTint="80"/>
-        </w:rPr>
-        <w:t>中山二派出所</w:t>
-      </w:r>
-      <w:r>
-        <w:rPr>
-          <w:color w:val="4C94D8" w:themeColor="text2" w:themeTint="80"/>
-        </w:rPr>
-        <w:br/>
-      </w:r>
-      <w:r>
-        <w:rPr>
-          <w:color w:val="4C94D8" w:themeColor="text2" w:themeTint="80"/>
-        </w:rPr>
-        <w:t>臺北市中山區中山北路</w:t>
-      </w:r>
-      <w:r>
-        <w:rPr>
-          <w:color w:val="4C94D8" w:themeColor="text2" w:themeTint="80"/>
-        </w:rPr>
-        <w:t>2</w:t>
-      </w:r>
-      <w:r>
-        <w:rPr>
-          <w:color w:val="4C94D8" w:themeColor="text2" w:themeTint="80"/>
-        </w:rPr>
-        <w:t>段</w:t>
-      </w:r>
-      <w:r>
-        <w:rPr>
-          <w:color w:val="4C94D8" w:themeColor="text2" w:themeTint="80"/>
-        </w:rPr>
-        <w:t>59</w:t>
-      </w:r>
-      <w:r>
-        <w:rPr>
-          <w:color w:val="4C94D8" w:themeColor="text2" w:themeTint="80"/>
-        </w:rPr>
-        <w:t>巷</w:t>
-      </w:r>
-      <w:r>
-        <w:rPr>
-          <w:color w:val="4C94D8" w:themeColor="text2" w:themeTint="80"/>
-        </w:rPr>
-        <w:t>21</w:t>
-      </w:r>
-      <w:r>
-        <w:rPr>
-          <w:color w:val="4C94D8" w:themeColor="text2" w:themeTint="80"/>
-        </w:rPr>
-        <w:t>號</w:t>
-      </w:r>
-      <w:r>
-        <w:rPr>
-          <w:color w:val="4C94D8" w:themeColor="text2" w:themeTint="80"/>
-        </w:rPr>
-        <w:t>2</w:t>
-      </w:r>
-      <w:r>
-        <w:rPr>
-          <w:color w:val="4C94D8" w:themeColor="text2" w:themeTint="80"/>
-        </w:rPr>
-        <w:t>樓之</w:t>
-      </w:r>
-      <w:r>
-        <w:rPr>
-          <w:color w:val="4C94D8" w:themeColor="text2" w:themeTint="80"/>
-        </w:rPr>
-        <w:t>4</w:t>
-      </w:r>
-      <w:r>
-        <w:rPr>
-          <w:color w:val="4C94D8" w:themeColor="text2" w:themeTint="80"/>
-        </w:rPr>
-        <w:br/>
-        <w:t>02 25517771</w:t>
-      </w:r>
-    </w:p>
-    <w:p>
-      <w:pPr>
-        <w:rPr>
-          <w:b/>
-          <w:bCs/>
-          <w:i/>
-          <w:iCs/>
-          <w:u w:val="single"/>
-        </w:rPr>
-      </w:pPr>
-      <w:r>
-        <w:rPr>
-          <w:rFonts w:hint="eastAsia"/>
-          <w:b/>
-          <w:bCs/>
-          <w:i/>
-          <w:iCs/>
-          <w:u w:val="single"/>
-        </w:rPr>
-        <w:t>台北松山區</w:t>
-      </w:r>
-    </w:p>
-    <w:p>
-      <w:r>
-        <w:rPr>
-          <w:b/>
-          <w:bCs/>
-        </w:rPr>
-        <w:t>松山分局</w:t>
-      </w:r>
-      <w:r>
-        <w:rPr>
-          <w:rFonts w:hint="eastAsia"/>
-          <w:b/>
-          <w:bCs/>
-        </w:rPr>
-        <w:t>、中崙派出所</w:t>
-      </w:r>
-    </w:p>
-    <w:p>
-      <w:pPr>
-        <w:pBdr>
-          <w:top w:val="single" w:sz="6" w:space="1" w:color="auto"/>
-          <w:bottom w:val="single" w:sz="6" w:space="1" w:color="auto"/>
-        </w:pBdr>
-        <w:rPr>
-          <w:rFonts w:ascii="Segoe UI Emoji" w:hAnsi="Segoe UI Emoji" w:cs="Segoe UI Emoji"/>
-          <w:b/>
-          <w:bCs/>
-          <w:i/>
-          <w:iCs/>
-          <w:strike/>
-          <w:u w:val="single"/>
-        </w:rPr>
-      </w:pPr>
-      <w:r>
-        <w:rPr>
-          <w:rFonts w:ascii="Segoe UI Emoji" w:hAnsi="Segoe UI Emoji" w:cs="Segoe UI Emoji" w:hint="eastAsia"/>
-          <w:b/>
-          <w:bCs/>
-          <w:i/>
-          <w:iCs/>
-          <w:strike/>
-          <w:u w:val="single"/>
-        </w:rPr>
-        <w:t>台北市大安區</w:t>
-      </w:r>
-      <w:r>
-        <w:rPr>
-          <w:rFonts w:ascii="Segoe UI Emoji" w:hAnsi="Segoe UI Emoji" w:cs="Segoe UI Emoji" w:hint="eastAsia"/>
-          <w:b/>
-          <w:bCs/>
-          <w:i/>
-          <w:iCs/>
-          <w:strike/>
-          <w:u w:val="single"/>
-        </w:rPr>
-        <w:t>、萬華區、信義區、士林區</w:t>
+      <w:r>
+        <w:t xml:space="preserve"> </w:t>
       </w:r>
     </w:p>
     <w:p>
@@ -309,30 +336,189 @@
       </w:pPr>
       <w:r>
         <w:rPr>
-          <w:rFonts w:ascii="Segoe UI Emoji" w:hAnsi="Segoe UI Emoji" w:cs="Segoe UI Emoji" w:hint="eastAsia"/>
-          <w:b/>
-          <w:bCs/>
-          <w:i/>
-          <w:iCs/>
-          <w:strike/>
-          <w:u w:val="single"/>
-        </w:rPr>
-        <w:t>北投區、內湖區、南港區、文山區</w:t>
-      </w:r>
-      <w:r>
-        <w:rPr>
-          <w:rFonts w:ascii="Segoe UI Emoji" w:hAnsi="Segoe UI Emoji" w:cs="Segoe UI Emoji"/>
-          <w:b/>
-          <w:bCs/>
-          <w:i/>
-          <w:iCs/>
-          <w:strike/>
-          <w:u w:val="single"/>
-        </w:rPr>
-        <w:t>✅</w:t>
-      </w:r>
-      <w:r>
-        <w:t xml:space="preserve"> </w:t>
+          <w:rFonts w:hint="eastAsia"/>
+        </w:rPr>
+        <w:t>(</w:t>
+      </w:r>
+      <w:r>
+        <w:rPr>
+          <w:rFonts w:hint="eastAsia"/>
+        </w:rPr>
+        <w:t>台北結束</w:t>
+      </w:r>
+      <w:r>
+        <w:rPr>
+          <w:rFonts w:hint="eastAsia"/>
+        </w:rPr>
+        <w:t>)</w:t>
+      </w:r>
+    </w:p>
+    <w:p/>
+    <w:p>
+      <w:pPr>
+        <w:pBdr>
+          <w:bottom w:val="single" w:sz="6" w:space="1" w:color="auto"/>
+        </w:pBdr>
+      </w:pPr>
+    </w:p>
+    <w:p>
+      <w:pPr>
+        <w:rPr>
+          <w:b/>
+          <w:bCs/>
+          <w:i/>
+          <w:iCs/>
+          <w:u w:val="single"/>
+        </w:rPr>
+      </w:pPr>
+      <w:r>
+        <w:rPr>
+          <w:rFonts w:hint="eastAsia"/>
+          <w:b/>
+          <w:bCs/>
+          <w:i/>
+          <w:iCs/>
+          <w:u w:val="single"/>
+        </w:rPr>
+        <w:t>新北板橋區</w:t>
+      </w:r>
+    </w:p>
+    <w:p>
+      <w:pPr>
+        <w:pBdr>
+          <w:bottom w:val="single" w:sz="6" w:space="1" w:color="auto"/>
+        </w:pBdr>
+      </w:pPr>
+      <w:r>
+        <w:rPr>
+          <w:b/>
+          <w:bCs/>
+        </w:rPr>
+        <w:t>信義派出所</w:t>
+      </w:r>
+      <w:r>
+        <w:br/>
+      </w:r>
+      <w:r>
+        <w:t>新北市板橋區廣權路</w:t>
+      </w:r>
+      <w:r>
+        <w:t>28</w:t>
+      </w:r>
+      <w:r>
+        <w:t>號</w:t>
+      </w:r>
+      <w:r>
+        <w:br/>
+        <w:t>02 29592317</w:t>
+      </w:r>
+    </w:p>
+    <w:p>
+      <w:pPr>
+        <w:rPr>
+          <w:b/>
+          <w:bCs/>
+          <w:i/>
+          <w:iCs/>
+          <w:u w:val="single"/>
+        </w:rPr>
+      </w:pPr>
+      <w:r>
+        <w:rPr>
+          <w:rFonts w:hint="eastAsia"/>
+          <w:b/>
+          <w:bCs/>
+          <w:i/>
+          <w:iCs/>
+          <w:u w:val="single"/>
+        </w:rPr>
+        <w:t>新北三重區</w:t>
+      </w:r>
+    </w:p>
+    <w:p>
+      <w:pPr>
+        <w:pBdr>
+          <w:bottom w:val="single" w:sz="6" w:space="1" w:color="auto"/>
+        </w:pBdr>
+        <w:rPr>
+          <w:rFonts w:hint="eastAsia"/>
+        </w:rPr>
+      </w:pPr>
+      <w:r>
+        <w:rPr>
+          <w:b/>
+          <w:bCs/>
+        </w:rPr>
+        <w:t>重陽派出所</w:t>
+      </w:r>
+      <w:r>
+        <w:br/>
+      </w:r>
+      <w:r>
+        <w:t>新北市三重區集賢路</w:t>
+      </w:r>
+      <w:r>
+        <w:t>163</w:t>
+      </w:r>
+      <w:r>
+        <w:t>號</w:t>
+      </w:r>
+      <w:r>
+        <w:br/>
+        <w:t>02 82879727</w:t>
+      </w:r>
+    </w:p>
+    <w:p>
+      <w:pPr>
+        <w:rPr>
+          <w:b/>
+          <w:bCs/>
+          <w:i/>
+          <w:iCs/>
+          <w:u w:val="single"/>
+        </w:rPr>
+      </w:pPr>
+      <w:r>
+        <w:rPr>
+          <w:rFonts w:hint="eastAsia"/>
+          <w:b/>
+          <w:bCs/>
+          <w:i/>
+          <w:iCs/>
+          <w:u w:val="single"/>
+        </w:rPr>
+        <w:t>新北中和區</w:t>
+      </w:r>
+    </w:p>
+    <w:p>
+      <w:r>
+        <w:rPr>
+          <w:b/>
+          <w:bCs/>
+        </w:rPr>
+        <w:t>錦和派出所</w:t>
+      </w:r>
+      <w:r>
+        <w:br/>
+      </w:r>
+      <w:r>
+        <w:t>新北市中和區中正路</w:t>
+      </w:r>
+      <w:r>
+        <w:t>275</w:t>
+      </w:r>
+      <w:r>
+        <w:t>號</w:t>
+      </w:r>
+      <w:r>
+        <w:t>1</w:t>
+      </w:r>
+      <w:r>
+        <w:t>樓</w:t>
+      </w:r>
+      <w:r>
+        <w:br/>
+        <w:t>02 22482551</w:t>
       </w:r>
     </w:p>
     <w:p>
@@ -341,32 +527,70 @@
           <w:top w:val="single" w:sz="6" w:space="1" w:color="auto"/>
           <w:bottom w:val="single" w:sz="6" w:space="1" w:color="auto"/>
         </w:pBdr>
+        <w:rPr>
+          <w:rFonts w:ascii="Segoe UI Emoji" w:hAnsi="Segoe UI Emoji" w:cs="Segoe UI Emoji"/>
+          <w:b/>
+          <w:bCs/>
+          <w:i/>
+          <w:iCs/>
+          <w:strike/>
+          <w:u w:val="single"/>
+        </w:rPr>
       </w:pPr>
       <w:r>
         <w:rPr>
           <w:rFonts w:hint="eastAsia"/>
         </w:rPr>
-        <w:t>(</w:t>
-      </w:r>
-      <w:r>
-        <w:rPr>
-          <w:rFonts w:hint="eastAsia"/>
-        </w:rPr>
-        <w:t>台北結束</w:t>
-      </w:r>
-      <w:r>
-        <w:rPr>
-          <w:rFonts w:hint="eastAsia"/>
-        </w:rPr>
-        <w:t>)</w:t>
+        <w:t>新北永和</w:t>
+      </w:r>
+      <w:r>
+        <w:rPr>
+          <w:rFonts w:ascii="Segoe UI Emoji" w:hAnsi="Segoe UI Emoji" w:cs="Segoe UI Emoji"/>
+          <w:b/>
+          <w:bCs/>
+          <w:i/>
+          <w:iCs/>
+          <w:strike/>
+          <w:u w:val="single"/>
+        </w:rPr>
+        <w:t>✅</w:t>
       </w:r>
     </w:p>
     <w:p>
       <w:pPr>
+        <w:pBdr>
+          <w:bottom w:val="single" w:sz="6" w:space="1" w:color="auto"/>
+          <w:between w:val="single" w:sz="6" w:space="1" w:color="auto"/>
+        </w:pBdr>
+        <w:rPr>
+          <w:rFonts w:ascii="Segoe UI Emoji" w:hAnsi="Segoe UI Emoji" w:cs="Segoe UI Emoji"/>
+          <w:b/>
+          <w:bCs/>
+          <w:i/>
+          <w:iCs/>
+          <w:strike/>
+          <w:u w:val="single"/>
+        </w:rPr>
+      </w:pPr>
+    </w:p>
+    <w:p>
+      <w:pPr>
         <w:rPr>
           <w:rFonts w:hint="eastAsia"/>
         </w:rPr>
       </w:pPr>
+      <w:r>
+        <w:rPr>
+          <w:rFonts w:ascii="Segoe UI Emoji" w:hAnsi="Segoe UI Emoji" w:cs="Segoe UI Emoji" w:hint="eastAsia"/>
+        </w:rPr>
+        <w:t>新莊區沒資料</w:t>
+      </w:r>
+      <w:r>
+        <w:rPr>
+          <w:rFonts w:ascii="Segoe UI Emoji" w:hAnsi="Segoe UI Emoji" w:cs="Segoe UI Emoji" w:hint="eastAsia"/>
+        </w:rPr>
+        <w:t>????</w:t>
+      </w:r>
     </w:p>
     <w:sectPr>
       <w:pgSz w:w="11906" w:h="16838"/>
@@ -984,7 +1208,6 @@
   <w:style w:type="character" w:default="1" w:styleId="a0">
     <w:name w:val="Default Paragraph Font"/>
     <w:uiPriority w:val="1"/>
-    <w:semiHidden/>
     <w:unhideWhenUsed/>
   </w:style>
   <w:style w:type="table" w:default="1" w:styleId="a1">

--- a/文件/位置有跑掉的警局.docx
+++ b/文件/位置有跑掉的警局.docx
@@ -11,14 +11,26 @@
       <w:r>
         <w:rPr>
           <w:rFonts w:hint="eastAsia"/>
+        </w:rPr>
+        <w:t>台北市</w:t>
+      </w:r>
+      <w:r>
+        <w:rPr>
+          <w:rFonts w:ascii="Segoe UI Emoji" w:hAnsi="Segoe UI Emoji" w:cs="Segoe UI Emoji"/>
+        </w:rPr>
+        <w:t>✅</w:t>
+      </w:r>
+    </w:p>
+    <w:p>
+      <w:pPr>
+        <w:rPr>
           <w:b/>
           <w:bCs/>
           <w:i/>
           <w:iCs/>
           <w:u w:val="single"/>
         </w:rPr>
-        <w:t>台北</w:t>
-      </w:r>
+      </w:pPr>
       <w:r>
         <w:rPr>
           <w:rFonts w:hint="eastAsia"/>
@@ -28,8 +40,49 @@
           <w:iCs/>
           <w:u w:val="single"/>
         </w:rPr>
-        <w:t>市</w:t>
-      </w:r>
+        <w:t>新北板橋區</w:t>
+      </w:r>
+    </w:p>
+    <w:p>
+      <w:pPr>
+        <w:pBdr>
+          <w:bottom w:val="single" w:sz="6" w:space="1" w:color="auto"/>
+        </w:pBdr>
+      </w:pPr>
+      <w:r>
+        <w:rPr>
+          <w:b/>
+          <w:bCs/>
+        </w:rPr>
+        <w:t>信義派出所</w:t>
+      </w:r>
+      <w:r>
+        <w:br/>
+      </w:r>
+      <w:r>
+        <w:t>新北市板橋區廣權路</w:t>
+      </w:r>
+      <w:r>
+        <w:t>28</w:t>
+      </w:r>
+      <w:r>
+        <w:t>號</w:t>
+      </w:r>
+      <w:r>
+        <w:br/>
+        <w:t>02 29592317</w:t>
+      </w:r>
+    </w:p>
+    <w:p>
+      <w:pPr>
+        <w:rPr>
+          <w:b/>
+          <w:bCs/>
+          <w:i/>
+          <w:iCs/>
+          <w:u w:val="single"/>
+        </w:rPr>
+      </w:pPr>
       <w:r>
         <w:rPr>
           <w:rFonts w:hint="eastAsia"/>
@@ -39,8 +92,49 @@
           <w:iCs/>
           <w:u w:val="single"/>
         </w:rPr>
-        <w:t>中正區</w:t>
-      </w:r>
+        <w:t>新北三重區</w:t>
+      </w:r>
+    </w:p>
+    <w:p>
+      <w:pPr>
+        <w:pBdr>
+          <w:bottom w:val="single" w:sz="6" w:space="1" w:color="auto"/>
+        </w:pBdr>
+      </w:pPr>
+      <w:r>
+        <w:rPr>
+          <w:b/>
+          <w:bCs/>
+        </w:rPr>
+        <w:t>重陽派出所</w:t>
+      </w:r>
+      <w:r>
+        <w:br/>
+      </w:r>
+      <w:r>
+        <w:t>新北市三重區集賢路</w:t>
+      </w:r>
+      <w:r>
+        <w:t>163</w:t>
+      </w:r>
+      <w:r>
+        <w:t>號</w:t>
+      </w:r>
+      <w:r>
+        <w:br/>
+        <w:t>02 82879727</w:t>
+      </w:r>
+    </w:p>
+    <w:p>
+      <w:pPr>
+        <w:rPr>
+          <w:b/>
+          <w:bCs/>
+          <w:i/>
+          <w:iCs/>
+          <w:u w:val="single"/>
+        </w:rPr>
+      </w:pPr>
       <w:r>
         <w:rPr>
           <w:rFonts w:hint="eastAsia"/>
@@ -50,177 +144,38 @@
           <w:iCs/>
           <w:u w:val="single"/>
         </w:rPr>
-        <w:t xml:space="preserve">  </w:t>
-      </w:r>
-      <w:r>
-        <w:br/>
-      </w:r>
-      <w:r>
-        <w:t>臺北市中正區螢圃里廈門街</w:t>
-      </w:r>
-      <w:r>
-        <w:t>43</w:t>
-      </w:r>
-      <w:r>
-        <w:t>號</w:t>
-      </w:r>
-      <w:r>
-        <w:br/>
-        <w:t>02 23684427</w:t>
+        <w:t>新北中和區</w:t>
       </w:r>
     </w:p>
     <w:p>
-      <w:pPr>
+      <w:r>
         <w:rPr>
           <w:b/>
           <w:bCs/>
-          <w:i/>
-          <w:iCs/>
-          <w:color w:val="4C94D8" w:themeColor="text2" w:themeTint="80"/>
-          <w:u w:val="single"/>
-        </w:rPr>
-      </w:pPr>
-      <w:r>
-        <w:rPr>
-          <w:rFonts w:hint="eastAsia"/>
-          <w:b/>
-          <w:bCs/>
-          <w:i/>
-          <w:iCs/>
-          <w:color w:val="4C94D8" w:themeColor="text2" w:themeTint="80"/>
-          <w:u w:val="single"/>
-        </w:rPr>
-        <w:t>台北市中山區</w:t>
-      </w:r>
-    </w:p>
-    <w:p>
-      <w:pPr>
-        <w:pBdr>
-          <w:bottom w:val="single" w:sz="6" w:space="1" w:color="auto"/>
-        </w:pBdr>
-        <w:rPr>
-          <w:color w:val="4C94D8" w:themeColor="text2" w:themeTint="80"/>
-        </w:rPr>
-      </w:pPr>
-      <w:r>
-        <w:rPr>
-          <w:b/>
-          <w:bCs/>
-          <w:color w:val="4C94D8" w:themeColor="text2" w:themeTint="80"/>
-        </w:rPr>
-        <w:t>中山二派出所</w:t>
-      </w:r>
-      <w:r>
-        <w:rPr>
-          <w:color w:val="4C94D8" w:themeColor="text2" w:themeTint="80"/>
-        </w:rPr>
+        </w:rPr>
+        <w:t>錦和派出所</w:t>
+      </w:r>
+      <w:r>
         <w:br/>
       </w:r>
       <w:r>
-        <w:rPr>
-          <w:color w:val="4C94D8" w:themeColor="text2" w:themeTint="80"/>
-        </w:rPr>
-        <w:t>臺北市中山區中山北路</w:t>
-      </w:r>
-      <w:r>
-        <w:rPr>
-          <w:color w:val="4C94D8" w:themeColor="text2" w:themeTint="80"/>
-        </w:rPr>
-        <w:t>2</w:t>
-      </w:r>
-      <w:r>
-        <w:rPr>
-          <w:color w:val="4C94D8" w:themeColor="text2" w:themeTint="80"/>
-        </w:rPr>
-        <w:t>段</w:t>
-      </w:r>
-      <w:r>
-        <w:rPr>
-          <w:color w:val="4C94D8" w:themeColor="text2" w:themeTint="80"/>
-        </w:rPr>
-        <w:t>59</w:t>
-      </w:r>
-      <w:r>
-        <w:rPr>
-          <w:color w:val="4C94D8" w:themeColor="text2" w:themeTint="80"/>
-        </w:rPr>
-        <w:t>巷</w:t>
-      </w:r>
-      <w:r>
-        <w:rPr>
-          <w:color w:val="4C94D8" w:themeColor="text2" w:themeTint="80"/>
-        </w:rPr>
-        <w:t>21</w:t>
-      </w:r>
-      <w:r>
-        <w:rPr>
-          <w:color w:val="4C94D8" w:themeColor="text2" w:themeTint="80"/>
-        </w:rPr>
+        <w:t>新北市中和區中正路</w:t>
+      </w:r>
+      <w:r>
+        <w:t>275</w:t>
+      </w:r>
+      <w:r>
         <w:t>號</w:t>
       </w:r>
       <w:r>
-        <w:rPr>
-          <w:color w:val="4C94D8" w:themeColor="text2" w:themeTint="80"/>
-        </w:rPr>
-        <w:t>2</w:t>
-      </w:r>
-      <w:r>
-        <w:rPr>
-          <w:color w:val="4C94D8" w:themeColor="text2" w:themeTint="80"/>
-        </w:rPr>
-        <w:t>樓之</w:t>
-      </w:r>
-      <w:r>
-        <w:rPr>
-          <w:color w:val="4C94D8" w:themeColor="text2" w:themeTint="80"/>
-        </w:rPr>
-        <w:t>4</w:t>
-      </w:r>
-      <w:r>
-        <w:rPr>
-          <w:color w:val="4C94D8" w:themeColor="text2" w:themeTint="80"/>
-        </w:rPr>
+        <w:t>1</w:t>
+      </w:r>
+      <w:r>
+        <w:t>樓</w:t>
+      </w:r>
+      <w:r>
         <w:br/>
-        <w:t>02 25517771</w:t>
-      </w:r>
-    </w:p>
-    <w:p>
-      <w:pPr>
-        <w:rPr>
-          <w:b/>
-          <w:bCs/>
-          <w:i/>
-          <w:iCs/>
-          <w:u w:val="single"/>
-        </w:rPr>
-      </w:pPr>
-      <w:r>
-        <w:rPr>
-          <w:rFonts w:hint="eastAsia"/>
-          <w:b/>
-          <w:bCs/>
-          <w:i/>
-          <w:iCs/>
-          <w:u w:val="single"/>
-        </w:rPr>
-        <w:t>台北松山區</w:t>
-      </w:r>
-    </w:p>
-    <w:p>
-      <w:r>
-        <w:rPr>
-          <w:b/>
-          <w:bCs/>
-        </w:rPr>
-        <w:t>松山分局</w:t>
-      </w:r>
-      <w:r>
-        <w:rPr>
-          <w:rFonts w:hint="eastAsia"/>
-          <w:b/>
-          <w:bCs/>
-        </w:rPr>
-        <w:t>、中崙派出所</w:t>
+        <w:t>02 22482551</w:t>
       </w:r>
     </w:p>
     <w:p>
@@ -241,77 +196,23 @@
       </w:pPr>
       <w:r>
         <w:rPr>
-          <w:rFonts w:ascii="Segoe UI Emoji" w:hAnsi="Segoe UI Emoji" w:cs="Segoe UI Emoji" w:hint="eastAsia"/>
-          <w:b/>
-          <w:bCs/>
-          <w:i/>
-          <w:iCs/>
-          <w:strike/>
-          <w:u w:val="single"/>
-        </w:rPr>
-        <w:t>台北市</w:t>
-      </w:r>
-      <w:r>
-        <w:rPr>
-          <w:rFonts w:ascii="Segoe UI Emoji" w:hAnsi="Segoe UI Emoji" w:cs="Segoe UI Emoji" w:hint="eastAsia"/>
-          <w:b/>
-          <w:bCs/>
-          <w:i/>
-          <w:iCs/>
-          <w:strike/>
-          <w:u w:val="single"/>
-        </w:rPr>
-        <w:t>大同區、</w:t>
-      </w:r>
-      <w:r>
-        <w:rPr>
-          <w:rFonts w:ascii="Segoe UI Emoji" w:hAnsi="Segoe UI Emoji" w:cs="Segoe UI Emoji" w:hint="eastAsia"/>
-          <w:b/>
-          <w:bCs/>
-          <w:i/>
-          <w:iCs/>
-          <w:strike/>
-          <w:u w:val="single"/>
-        </w:rPr>
-        <w:t>大安區</w:t>
-      </w:r>
-      <w:r>
-        <w:rPr>
-          <w:rFonts w:ascii="Segoe UI Emoji" w:hAnsi="Segoe UI Emoji" w:cs="Segoe UI Emoji" w:hint="eastAsia"/>
-          <w:b/>
-          <w:bCs/>
-          <w:i/>
-          <w:iCs/>
-          <w:strike/>
-          <w:u w:val="single"/>
-        </w:rPr>
-        <w:t>、萬華區、信義區、士林區</w:t>
-      </w:r>
-      <w:r>
-        <w:rPr>
-          <w:rFonts w:ascii="Segoe UI Emoji" w:hAnsi="Segoe UI Emoji" w:cs="Segoe UI Emoji" w:hint="eastAsia"/>
-          <w:b/>
-          <w:bCs/>
-          <w:i/>
-          <w:iCs/>
-          <w:strike/>
-          <w:u w:val="single"/>
-        </w:rPr>
-        <w:t>、</w:t>
-      </w:r>
-      <w:r>
-        <w:rPr>
-          <w:rFonts w:ascii="Segoe UI Emoji" w:hAnsi="Segoe UI Emoji" w:cs="Segoe UI Emoji" w:hint="eastAsia"/>
-          <w:b/>
-          <w:bCs/>
-          <w:i/>
-          <w:iCs/>
-          <w:strike/>
-          <w:u w:val="single"/>
-        </w:rPr>
-        <w:t>北投區、內湖區、南港區、文山區</w:t>
-      </w:r>
-      <w:r>
+          <w:rFonts w:hint="eastAsia"/>
+        </w:rPr>
+        <w:t>新北永和</w:t>
+      </w:r>
+      <w:r>
+        <w:rPr>
+          <w:rFonts w:ascii="Segoe UI Emoji" w:hAnsi="Segoe UI Emoji" w:cs="Segoe UI Emoji"/>
+        </w:rPr>
+        <w:t>✅</w:t>
+      </w:r>
+    </w:p>
+    <w:p>
+      <w:pPr>
+        <w:pBdr>
+          <w:bottom w:val="single" w:sz="6" w:space="1" w:color="auto"/>
+          <w:between w:val="single" w:sz="6" w:space="1" w:color="auto"/>
+        </w:pBdr>
         <w:rPr>
           <w:rFonts w:ascii="Segoe UI Emoji" w:hAnsi="Segoe UI Emoji" w:cs="Segoe UI Emoji"/>
           <w:b/>
@@ -321,264 +222,9 @@
           <w:strike/>
           <w:u w:val="single"/>
         </w:rPr>
-        <w:t>✅</w:t>
-      </w:r>
-      <w:r>
-        <w:t xml:space="preserve"> </w:t>
-      </w:r>
-    </w:p>
-    <w:p>
-      <w:pPr>
-        <w:pBdr>
-          <w:top w:val="single" w:sz="6" w:space="1" w:color="auto"/>
-          <w:bottom w:val="single" w:sz="6" w:space="1" w:color="auto"/>
-        </w:pBdr>
-      </w:pPr>
-      <w:r>
-        <w:rPr>
-          <w:rFonts w:hint="eastAsia"/>
-        </w:rPr>
-        <w:t>(</w:t>
-      </w:r>
-      <w:r>
-        <w:rPr>
-          <w:rFonts w:hint="eastAsia"/>
-        </w:rPr>
-        <w:t>台北結束</w:t>
-      </w:r>
-      <w:r>
-        <w:rPr>
-          <w:rFonts w:hint="eastAsia"/>
-        </w:rPr>
-        <w:t>)</w:t>
-      </w:r>
-    </w:p>
-    <w:p/>
-    <w:p>
-      <w:pPr>
-        <w:pBdr>
-          <w:bottom w:val="single" w:sz="6" w:space="1" w:color="auto"/>
-        </w:pBdr>
       </w:pPr>
     </w:p>
     <w:p>
-      <w:pPr>
-        <w:rPr>
-          <w:b/>
-          <w:bCs/>
-          <w:i/>
-          <w:iCs/>
-          <w:u w:val="single"/>
-        </w:rPr>
-      </w:pPr>
-      <w:r>
-        <w:rPr>
-          <w:rFonts w:hint="eastAsia"/>
-          <w:b/>
-          <w:bCs/>
-          <w:i/>
-          <w:iCs/>
-          <w:u w:val="single"/>
-        </w:rPr>
-        <w:t>新北板橋區</w:t>
-      </w:r>
-    </w:p>
-    <w:p>
-      <w:pPr>
-        <w:pBdr>
-          <w:bottom w:val="single" w:sz="6" w:space="1" w:color="auto"/>
-        </w:pBdr>
-      </w:pPr>
-      <w:r>
-        <w:rPr>
-          <w:b/>
-          <w:bCs/>
-        </w:rPr>
-        <w:t>信義派出所</w:t>
-      </w:r>
-      <w:r>
-        <w:br/>
-      </w:r>
-      <w:r>
-        <w:t>新北市板橋區廣權路</w:t>
-      </w:r>
-      <w:r>
-        <w:t>28</w:t>
-      </w:r>
-      <w:r>
-        <w:t>號</w:t>
-      </w:r>
-      <w:r>
-        <w:br/>
-        <w:t>02 29592317</w:t>
-      </w:r>
-    </w:p>
-    <w:p>
-      <w:pPr>
-        <w:rPr>
-          <w:b/>
-          <w:bCs/>
-          <w:i/>
-          <w:iCs/>
-          <w:u w:val="single"/>
-        </w:rPr>
-      </w:pPr>
-      <w:r>
-        <w:rPr>
-          <w:rFonts w:hint="eastAsia"/>
-          <w:b/>
-          <w:bCs/>
-          <w:i/>
-          <w:iCs/>
-          <w:u w:val="single"/>
-        </w:rPr>
-        <w:t>新北三重區</w:t>
-      </w:r>
-    </w:p>
-    <w:p>
-      <w:pPr>
-        <w:pBdr>
-          <w:bottom w:val="single" w:sz="6" w:space="1" w:color="auto"/>
-        </w:pBdr>
-        <w:rPr>
-          <w:rFonts w:hint="eastAsia"/>
-        </w:rPr>
-      </w:pPr>
-      <w:r>
-        <w:rPr>
-          <w:b/>
-          <w:bCs/>
-        </w:rPr>
-        <w:t>重陽派出所</w:t>
-      </w:r>
-      <w:r>
-        <w:br/>
-      </w:r>
-      <w:r>
-        <w:t>新北市三重區集賢路</w:t>
-      </w:r>
-      <w:r>
-        <w:t>163</w:t>
-      </w:r>
-      <w:r>
-        <w:t>號</w:t>
-      </w:r>
-      <w:r>
-        <w:br/>
-        <w:t>02 82879727</w:t>
-      </w:r>
-    </w:p>
-    <w:p>
-      <w:pPr>
-        <w:rPr>
-          <w:b/>
-          <w:bCs/>
-          <w:i/>
-          <w:iCs/>
-          <w:u w:val="single"/>
-        </w:rPr>
-      </w:pPr>
-      <w:r>
-        <w:rPr>
-          <w:rFonts w:hint="eastAsia"/>
-          <w:b/>
-          <w:bCs/>
-          <w:i/>
-          <w:iCs/>
-          <w:u w:val="single"/>
-        </w:rPr>
-        <w:t>新北中和區</w:t>
-      </w:r>
-    </w:p>
-    <w:p>
-      <w:r>
-        <w:rPr>
-          <w:b/>
-          <w:bCs/>
-        </w:rPr>
-        <w:t>錦和派出所</w:t>
-      </w:r>
-      <w:r>
-        <w:br/>
-      </w:r>
-      <w:r>
-        <w:t>新北市中和區中正路</w:t>
-      </w:r>
-      <w:r>
-        <w:t>275</w:t>
-      </w:r>
-      <w:r>
-        <w:t>號</w:t>
-      </w:r>
-      <w:r>
-        <w:t>1</w:t>
-      </w:r>
-      <w:r>
-        <w:t>樓</w:t>
-      </w:r>
-      <w:r>
-        <w:br/>
-        <w:t>02 22482551</w:t>
-      </w:r>
-    </w:p>
-    <w:p>
-      <w:pPr>
-        <w:pBdr>
-          <w:top w:val="single" w:sz="6" w:space="1" w:color="auto"/>
-          <w:bottom w:val="single" w:sz="6" w:space="1" w:color="auto"/>
-        </w:pBdr>
-        <w:rPr>
-          <w:rFonts w:ascii="Segoe UI Emoji" w:hAnsi="Segoe UI Emoji" w:cs="Segoe UI Emoji"/>
-          <w:b/>
-          <w:bCs/>
-          <w:i/>
-          <w:iCs/>
-          <w:strike/>
-          <w:u w:val="single"/>
-        </w:rPr>
-      </w:pPr>
-      <w:r>
-        <w:rPr>
-          <w:rFonts w:hint="eastAsia"/>
-        </w:rPr>
-        <w:t>新北永和</w:t>
-      </w:r>
-      <w:r>
-        <w:rPr>
-          <w:rFonts w:ascii="Segoe UI Emoji" w:hAnsi="Segoe UI Emoji" w:cs="Segoe UI Emoji"/>
-          <w:b/>
-          <w:bCs/>
-          <w:i/>
-          <w:iCs/>
-          <w:strike/>
-          <w:u w:val="single"/>
-        </w:rPr>
-        <w:t>✅</w:t>
-      </w:r>
-    </w:p>
-    <w:p>
-      <w:pPr>
-        <w:pBdr>
-          <w:bottom w:val="single" w:sz="6" w:space="1" w:color="auto"/>
-          <w:between w:val="single" w:sz="6" w:space="1" w:color="auto"/>
-        </w:pBdr>
-        <w:rPr>
-          <w:rFonts w:ascii="Segoe UI Emoji" w:hAnsi="Segoe UI Emoji" w:cs="Segoe UI Emoji"/>
-          <w:b/>
-          <w:bCs/>
-          <w:i/>
-          <w:iCs/>
-          <w:strike/>
-          <w:u w:val="single"/>
-        </w:rPr>
-      </w:pPr>
-    </w:p>
-    <w:p>
-      <w:pPr>
-        <w:rPr>
-          <w:rFonts w:hint="eastAsia"/>
-        </w:rPr>
-      </w:pPr>
       <w:r>
         <w:rPr>
           <w:rFonts w:ascii="Segoe UI Emoji" w:hAnsi="Segoe UI Emoji" w:cs="Segoe UI Emoji" w:hint="eastAsia"/>

--- a/文件/位置有跑掉的警局.docx
+++ b/文件/位置有跑掉的警局.docx
@@ -23,182 +23,15 @@
     </w:p>
     <w:p>
       <w:pPr>
-        <w:rPr>
-          <w:b/>
-          <w:bCs/>
-          <w:i/>
-          <w:iCs/>
-          <w:u w:val="single"/>
-        </w:rPr>
-      </w:pPr>
-      <w:r>
-        <w:rPr>
-          <w:rFonts w:hint="eastAsia"/>
-          <w:b/>
-          <w:bCs/>
-          <w:i/>
-          <w:iCs/>
-          <w:u w:val="single"/>
-        </w:rPr>
-        <w:t>新北板橋區</w:t>
-      </w:r>
-    </w:p>
-    <w:p>
-      <w:pPr>
         <w:pBdr>
           <w:bottom w:val="single" w:sz="6" w:space="1" w:color="auto"/>
         </w:pBdr>
       </w:pPr>
       <w:r>
         <w:rPr>
-          <w:b/>
-          <w:bCs/>
+          <w:rFonts w:ascii="Segoe UI Emoji" w:hAnsi="Segoe UI Emoji" w:cs="Segoe UI Emoji" w:hint="eastAsia"/>
         </w:rPr>
-        <w:t>信義派出所</w:t>
-      </w:r>
-      <w:r>
-        <w:br/>
-      </w:r>
-      <w:r>
-        <w:t>新北市板橋區廣權路</w:t>
-      </w:r>
-      <w:r>
-        <w:t>28</w:t>
-      </w:r>
-      <w:r>
-        <w:t>號</w:t>
-      </w:r>
-      <w:r>
-        <w:br/>
-        <w:t>02 29592317</w:t>
-      </w:r>
-    </w:p>
-    <w:p>
-      <w:pPr>
-        <w:rPr>
-          <w:b/>
-          <w:bCs/>
-          <w:i/>
-          <w:iCs/>
-          <w:u w:val="single"/>
-        </w:rPr>
-      </w:pPr>
-      <w:r>
-        <w:rPr>
-          <w:rFonts w:hint="eastAsia"/>
-          <w:b/>
-          <w:bCs/>
-          <w:i/>
-          <w:iCs/>
-          <w:u w:val="single"/>
-        </w:rPr>
-        <w:t>新北三重區</w:t>
-      </w:r>
-    </w:p>
-    <w:p>
-      <w:pPr>
-        <w:pBdr>
-          <w:bottom w:val="single" w:sz="6" w:space="1" w:color="auto"/>
-        </w:pBdr>
-      </w:pPr>
-      <w:r>
-        <w:rPr>
-          <w:b/>
-          <w:bCs/>
-        </w:rPr>
-        <w:t>重陽派出所</w:t>
-      </w:r>
-      <w:r>
-        <w:br/>
-      </w:r>
-      <w:r>
-        <w:t>新北市三重區集賢路</w:t>
-      </w:r>
-      <w:r>
-        <w:t>163</w:t>
-      </w:r>
-      <w:r>
-        <w:t>號</w:t>
-      </w:r>
-      <w:r>
-        <w:br/>
-        <w:t>02 82879727</w:t>
-      </w:r>
-    </w:p>
-    <w:p>
-      <w:pPr>
-        <w:rPr>
-          <w:b/>
-          <w:bCs/>
-          <w:i/>
-          <w:iCs/>
-          <w:u w:val="single"/>
-        </w:rPr>
-      </w:pPr>
-      <w:r>
-        <w:rPr>
-          <w:rFonts w:hint="eastAsia"/>
-          <w:b/>
-          <w:bCs/>
-          <w:i/>
-          <w:iCs/>
-          <w:u w:val="single"/>
-        </w:rPr>
-        <w:t>新北中和區</w:t>
-      </w:r>
-    </w:p>
-    <w:p>
-      <w:r>
-        <w:rPr>
-          <w:b/>
-          <w:bCs/>
-        </w:rPr>
-        <w:t>錦和派出所</w:t>
-      </w:r>
-      <w:r>
-        <w:br/>
-      </w:r>
-      <w:r>
-        <w:t>新北市中和區中正路</w:t>
-      </w:r>
-      <w:r>
-        <w:t>275</w:t>
-      </w:r>
-      <w:r>
-        <w:t>號</w:t>
-      </w:r>
-      <w:r>
-        <w:t>1</w:t>
-      </w:r>
-      <w:r>
-        <w:t>樓</w:t>
-      </w:r>
-      <w:r>
-        <w:br/>
-        <w:t>02 22482551</w:t>
-      </w:r>
-    </w:p>
-    <w:p>
-      <w:pPr>
-        <w:pBdr>
-          <w:top w:val="single" w:sz="6" w:space="1" w:color="auto"/>
-          <w:bottom w:val="single" w:sz="6" w:space="1" w:color="auto"/>
-        </w:pBdr>
-        <w:rPr>
-          <w:rFonts w:ascii="Segoe UI Emoji" w:hAnsi="Segoe UI Emoji" w:cs="Segoe UI Emoji"/>
-          <w:b/>
-          <w:bCs/>
-          <w:i/>
-          <w:iCs/>
-          <w:strike/>
-          <w:u w:val="single"/>
-        </w:rPr>
-      </w:pPr>
-      <w:r>
-        <w:rPr>
-          <w:rFonts w:hint="eastAsia"/>
-        </w:rPr>
-        <w:t>新北永和</w:t>
+        <w:t>新北市</w:t>
       </w:r>
       <w:r>
         <w:rPr>
@@ -224,20 +57,7 @@
         </w:rPr>
       </w:pPr>
     </w:p>
-    <w:p>
-      <w:r>
-        <w:rPr>
-          <w:rFonts w:ascii="Segoe UI Emoji" w:hAnsi="Segoe UI Emoji" w:cs="Segoe UI Emoji" w:hint="eastAsia"/>
-        </w:rPr>
-        <w:t>新莊區沒資料</w:t>
-      </w:r>
-      <w:r>
-        <w:rPr>
-          <w:rFonts w:ascii="Segoe UI Emoji" w:hAnsi="Segoe UI Emoji" w:cs="Segoe UI Emoji" w:hint="eastAsia"/>
-        </w:rPr>
-        <w:t>????</w:t>
-      </w:r>
-    </w:p>
+    <w:p/>
     <w:sectPr>
       <w:pgSz w:w="11906" w:h="16838"/>
       <w:pgMar w:top="1440" w:right="1800" w:bottom="1440" w:left="1800" w:header="851" w:footer="992" w:gutter="0"/>
@@ -854,6 +674,7 @@
   <w:style w:type="character" w:default="1" w:styleId="a0">
     <w:name w:val="Default Paragraph Font"/>
     <w:uiPriority w:val="1"/>
+    <w:semiHidden/>
     <w:unhideWhenUsed/>
   </w:style>
   <w:style w:type="table" w:default="1" w:styleId="a1">

--- a/文件/位置有跑掉的警局.docx
+++ b/文件/位置有跑掉的警局.docx
@@ -57,7 +57,168 @@
         </w:rPr>
       </w:pPr>
     </w:p>
+    <w:p>
+      <w:r>
+        <w:rPr>
+          <w:rFonts w:hint="eastAsia"/>
+        </w:rPr>
+        <w:t>桃園</w:t>
+      </w:r>
+    </w:p>
+    <w:p>
+      <w:r>
+        <w:rPr>
+          <w:b/>
+          <w:bCs/>
+        </w:rPr>
+        <w:t>新屋分駐所</w:t>
+      </w:r>
+      <w:r>
+        <w:br/>
+      </w:r>
+      <w:r>
+        <w:t>桃園市新屋區中山路</w:t>
+      </w:r>
+      <w:r>
+        <w:t>241</w:t>
+      </w:r>
+      <w:r>
+        <w:t>號</w:t>
+      </w:r>
+      <w:r>
+        <w:br/>
+        <w:t>03 4772014</w:t>
+      </w:r>
+    </w:p>
     <w:p/>
+    <w:p>
+      <w:r>
+        <w:rPr>
+          <w:b/>
+          <w:bCs/>
+        </w:rPr>
+        <w:t>永安派出所</w:t>
+      </w:r>
+      <w:r>
+        <w:br/>
+      </w:r>
+      <w:r>
+        <w:t>桃園市新屋區中山西路</w:t>
+      </w:r>
+      <w:r>
+        <w:t>3</w:t>
+      </w:r>
+      <w:r>
+        <w:t>段</w:t>
+      </w:r>
+      <w:r>
+        <w:t>62</w:t>
+      </w:r>
+      <w:r>
+        <w:t>號</w:t>
+      </w:r>
+      <w:r>
+        <w:br/>
+        <w:t>03 4861092</w:t>
+      </w:r>
+    </w:p>
+    <w:p/>
+    <w:p/>
+    <w:p>
+      <w:r>
+        <w:rPr>
+          <w:b/>
+          <w:bCs/>
+        </w:rPr>
+        <w:t>溪內派出所</w:t>
+      </w:r>
+      <w:r>
+        <w:br/>
+      </w:r>
+      <w:r>
+        <w:t>桃園市復興區羅浮里河流</w:t>
+      </w:r>
+      <w:r>
+        <w:t>2</w:t>
+      </w:r>
+      <w:r>
+        <w:t>鄰</w:t>
+      </w:r>
+      <w:r>
+        <w:t>51</w:t>
+      </w:r>
+      <w:r>
+        <w:t>之</w:t>
+      </w:r>
+      <w:r>
+        <w:t>2</w:t>
+      </w:r>
+      <w:r>
+        <w:t>號</w:t>
+      </w:r>
+      <w:r>
+        <w:br/>
+        <w:t>03 3822958</w:t>
+      </w:r>
+    </w:p>
+    <w:p/>
+    <w:p/>
+    <w:p>
+      <w:r>
+        <w:rPr>
+          <w:b/>
+          <w:bCs/>
+        </w:rPr>
+        <w:t>羅浮派出所</w:t>
+      </w:r>
+      <w:r>
+        <w:br/>
+      </w:r>
+      <w:r>
+        <w:t>桃園市復興區羅浮里</w:t>
+      </w:r>
+      <w:r>
+        <w:t>3</w:t>
+      </w:r>
+      <w:r>
+        <w:t>鄰</w:t>
+      </w:r>
+      <w:r>
+        <w:t>3</w:t>
+      </w:r>
+      <w:r>
+        <w:t>號</w:t>
+      </w:r>
+      <w:r>
+        <w:br/>
+        <w:t>03 3822606</w:t>
+      </w:r>
+    </w:p>
+    <w:p>
+      <w:pPr>
+        <w:rPr>
+          <w:rFonts w:hint="eastAsia"/>
+        </w:rPr>
+      </w:pPr>
+      <w:r>
+        <w:rPr>
+          <w:rFonts w:hint="eastAsia"/>
+        </w:rPr>
+        <w:t>(</w:t>
+      </w:r>
+      <w:r>
+        <w:rPr>
+          <w:rFonts w:hint="eastAsia"/>
+        </w:rPr>
+        <w:t>還有其他復興區還沒看</w:t>
+      </w:r>
+      <w:r>
+        <w:rPr>
+          <w:rFonts w:hint="eastAsia"/>
+        </w:rPr>
+        <w:t>)</w:t>
+      </w:r>
+    </w:p>
     <w:sectPr>
       <w:pgSz w:w="11906" w:h="16838"/>
       <w:pgMar w:top="1440" w:right="1800" w:bottom="1440" w:left="1800" w:header="851" w:footer="992" w:gutter="0"/>
@@ -674,7 +835,6 @@
   <w:style w:type="character" w:default="1" w:styleId="a0">
     <w:name w:val="Default Paragraph Font"/>
     <w:uiPriority w:val="1"/>
-    <w:semiHidden/>
     <w:unhideWhenUsed/>
   </w:style>
   <w:style w:type="table" w:default="1" w:styleId="a1">

--- a/文件/位置有跑掉的警局.docx
+++ b/文件/位置有跑掉的警局.docx
@@ -44,154 +44,91 @@
       <w:pPr>
         <w:pBdr>
           <w:bottom w:val="single" w:sz="6" w:space="1" w:color="auto"/>
-          <w:between w:val="single" w:sz="6" w:space="1" w:color="auto"/>
         </w:pBdr>
-        <w:rPr>
-          <w:rFonts w:ascii="Segoe UI Emoji" w:hAnsi="Segoe UI Emoji" w:cs="Segoe UI Emoji"/>
-          <w:b/>
-          <w:bCs/>
-          <w:i/>
-          <w:iCs/>
-          <w:strike/>
-          <w:u w:val="single"/>
-        </w:rPr>
       </w:pPr>
-    </w:p>
-    <w:p>
       <w:r>
         <w:rPr>
           <w:rFonts w:hint="eastAsia"/>
         </w:rPr>
         <w:t>桃園</w:t>
       </w:r>
+      <w:r>
+        <w:rPr>
+          <w:rFonts w:ascii="Segoe UI Emoji" w:hAnsi="Segoe UI Emoji" w:cs="Segoe UI Emoji"/>
+        </w:rPr>
+        <w:t>✅</w:t>
+      </w:r>
     </w:p>
+    <w:p>
+      <w:pPr>
+        <w:pBdr>
+          <w:bottom w:val="single" w:sz="6" w:space="1" w:color="auto"/>
+        </w:pBdr>
+        <w:rPr>
+          <w:rFonts w:hint="eastAsia"/>
+        </w:rPr>
+      </w:pPr>
+      <w:r>
+        <w:rPr>
+          <w:rFonts w:hint="eastAsia"/>
+        </w:rPr>
+        <w:t>台中</w:t>
+      </w:r>
+    </w:p>
+    <w:p/>
+    <w:p>
+      <w:r>
+        <w:rPr>
+          <w:rFonts w:hint="eastAsia"/>
+        </w:rPr>
+        <w:t>台中</w:t>
+      </w:r>
+    </w:p>
+    <w:p/>
     <w:p>
       <w:r>
         <w:rPr>
           <w:b/>
           <w:bCs/>
         </w:rPr>
-        <w:t>新屋分駐所</w:t>
-      </w:r>
-      <w:r>
-        <w:br/>
-      </w:r>
-      <w:r>
-        <w:t>桃園市新屋區中山路</w:t>
-      </w:r>
-      <w:r>
-        <w:t>241</w:t>
-      </w:r>
-      <w:r>
-        <w:t>號</w:t>
-      </w:r>
-      <w:r>
-        <w:br/>
-        <w:t>03 4772014</w:t>
-      </w:r>
-    </w:p>
-    <w:p/>
-    <w:p>
+        <w:t>海</w:t>
+      </w:r>
+      <w:proofErr w:type="gramStart"/>
       <w:r>
         <w:rPr>
           <w:b/>
           <w:bCs/>
         </w:rPr>
-        <w:t>永安派出所</w:t>
-      </w:r>
-      <w:r>
-        <w:br/>
-      </w:r>
-      <w:r>
-        <w:t>桃園市新屋區中山西路</w:t>
-      </w:r>
-      <w:r>
-        <w:t>3</w:t>
-      </w:r>
-      <w:r>
-        <w:t>段</w:t>
-      </w:r>
-      <w:r>
-        <w:t>62</w:t>
-      </w:r>
-      <w:r>
-        <w:t>號</w:t>
-      </w:r>
-      <w:r>
-        <w:br/>
-        <w:t>03 4861092</w:t>
-      </w:r>
-    </w:p>
-    <w:p/>
-    <w:p/>
-    <w:p>
+        <w:t>墘</w:t>
+      </w:r>
+      <w:proofErr w:type="gramEnd"/>
       <w:r>
         <w:rPr>
           <w:b/>
           <w:bCs/>
         </w:rPr>
-        <w:t>溪內派出所</w:t>
+        <w:t>派出所</w:t>
       </w:r>
       <w:r>
         <w:br/>
       </w:r>
-      <w:r>
-        <w:t>桃園市復興區羅浮里河流</w:t>
-      </w:r>
-      <w:r>
-        <w:t>2</w:t>
-      </w:r>
-      <w:r>
-        <w:t>鄰</w:t>
-      </w:r>
-      <w:r>
-        <w:t>51</w:t>
-      </w:r>
-      <w:r>
-        <w:t>之</w:t>
-      </w:r>
-      <w:r>
-        <w:t>2</w:t>
+      <w:proofErr w:type="gramStart"/>
+      <w:r>
+        <w:t>臺</w:t>
+      </w:r>
+      <w:proofErr w:type="gramEnd"/>
+      <w:r>
+        <w:t>中市大安區大安港路</w:t>
+      </w:r>
+      <w:r>
+        <w:t>1160</w:t>
       </w:r>
       <w:r>
         <w:t>號</w:t>
       </w:r>
       <w:r>
         <w:br/>
-        <w:t>03 3822958</w:t>
-      </w:r>
-    </w:p>
-    <w:p/>
-    <w:p/>
-    <w:p>
-      <w:r>
-        <w:rPr>
-          <w:b/>
-          <w:bCs/>
-        </w:rPr>
-        <w:t>羅浮派出所</w:t>
-      </w:r>
-      <w:r>
-        <w:br/>
-      </w:r>
-      <w:r>
-        <w:t>桃園市復興區羅浮里</w:t>
-      </w:r>
-      <w:r>
-        <w:t>3</w:t>
-      </w:r>
-      <w:r>
-        <w:t>鄰</w:t>
-      </w:r>
-      <w:r>
-        <w:t>3</w:t>
-      </w:r>
-      <w:r>
-        <w:t>號</w:t>
-      </w:r>
-      <w:r>
-        <w:br/>
-        <w:t>03 3822606</w:t>
+        <w:t>04 26875845</w:t>
       </w:r>
     </w:p>
     <w:p>
@@ -200,24 +137,6 @@
           <w:rFonts w:hint="eastAsia"/>
         </w:rPr>
       </w:pPr>
-      <w:r>
-        <w:rPr>
-          <w:rFonts w:hint="eastAsia"/>
-        </w:rPr>
-        <w:t>(</w:t>
-      </w:r>
-      <w:r>
-        <w:rPr>
-          <w:rFonts w:hint="eastAsia"/>
-        </w:rPr>
-        <w:t>還有其他復興區還沒看</w:t>
-      </w:r>
-      <w:r>
-        <w:rPr>
-          <w:rFonts w:hint="eastAsia"/>
-        </w:rPr>
-        <w:t>)</w:t>
-      </w:r>
     </w:p>
     <w:sectPr>
       <w:pgSz w:w="11906" w:h="16838"/>

--- a/文件/位置有跑掉的警局.docx
+++ b/文件/位置有跑掉的警局.docx
@@ -65,7 +65,7 @@
           <w:bottom w:val="single" w:sz="6" w:space="1" w:color="auto"/>
         </w:pBdr>
         <w:rPr>
-          <w:rFonts w:hint="eastAsia"/>
+          <w:rFonts w:ascii="Segoe UI Emoji" w:hAnsi="Segoe UI Emoji" w:cs="Segoe UI Emoji"/>
         </w:rPr>
       </w:pPr>
       <w:r>
@@ -74,6 +74,19 @@
         </w:rPr>
         <w:t>台中</w:t>
       </w:r>
+      <w:r>
+        <w:rPr>
+          <w:rFonts w:ascii="Segoe UI Emoji" w:hAnsi="Segoe UI Emoji" w:cs="Segoe UI Emoji"/>
+        </w:rPr>
+        <w:t>✅</w:t>
+      </w:r>
+    </w:p>
+    <w:p>
+      <w:pPr>
+        <w:pBdr>
+          <w:bottom w:val="single" w:sz="6" w:space="1" w:color="auto"/>
+        </w:pBdr>
+      </w:pPr>
     </w:p>
     <w:p/>
     <w:p>
@@ -81,62 +94,67 @@
         <w:rPr>
           <w:rFonts w:hint="eastAsia"/>
         </w:rPr>
-        <w:t>台中</w:t>
+        <w:t>台南</w:t>
       </w:r>
     </w:p>
-    <w:p/>
     <w:p>
       <w:r>
         <w:rPr>
-          <w:b/>
-          <w:bCs/>
+          <w:rFonts w:hint="eastAsia"/>
         </w:rPr>
-        <w:t>海</w:t>
+        <w:t>安平區還沒看，但前</w:t>
       </w:r>
-      <w:proofErr w:type="gramStart"/>
       <w:r>
         <w:rPr>
-          <w:b/>
-          <w:bCs/>
+          <w:rFonts w:hint="eastAsia"/>
         </w:rPr>
-        <w:t>墘</w:t>
+        <w:t>4</w:t>
       </w:r>
-      <w:proofErr w:type="gramEnd"/>
       <w:r>
         <w:rPr>
-          <w:b/>
-          <w:bCs/>
+          <w:rFonts w:hint="eastAsia"/>
         </w:rPr>
-        <w:t>派出所</w:t>
-      </w:r>
-      <w:r>
-        <w:br/>
-      </w:r>
-      <w:proofErr w:type="gramStart"/>
-      <w:r>
-        <w:t>臺</w:t>
-      </w:r>
-      <w:proofErr w:type="gramEnd"/>
-      <w:r>
-        <w:t>中市大安區大安港路</w:t>
-      </w:r>
-      <w:r>
-        <w:t>1160</w:t>
-      </w:r>
-      <w:r>
-        <w:t>號</w:t>
-      </w:r>
-      <w:r>
-        <w:br/>
-        <w:t>04 26875845</w:t>
+        <w:t>個看完也修正了</w:t>
       </w:r>
     </w:p>
     <w:p>
-      <w:pPr>
-        <w:rPr>
-          <w:rFonts w:hint="eastAsia"/>
-        </w:rPr>
-      </w:pPr>
+      <w:r>
+        <w:drawing>
+          <wp:inline distT="0" distB="0" distL="0" distR="0" wp14:anchorId="40A66DDC" wp14:editId="3D1BDF73">
+            <wp:extent cx="4896533" cy="2896004"/>
+            <wp:effectExtent l="0" t="0" r="0" b="0"/>
+            <wp:docPr id="949997304" name="圖片 1" descr="一張含有 文字, 字型, 螢幕擷取畫面, 圖表 的圖片&#10;&#10;AI 產生的內容可能不正確。"/>
+            <wp:cNvGraphicFramePr>
+              <a:graphicFrameLocks xmlns:a="http://schemas.openxmlformats.org/drawingml/2006/main" noChangeAspect="1"/>
+            </wp:cNvGraphicFramePr>
+            <a:graphic xmlns:a="http://schemas.openxmlformats.org/drawingml/2006/main">
+              <a:graphicData uri="http://schemas.openxmlformats.org/drawingml/2006/picture">
+                <pic:pic xmlns:pic="http://schemas.openxmlformats.org/drawingml/2006/picture">
+                  <pic:nvPicPr>
+                    <pic:cNvPr id="949997304" name="圖片 1" descr="一張含有 文字, 字型, 螢幕擷取畫面, 圖表 的圖片&#10;&#10;AI 產生的內容可能不正確。"/>
+                    <pic:cNvPicPr/>
+                  </pic:nvPicPr>
+                  <pic:blipFill>
+                    <a:blip r:embed="rId4"/>
+                    <a:stretch>
+                      <a:fillRect/>
+                    </a:stretch>
+                  </pic:blipFill>
+                  <pic:spPr>
+                    <a:xfrm>
+                      <a:off x="0" y="0"/>
+                      <a:ext cx="4896533" cy="2896004"/>
+                    </a:xfrm>
+                    <a:prstGeom prst="rect">
+                      <a:avLst/>
+                    </a:prstGeom>
+                  </pic:spPr>
+                </pic:pic>
+              </a:graphicData>
+            </a:graphic>
+          </wp:inline>
+        </w:drawing>
+      </w:r>
     </w:p>
     <w:sectPr>
       <w:pgSz w:w="11906" w:h="16838"/>
@@ -754,6 +772,7 @@
   <w:style w:type="character" w:default="1" w:styleId="a0">
     <w:name w:val="Default Paragraph Font"/>
     <w:uiPriority w:val="1"/>
+    <w:semiHidden/>
     <w:unhideWhenUsed/>
   </w:style>
   <w:style w:type="table" w:default="1" w:styleId="a1">

--- a/文件/位置有跑掉的警局.docx
+++ b/文件/位置有跑掉的警局.docx
@@ -86,39 +86,81 @@
         <w:pBdr>
           <w:bottom w:val="single" w:sz="6" w:space="1" w:color="auto"/>
         </w:pBdr>
+        <w:rPr>
+          <w:rFonts w:ascii="Segoe UI Emoji" w:hAnsi="Segoe UI Emoji" w:cs="Segoe UI Emoji"/>
+        </w:rPr>
+      </w:pPr>
+      <w:r>
+        <w:rPr>
+          <w:rFonts w:hint="eastAsia"/>
+        </w:rPr>
+        <w:t>台南</w:t>
+      </w:r>
+      <w:r>
+        <w:rPr>
+          <w:rFonts w:ascii="Segoe UI Emoji" w:hAnsi="Segoe UI Emoji" w:cs="Segoe UI Emoji"/>
+        </w:rPr>
+        <w:t>✅</w:t>
+      </w:r>
+    </w:p>
+    <w:p>
+      <w:pPr>
+        <w:pBdr>
+          <w:bottom w:val="single" w:sz="6" w:space="1" w:color="auto"/>
+        </w:pBdr>
       </w:pPr>
     </w:p>
+    <w:p>
+      <w:r>
+        <w:rPr>
+          <w:rFonts w:hint="eastAsia"/>
+        </w:rPr>
+        <w:t>高雄</w:t>
+      </w:r>
+    </w:p>
+    <w:p>
+      <w:pPr>
+        <w:rPr>
+          <w:rFonts w:hint="eastAsia"/>
+        </w:rPr>
+      </w:pPr>
+      <w:r>
+        <w:rPr>
+          <w:rFonts w:hint="eastAsia"/>
+        </w:rPr>
+        <w:t>~</w:t>
+      </w:r>
+      <w:r>
+        <w:t>苓雅</w:t>
+      </w:r>
+    </w:p>
+    <w:p/>
     <w:p/>
     <w:p>
-      <w:r>
-        <w:rPr>
-          <w:rFonts w:hint="eastAsia"/>
-        </w:rPr>
-        <w:t>台南</w:t>
-      </w:r>
+      <w:pPr>
+        <w:pBdr>
+          <w:bottom w:val="single" w:sz="6" w:space="1" w:color="auto"/>
+        </w:pBdr>
+      </w:pPr>
     </w:p>
     <w:p>
-      <w:r>
+      <w:pPr>
         <w:rPr>
           <w:rFonts w:hint="eastAsia"/>
         </w:rPr>
-        <w:t>安平區還沒看，但前</w:t>
-      </w:r>
+      </w:pPr>
       <w:r>
         <w:rPr>
           <w:rFonts w:hint="eastAsia"/>
         </w:rPr>
-        <w:t>4</w:t>
-      </w:r>
-      <w:r>
-        <w:rPr>
-          <w:rFonts w:hint="eastAsia"/>
-        </w:rPr>
-        <w:t>個看完也修正了</w:t>
+        <w:t>範例：</w:t>
       </w:r>
     </w:p>
     <w:p>
       <w:r>
+        <w:rPr>
+          <w:noProof/>
+        </w:rPr>
         <w:drawing>
           <wp:inline distT="0" distB="0" distL="0" distR="0" wp14:anchorId="40A66DDC" wp14:editId="3D1BDF73">
             <wp:extent cx="4896533" cy="2896004"/>
@@ -144,6 +186,147 @@
                     <a:xfrm>
                       <a:off x="0" y="0"/>
                       <a:ext cx="4896533" cy="2896004"/>
+                    </a:xfrm>
+                    <a:prstGeom prst="rect">
+                      <a:avLst/>
+                    </a:prstGeom>
+                  </pic:spPr>
+                </pic:pic>
+              </a:graphicData>
+            </a:graphic>
+          </wp:inline>
+        </w:drawing>
+      </w:r>
+    </w:p>
+    <w:p/>
+    <w:p>
+      <w:r>
+        <w:rPr>
+          <w:rFonts w:hint="eastAsia"/>
+        </w:rPr>
+        <w:t>再更</w:t>
+      </w:r>
+    </w:p>
+    <w:p>
+      <w:r>
+        <w:rPr>
+          <w:rFonts w:hint="eastAsia"/>
+        </w:rPr>
+        <w:t>安平看完</w:t>
+      </w:r>
+    </w:p>
+    <w:p/>
+    <w:p>
+      <w:r>
+        <w:lastRenderedPageBreak/>
+        <w:drawing>
+          <wp:inline distT="0" distB="0" distL="0" distR="0" wp14:anchorId="5BABD83A" wp14:editId="78590A61">
+            <wp:extent cx="5274310" cy="4144645"/>
+            <wp:effectExtent l="0" t="0" r="2540" b="8255"/>
+            <wp:docPr id="147485597" name="圖片 1" descr="一張含有 文字, 螢幕擷取畫面, 字型, 標誌 的圖片&#10;&#10;AI 產生的內容可能不正確。"/>
+            <wp:cNvGraphicFramePr>
+              <a:graphicFrameLocks xmlns:a="http://schemas.openxmlformats.org/drawingml/2006/main" noChangeAspect="1"/>
+            </wp:cNvGraphicFramePr>
+            <a:graphic xmlns:a="http://schemas.openxmlformats.org/drawingml/2006/main">
+              <a:graphicData uri="http://schemas.openxmlformats.org/drawingml/2006/picture">
+                <pic:pic xmlns:pic="http://schemas.openxmlformats.org/drawingml/2006/picture">
+                  <pic:nvPicPr>
+                    <pic:cNvPr id="147485597" name="圖片 1" descr="一張含有 文字, 螢幕擷取畫面, 字型, 標誌 的圖片&#10;&#10;AI 產生的內容可能不正確。"/>
+                    <pic:cNvPicPr/>
+                  </pic:nvPicPr>
+                  <pic:blipFill>
+                    <a:blip r:embed="rId5"/>
+                    <a:stretch>
+                      <a:fillRect/>
+                    </a:stretch>
+                  </pic:blipFill>
+                  <pic:spPr>
+                    <a:xfrm>
+                      <a:off x="0" y="0"/>
+                      <a:ext cx="5274310" cy="4144645"/>
+                    </a:xfrm>
+                    <a:prstGeom prst="rect">
+                      <a:avLst/>
+                    </a:prstGeom>
+                  </pic:spPr>
+                </pic:pic>
+              </a:graphicData>
+            </a:graphic>
+          </wp:inline>
+        </w:drawing>
+      </w:r>
+    </w:p>
+    <w:p>
+      <w:r>
+        <w:drawing>
+          <wp:inline distT="0" distB="0" distL="0" distR="0" wp14:anchorId="0D6613E4" wp14:editId="7826D8E6">
+            <wp:extent cx="5274310" cy="3409315"/>
+            <wp:effectExtent l="0" t="0" r="2540" b="635"/>
+            <wp:docPr id="478043479" name="圖片 1" descr="一張含有 文字, 螢幕擷取畫面, 字型, 設計 的圖片&#10;&#10;AI 產生的內容可能不正確。"/>
+            <wp:cNvGraphicFramePr>
+              <a:graphicFrameLocks xmlns:a="http://schemas.openxmlformats.org/drawingml/2006/main" noChangeAspect="1"/>
+            </wp:cNvGraphicFramePr>
+            <a:graphic xmlns:a="http://schemas.openxmlformats.org/drawingml/2006/main">
+              <a:graphicData uri="http://schemas.openxmlformats.org/drawingml/2006/picture">
+                <pic:pic xmlns:pic="http://schemas.openxmlformats.org/drawingml/2006/picture">
+                  <pic:nvPicPr>
+                    <pic:cNvPr id="478043479" name="圖片 1" descr="一張含有 文字, 螢幕擷取畫面, 字型, 設計 的圖片&#10;&#10;AI 產生的內容可能不正確。"/>
+                    <pic:cNvPicPr/>
+                  </pic:nvPicPr>
+                  <pic:blipFill>
+                    <a:blip r:embed="rId6"/>
+                    <a:stretch>
+                      <a:fillRect/>
+                    </a:stretch>
+                  </pic:blipFill>
+                  <pic:spPr>
+                    <a:xfrm>
+                      <a:off x="0" y="0"/>
+                      <a:ext cx="5274310" cy="3409315"/>
+                    </a:xfrm>
+                    <a:prstGeom prst="rect">
+                      <a:avLst/>
+                    </a:prstGeom>
+                  </pic:spPr>
+                </pic:pic>
+              </a:graphicData>
+            </a:graphic>
+          </wp:inline>
+        </w:drawing>
+      </w:r>
+    </w:p>
+    <w:p>
+      <w:pPr>
+        <w:rPr>
+          <w:rFonts w:hint="eastAsia"/>
+        </w:rPr>
+      </w:pPr>
+      <w:r>
+        <w:drawing>
+          <wp:inline distT="0" distB="0" distL="0" distR="0" wp14:anchorId="0625560C" wp14:editId="6BEC90C8">
+            <wp:extent cx="5274310" cy="212725"/>
+            <wp:effectExtent l="0" t="0" r="2540" b="0"/>
+            <wp:docPr id="1962184362" name="圖片 1"/>
+            <wp:cNvGraphicFramePr>
+              <a:graphicFrameLocks xmlns:a="http://schemas.openxmlformats.org/drawingml/2006/main" noChangeAspect="1"/>
+            </wp:cNvGraphicFramePr>
+            <a:graphic xmlns:a="http://schemas.openxmlformats.org/drawingml/2006/main">
+              <a:graphicData uri="http://schemas.openxmlformats.org/drawingml/2006/picture">
+                <pic:pic xmlns:pic="http://schemas.openxmlformats.org/drawingml/2006/picture">
+                  <pic:nvPicPr>
+                    <pic:cNvPr id="1962184362" name=""/>
+                    <pic:cNvPicPr/>
+                  </pic:nvPicPr>
+                  <pic:blipFill>
+                    <a:blip r:embed="rId7"/>
+                    <a:stretch>
+                      <a:fillRect/>
+                    </a:stretch>
+                  </pic:blipFill>
+                  <pic:spPr>
+                    <a:xfrm>
+                      <a:off x="0" y="0"/>
+                      <a:ext cx="5274310" cy="212725"/>
                     </a:xfrm>
                     <a:prstGeom prst="rect">
                       <a:avLst/>
@@ -772,7 +955,6 @@
   <w:style w:type="character" w:default="1" w:styleId="a0">
     <w:name w:val="Default Paragraph Font"/>
     <w:uiPriority w:val="1"/>
-    <w:semiHidden/>
     <w:unhideWhenUsed/>
   </w:style>
   <w:style w:type="table" w:default="1" w:styleId="a1">

--- a/文件/位置有跑掉的警局.docx
+++ b/文件/位置有跑掉的警局.docx
@@ -108,31 +108,29 @@
         <w:pBdr>
           <w:bottom w:val="single" w:sz="6" w:space="1" w:color="auto"/>
         </w:pBdr>
+        <w:rPr>
+          <w:rFonts w:ascii="Segoe UI Emoji" w:hAnsi="Segoe UI Emoji" w:cs="Segoe UI Emoji"/>
+        </w:rPr>
       </w:pPr>
-    </w:p>
-    <w:p>
       <w:r>
         <w:rPr>
           <w:rFonts w:hint="eastAsia"/>
         </w:rPr>
         <w:t>高雄</w:t>
+      </w:r>
+      <w:r>
+        <w:rPr>
+          <w:rFonts w:ascii="Segoe UI Emoji" w:hAnsi="Segoe UI Emoji" w:cs="Segoe UI Emoji"/>
+        </w:rPr>
+        <w:t>✅</w:t>
       </w:r>
     </w:p>
     <w:p>
       <w:pPr>
-        <w:rPr>
-          <w:rFonts w:hint="eastAsia"/>
-        </w:rPr>
+        <w:pBdr>
+          <w:bottom w:val="single" w:sz="6" w:space="1" w:color="auto"/>
+        </w:pBdr>
       </w:pPr>
-      <w:r>
-        <w:rPr>
-          <w:rFonts w:hint="eastAsia"/>
-        </w:rPr>
-        <w:t>~</w:t>
-      </w:r>
-      <w:r>
-        <w:t>苓雅</w:t>
-      </w:r>
     </w:p>
     <w:p/>
     <w:p/>
@@ -144,11 +142,6 @@
       </w:pPr>
     </w:p>
     <w:p>
-      <w:pPr>
-        <w:rPr>
-          <w:rFonts w:hint="eastAsia"/>
-        </w:rPr>
-      </w:pPr>
       <w:r>
         <w:rPr>
           <w:rFonts w:hint="eastAsia"/>
@@ -161,64 +154,6 @@
         <w:rPr>
           <w:noProof/>
         </w:rPr>
-        <w:drawing>
-          <wp:inline distT="0" distB="0" distL="0" distR="0" wp14:anchorId="40A66DDC" wp14:editId="3D1BDF73">
-            <wp:extent cx="4896533" cy="2896004"/>
-            <wp:effectExtent l="0" t="0" r="0" b="0"/>
-            <wp:docPr id="949997304" name="圖片 1" descr="一張含有 文字, 字型, 螢幕擷取畫面, 圖表 的圖片&#10;&#10;AI 產生的內容可能不正確。"/>
-            <wp:cNvGraphicFramePr>
-              <a:graphicFrameLocks xmlns:a="http://schemas.openxmlformats.org/drawingml/2006/main" noChangeAspect="1"/>
-            </wp:cNvGraphicFramePr>
-            <a:graphic xmlns:a="http://schemas.openxmlformats.org/drawingml/2006/main">
-              <a:graphicData uri="http://schemas.openxmlformats.org/drawingml/2006/picture">
-                <pic:pic xmlns:pic="http://schemas.openxmlformats.org/drawingml/2006/picture">
-                  <pic:nvPicPr>
-                    <pic:cNvPr id="949997304" name="圖片 1" descr="一張含有 文字, 字型, 螢幕擷取畫面, 圖表 的圖片&#10;&#10;AI 產生的內容可能不正確。"/>
-                    <pic:cNvPicPr/>
-                  </pic:nvPicPr>
-                  <pic:blipFill>
-                    <a:blip r:embed="rId4"/>
-                    <a:stretch>
-                      <a:fillRect/>
-                    </a:stretch>
-                  </pic:blipFill>
-                  <pic:spPr>
-                    <a:xfrm>
-                      <a:off x="0" y="0"/>
-                      <a:ext cx="4896533" cy="2896004"/>
-                    </a:xfrm>
-                    <a:prstGeom prst="rect">
-                      <a:avLst/>
-                    </a:prstGeom>
-                  </pic:spPr>
-                </pic:pic>
-              </a:graphicData>
-            </a:graphic>
-          </wp:inline>
-        </w:drawing>
-      </w:r>
-    </w:p>
-    <w:p/>
-    <w:p>
-      <w:r>
-        <w:rPr>
-          <w:rFonts w:hint="eastAsia"/>
-        </w:rPr>
-        <w:t>再更</w:t>
-      </w:r>
-    </w:p>
-    <w:p>
-      <w:r>
-        <w:rPr>
-          <w:rFonts w:hint="eastAsia"/>
-        </w:rPr>
-        <w:t>安平看完</w:t>
-      </w:r>
-    </w:p>
-    <w:p/>
-    <w:p>
-      <w:r>
-        <w:lastRenderedPageBreak/>
         <w:drawing>
           <wp:inline distT="0" distB="0" distL="0" distR="0" wp14:anchorId="5BABD83A" wp14:editId="78590A61">
             <wp:extent cx="5274310" cy="4144645"/>
@@ -235,7 +170,7 @@
                     <pic:cNvPicPr/>
                   </pic:nvPicPr>
                   <pic:blipFill>
-                    <a:blip r:embed="rId5"/>
+                    <a:blip r:embed="rId4"/>
                     <a:stretch>
                       <a:fillRect/>
                     </a:stretch>
@@ -258,6 +193,10 @@
     </w:p>
     <w:p>
       <w:r>
+        <w:rPr>
+          <w:noProof/>
+        </w:rPr>
+        <w:lastRenderedPageBreak/>
         <w:drawing>
           <wp:inline distT="0" distB="0" distL="0" distR="0" wp14:anchorId="0D6613E4" wp14:editId="7826D8E6">
             <wp:extent cx="5274310" cy="3409315"/>
@@ -274,7 +213,7 @@
                     <pic:cNvPicPr/>
                   </pic:nvPicPr>
                   <pic:blipFill>
-                    <a:blip r:embed="rId6"/>
+                    <a:blip r:embed="rId5"/>
                     <a:stretch>
                       <a:fillRect/>
                     </a:stretch>
@@ -296,12 +235,10 @@
       </w:r>
     </w:p>
     <w:p>
-      <w:pPr>
-        <w:rPr>
-          <w:rFonts w:hint="eastAsia"/>
-        </w:rPr>
-      </w:pPr>
       <w:r>
+        <w:rPr>
+          <w:noProof/>
+        </w:rPr>
         <w:drawing>
           <wp:inline distT="0" distB="0" distL="0" distR="0" wp14:anchorId="0625560C" wp14:editId="6BEC90C8">
             <wp:extent cx="5274310" cy="212725"/>
@@ -318,7 +255,7 @@
                     <pic:cNvPicPr/>
                   </pic:nvPicPr>
                   <pic:blipFill>
-                    <a:blip r:embed="rId7"/>
+                    <a:blip r:embed="rId6"/>
                     <a:stretch>
                       <a:fillRect/>
                     </a:stretch>
@@ -955,6 +892,7 @@
   <w:style w:type="character" w:default="1" w:styleId="a0">
     <w:name w:val="Default Paragraph Font"/>
     <w:uiPriority w:val="1"/>
+    <w:semiHidden/>
     <w:unhideWhenUsed/>
   </w:style>
   <w:style w:type="table" w:default="1" w:styleId="a1">

--- a/文件/位置有跑掉的警局.docx
+++ b/文件/位置有跑掉的警局.docx
@@ -117,6 +117,28 @@
           <w:rFonts w:hint="eastAsia"/>
         </w:rPr>
         <w:t>高雄</w:t>
+      </w:r>
+      <w:r>
+        <w:rPr>
+          <w:rFonts w:ascii="Segoe UI Emoji" w:hAnsi="Segoe UI Emoji" w:cs="Segoe UI Emoji"/>
+        </w:rPr>
+        <w:t>✅</w:t>
+      </w:r>
+    </w:p>
+    <w:p>
+      <w:pPr>
+        <w:pBdr>
+          <w:bottom w:val="single" w:sz="6" w:space="1" w:color="auto"/>
+        </w:pBdr>
+        <w:rPr>
+          <w:rFonts w:ascii="Segoe UI Emoji" w:hAnsi="Segoe UI Emoji" w:cs="Segoe UI Emoji"/>
+        </w:rPr>
+      </w:pPr>
+      <w:r>
+        <w:rPr>
+          <w:rFonts w:hint="eastAsia"/>
+        </w:rPr>
+        <w:t>基隆</w:t>
       </w:r>
       <w:r>
         <w:rPr>

--- a/文件/位置有跑掉的警局.docx
+++ b/文件/位置有跑掉的警局.docx
@@ -154,7 +154,41 @@
         </w:pBdr>
       </w:pPr>
     </w:p>
-    <w:p/>
+    <w:p>
+      <w:r>
+        <w:rPr>
+          <w:rFonts w:hint="eastAsia"/>
+        </w:rPr>
+        <w:t>新竹市有點小問題</w:t>
+      </w:r>
+    </w:p>
+    <w:p>
+      <w:r>
+        <w:rPr>
+          <w:rFonts w:hint="eastAsia"/>
+        </w:rPr>
+        <w:t>因為新竹市的東區、北區、香山區的郵遞區號都一樣都是</w:t>
+      </w:r>
+      <w:r>
+        <w:rPr>
+          <w:rFonts w:hint="eastAsia"/>
+        </w:rPr>
+        <w:t>300</w:t>
+      </w:r>
+    </w:p>
+    <w:p>
+      <w:pPr>
+        <w:rPr>
+          <w:rFonts w:hint="eastAsia"/>
+        </w:rPr>
+      </w:pPr>
+      <w:r>
+        <w:rPr>
+          <w:rFonts w:hint="eastAsia"/>
+        </w:rPr>
+        <w:t>導致查其中某區時會順便產生新竹市其他區的警局</w:t>
+      </w:r>
+    </w:p>
     <w:p/>
     <w:p>
       <w:pPr>
@@ -176,6 +210,7 @@
         <w:rPr>
           <w:noProof/>
         </w:rPr>
+        <w:lastRenderedPageBreak/>
         <w:drawing>
           <wp:inline distT="0" distB="0" distL="0" distR="0" wp14:anchorId="5BABD83A" wp14:editId="78590A61">
             <wp:extent cx="5274310" cy="4144645"/>
@@ -218,7 +253,6 @@
         <w:rPr>
           <w:noProof/>
         </w:rPr>
-        <w:lastRenderedPageBreak/>
         <w:drawing>
           <wp:inline distT="0" distB="0" distL="0" distR="0" wp14:anchorId="0D6613E4" wp14:editId="7826D8E6">
             <wp:extent cx="5274310" cy="3409315"/>

--- a/文件/位置有跑掉的警局.docx
+++ b/文件/位置有跑掉的警局.docx
@@ -152,6 +152,104 @@
         <w:pBdr>
           <w:bottom w:val="single" w:sz="6" w:space="1" w:color="auto"/>
         </w:pBdr>
+        <w:rPr>
+          <w:rFonts w:ascii="Segoe UI Emoji" w:hAnsi="Segoe UI Emoji" w:cs="Segoe UI Emoji"/>
+        </w:rPr>
+      </w:pPr>
+    </w:p>
+    <w:p>
+      <w:pPr>
+        <w:pBdr>
+          <w:bottom w:val="single" w:sz="6" w:space="1" w:color="auto"/>
+        </w:pBdr>
+        <w:rPr>
+          <w:rFonts w:ascii="Segoe UI Emoji" w:hAnsi="Segoe UI Emoji" w:cs="Segoe UI Emoji" w:hint="eastAsia"/>
+        </w:rPr>
+      </w:pPr>
+    </w:p>
+    <w:p>
+      <w:pPr>
+        <w:pBdr>
+          <w:bottom w:val="single" w:sz="6" w:space="1" w:color="auto"/>
+        </w:pBdr>
+      </w:pPr>
+    </w:p>
+    <w:p/>
+    <w:p>
+      <w:pPr>
+        <w:pBdr>
+          <w:top w:val="single" w:sz="6" w:space="1" w:color="auto"/>
+          <w:bottom w:val="single" w:sz="6" w:space="1" w:color="auto"/>
+        </w:pBdr>
+      </w:pPr>
+    </w:p>
+    <w:p>
+      <w:pPr>
+        <w:pBdr>
+          <w:top w:val="single" w:sz="6" w:space="1" w:color="auto"/>
+          <w:bottom w:val="single" w:sz="6" w:space="1" w:color="auto"/>
+        </w:pBdr>
+      </w:pPr>
+    </w:p>
+    <w:p>
+      <w:pPr>
+        <w:pBdr>
+          <w:top w:val="single" w:sz="6" w:space="1" w:color="auto"/>
+          <w:bottom w:val="single" w:sz="6" w:space="1" w:color="auto"/>
+        </w:pBdr>
+      </w:pPr>
+    </w:p>
+    <w:p>
+      <w:pPr>
+        <w:pBdr>
+          <w:top w:val="single" w:sz="6" w:space="1" w:color="auto"/>
+          <w:bottom w:val="single" w:sz="6" w:space="1" w:color="auto"/>
+        </w:pBdr>
+      </w:pPr>
+    </w:p>
+    <w:p>
+      <w:pPr>
+        <w:pBdr>
+          <w:top w:val="single" w:sz="6" w:space="1" w:color="auto"/>
+          <w:bottom w:val="single" w:sz="6" w:space="1" w:color="auto"/>
+        </w:pBdr>
+        <w:rPr>
+          <w:rFonts w:hint="eastAsia"/>
+        </w:rPr>
+      </w:pPr>
+    </w:p>
+    <w:p>
+      <w:pPr>
+        <w:pBdr>
+          <w:bottom w:val="single" w:sz="6" w:space="1" w:color="auto"/>
+        </w:pBdr>
+        <w:rPr>
+          <w:rFonts w:hint="eastAsia"/>
+        </w:rPr>
+      </w:pPr>
+    </w:p>
+    <w:p>
+      <w:pPr>
+        <w:pBdr>
+          <w:bottom w:val="single" w:sz="6" w:space="1" w:color="auto"/>
+        </w:pBdr>
+      </w:pPr>
+    </w:p>
+    <w:p>
+      <w:pPr>
+        <w:pBdr>
+          <w:bottom w:val="single" w:sz="6" w:space="1" w:color="auto"/>
+        </w:pBdr>
+      </w:pPr>
+    </w:p>
+    <w:p>
+      <w:pPr>
+        <w:pBdr>
+          <w:bottom w:val="single" w:sz="6" w:space="1" w:color="auto"/>
+        </w:pBdr>
+        <w:rPr>
+          <w:rFonts w:hint="eastAsia"/>
+        </w:rPr>
       </w:pPr>
     </w:p>
     <w:p>
@@ -177,11 +275,6 @@
       </w:r>
     </w:p>
     <w:p>
-      <w:pPr>
-        <w:rPr>
-          <w:rFonts w:hint="eastAsia"/>
-        </w:rPr>
-      </w:pPr>
       <w:r>
         <w:rPr>
           <w:rFonts w:hint="eastAsia"/>
@@ -189,6 +282,41 @@
         <w:t>導致查其中某區時會順便產生新竹市其他區的警局</w:t>
       </w:r>
     </w:p>
+    <w:p>
+      <w:r>
+        <w:rPr>
+          <w:rFonts w:hint="eastAsia"/>
+        </w:rPr>
+        <w:t>但標記的地方都是對的</w:t>
+      </w:r>
+      <w:r>
+        <w:rPr>
+          <w:rFonts w:hint="eastAsia"/>
+        </w:rPr>
+        <w:t>!</w:t>
+      </w:r>
+    </w:p>
+    <w:p>
+      <w:r>
+        <w:rPr>
+          <w:rFonts w:hint="eastAsia"/>
+        </w:rPr>
+        <w:lastRenderedPageBreak/>
+        <w:t>(</w:t>
+      </w:r>
+      <w:r>
+        <w:rPr>
+          <w:rFonts w:hint="eastAsia"/>
+        </w:rPr>
+        <w:t>嘉義市也一樣</w:t>
+      </w:r>
+      <w:r>
+        <w:rPr>
+          <w:rFonts w:hint="eastAsia"/>
+        </w:rPr>
+        <w:t>)</w:t>
+      </w:r>
+    </w:p>
     <w:p/>
     <w:p>
       <w:pPr>
@@ -210,7 +338,6 @@
         <w:rPr>
           <w:noProof/>
         </w:rPr>
-        <w:lastRenderedPageBreak/>
         <w:drawing>
           <wp:inline distT="0" distB="0" distL="0" distR="0" wp14:anchorId="5BABD83A" wp14:editId="78590A61">
             <wp:extent cx="5274310" cy="4144645"/>
@@ -253,6 +380,7 @@
         <w:rPr>
           <w:noProof/>
         </w:rPr>
+        <w:lastRenderedPageBreak/>
         <w:drawing>
           <wp:inline distT="0" distB="0" distL="0" distR="0" wp14:anchorId="0D6613E4" wp14:editId="7826D8E6">
             <wp:extent cx="5274310" cy="3409315"/>

--- a/文件/位置有跑掉的警局.docx
+++ b/文件/位置有跑掉的警局.docx
@@ -153,9 +153,21 @@
           <w:bottom w:val="single" w:sz="6" w:space="1" w:color="auto"/>
         </w:pBdr>
         <w:rPr>
+          <w:rFonts w:ascii="Segoe UI Emoji" w:hAnsi="Segoe UI Emoji" w:cs="Segoe UI Emoji" w:hint="eastAsia"/>
+        </w:rPr>
+      </w:pPr>
+      <w:r>
+        <w:rPr>
+          <w:rFonts w:ascii="Segoe UI Emoji" w:hAnsi="Segoe UI Emoji" w:cs="Segoe UI Emoji" w:hint="eastAsia"/>
+        </w:rPr>
+        <w:t>新竹縣</w:t>
+      </w:r>
+      <w:r>
+        <w:rPr>
           <w:rFonts w:ascii="Segoe UI Emoji" w:hAnsi="Segoe UI Emoji" w:cs="Segoe UI Emoji"/>
         </w:rPr>
-      </w:pPr>
+        <w:t>✅</w:t>
+      </w:r>
     </w:p>
     <w:p>
       <w:pPr>
@@ -164,6 +176,26 @@
         </w:pBdr>
         <w:rPr>
           <w:rFonts w:ascii="Segoe UI Emoji" w:hAnsi="Segoe UI Emoji" w:cs="Segoe UI Emoji" w:hint="eastAsia"/>
+        </w:rPr>
+      </w:pPr>
+    </w:p>
+    <w:p>
+      <w:pPr>
+        <w:pBdr>
+          <w:bottom w:val="single" w:sz="6" w:space="1" w:color="auto"/>
+        </w:pBdr>
+        <w:rPr>
+          <w:rFonts w:hint="eastAsia"/>
+        </w:rPr>
+      </w:pPr>
+    </w:p>
+    <w:p>
+      <w:pPr>
+        <w:pBdr>
+          <w:bottom w:val="single" w:sz="6" w:space="1" w:color="auto"/>
+        </w:pBdr>
+        <w:rPr>
+          <w:rFonts w:hint="eastAsia"/>
         </w:rPr>
       </w:pPr>
     </w:p>
@@ -174,60 +206,6 @@
         </w:pBdr>
       </w:pPr>
     </w:p>
-    <w:p/>
-    <w:p>
-      <w:pPr>
-        <w:pBdr>
-          <w:top w:val="single" w:sz="6" w:space="1" w:color="auto"/>
-          <w:bottom w:val="single" w:sz="6" w:space="1" w:color="auto"/>
-        </w:pBdr>
-      </w:pPr>
-    </w:p>
-    <w:p>
-      <w:pPr>
-        <w:pBdr>
-          <w:top w:val="single" w:sz="6" w:space="1" w:color="auto"/>
-          <w:bottom w:val="single" w:sz="6" w:space="1" w:color="auto"/>
-        </w:pBdr>
-      </w:pPr>
-    </w:p>
-    <w:p>
-      <w:pPr>
-        <w:pBdr>
-          <w:top w:val="single" w:sz="6" w:space="1" w:color="auto"/>
-          <w:bottom w:val="single" w:sz="6" w:space="1" w:color="auto"/>
-        </w:pBdr>
-      </w:pPr>
-    </w:p>
-    <w:p>
-      <w:pPr>
-        <w:pBdr>
-          <w:top w:val="single" w:sz="6" w:space="1" w:color="auto"/>
-          <w:bottom w:val="single" w:sz="6" w:space="1" w:color="auto"/>
-        </w:pBdr>
-      </w:pPr>
-    </w:p>
-    <w:p>
-      <w:pPr>
-        <w:pBdr>
-          <w:top w:val="single" w:sz="6" w:space="1" w:color="auto"/>
-          <w:bottom w:val="single" w:sz="6" w:space="1" w:color="auto"/>
-        </w:pBdr>
-        <w:rPr>
-          <w:rFonts w:hint="eastAsia"/>
-        </w:rPr>
-      </w:pPr>
-    </w:p>
-    <w:p>
-      <w:pPr>
-        <w:pBdr>
-          <w:bottom w:val="single" w:sz="6" w:space="1" w:color="auto"/>
-        </w:pBdr>
-        <w:rPr>
-          <w:rFonts w:hint="eastAsia"/>
-        </w:rPr>
-      </w:pPr>
-    </w:p>
     <w:p>
       <w:pPr>
         <w:pBdr>
@@ -240,19 +218,12 @@
         <w:pBdr>
           <w:bottom w:val="single" w:sz="6" w:space="1" w:color="auto"/>
         </w:pBdr>
+        <w:rPr>
+          <w:rFonts w:hint="eastAsia"/>
+        </w:rPr>
       </w:pPr>
     </w:p>
     <w:p>
-      <w:pPr>
-        <w:pBdr>
-          <w:bottom w:val="single" w:sz="6" w:space="1" w:color="auto"/>
-        </w:pBdr>
-        <w:rPr>
-          <w:rFonts w:hint="eastAsia"/>
-        </w:rPr>
-      </w:pPr>
-    </w:p>
-    <w:p>
       <w:r>
         <w:rPr>
           <w:rFonts w:hint="eastAsia"/>
@@ -301,7 +272,6 @@
         <w:rPr>
           <w:rFonts w:hint="eastAsia"/>
         </w:rPr>
-        <w:lastRenderedPageBreak/>
         <w:t>(</w:t>
       </w:r>
       <w:r>
@@ -338,6 +308,7 @@
         <w:rPr>
           <w:noProof/>
         </w:rPr>
+        <w:lastRenderedPageBreak/>
         <w:drawing>
           <wp:inline distT="0" distB="0" distL="0" distR="0" wp14:anchorId="5BABD83A" wp14:editId="78590A61">
             <wp:extent cx="5274310" cy="4144645"/>
@@ -380,7 +351,6 @@
         <w:rPr>
           <w:noProof/>
         </w:rPr>
-        <w:lastRenderedPageBreak/>
         <w:drawing>
           <wp:inline distT="0" distB="0" distL="0" distR="0" wp14:anchorId="0D6613E4" wp14:editId="7826D8E6">
             <wp:extent cx="5274310" cy="3409315"/>

--- a/文件/位置有跑掉的警局.docx
+++ b/文件/位置有跑掉的警局.docx
@@ -153,7 +153,7 @@
           <w:bottom w:val="single" w:sz="6" w:space="1" w:color="auto"/>
         </w:pBdr>
         <w:rPr>
-          <w:rFonts w:ascii="Segoe UI Emoji" w:hAnsi="Segoe UI Emoji" w:cs="Segoe UI Emoji" w:hint="eastAsia"/>
+          <w:rFonts w:ascii="Segoe UI Emoji" w:hAnsi="Segoe UI Emoji" w:cs="Segoe UI Emoji"/>
         </w:rPr>
       </w:pPr>
       <w:r>
@@ -175,29 +175,21 @@
           <w:bottom w:val="single" w:sz="6" w:space="1" w:color="auto"/>
         </w:pBdr>
         <w:rPr>
+          <w:rFonts w:ascii="Segoe UI Emoji" w:hAnsi="Segoe UI Emoji" w:cs="Segoe UI Emoji"/>
+        </w:rPr>
+      </w:pPr>
+      <w:r>
+        <w:rPr>
           <w:rFonts w:ascii="Segoe UI Emoji" w:hAnsi="Segoe UI Emoji" w:cs="Segoe UI Emoji" w:hint="eastAsia"/>
         </w:rPr>
-      </w:pPr>
-    </w:p>
-    <w:p>
-      <w:pPr>
-        <w:pBdr>
-          <w:bottom w:val="single" w:sz="6" w:space="1" w:color="auto"/>
-        </w:pBdr>
-        <w:rPr>
-          <w:rFonts w:hint="eastAsia"/>
-        </w:rPr>
-      </w:pPr>
-    </w:p>
-    <w:p>
-      <w:pPr>
-        <w:pBdr>
-          <w:bottom w:val="single" w:sz="6" w:space="1" w:color="auto"/>
-        </w:pBdr>
-        <w:rPr>
-          <w:rFonts w:hint="eastAsia"/>
-        </w:rPr>
-      </w:pPr>
+        <w:t>苗栗縣</w:t>
+      </w:r>
+      <w:r>
+        <w:rPr>
+          <w:rFonts w:ascii="Segoe UI Emoji" w:hAnsi="Segoe UI Emoji" w:cs="Segoe UI Emoji"/>
+        </w:rPr>
+        <w:t>✅</w:t>
+      </w:r>
     </w:p>
     <w:p>
       <w:pPr>
@@ -218,9 +210,20 @@
         <w:pBdr>
           <w:bottom w:val="single" w:sz="6" w:space="1" w:color="auto"/>
         </w:pBdr>
-        <w:rPr>
-          <w:rFonts w:hint="eastAsia"/>
-        </w:rPr>
+      </w:pPr>
+    </w:p>
+    <w:p>
+      <w:pPr>
+        <w:pBdr>
+          <w:bottom w:val="single" w:sz="6" w:space="1" w:color="auto"/>
+        </w:pBdr>
+      </w:pPr>
+    </w:p>
+    <w:p>
+      <w:pPr>
+        <w:pBdr>
+          <w:bottom w:val="single" w:sz="6" w:space="1" w:color="auto"/>
+        </w:pBdr>
       </w:pPr>
     </w:p>
     <w:p>

--- a/文件/位置有跑掉的警局.docx
+++ b/文件/位置有跑掉的警局.docx
@@ -183,6 +183,28 @@
           <w:rFonts w:ascii="Segoe UI Emoji" w:hAnsi="Segoe UI Emoji" w:cs="Segoe UI Emoji" w:hint="eastAsia"/>
         </w:rPr>
         <w:t>苗栗縣</w:t>
+      </w:r>
+      <w:r>
+        <w:rPr>
+          <w:rFonts w:ascii="Segoe UI Emoji" w:hAnsi="Segoe UI Emoji" w:cs="Segoe UI Emoji"/>
+        </w:rPr>
+        <w:t>✅</w:t>
+      </w:r>
+    </w:p>
+    <w:p>
+      <w:pPr>
+        <w:pBdr>
+          <w:bottom w:val="single" w:sz="6" w:space="1" w:color="auto"/>
+        </w:pBdr>
+        <w:rPr>
+          <w:rFonts w:ascii="Segoe UI Emoji" w:hAnsi="Segoe UI Emoji" w:cs="Segoe UI Emoji"/>
+        </w:rPr>
+      </w:pPr>
+      <w:r>
+        <w:rPr>
+          <w:rFonts w:hint="eastAsia"/>
+        </w:rPr>
+        <w:t>彰化</w:t>
       </w:r>
       <w:r>
         <w:rPr>

--- a/文件/位置有跑掉的警局.docx
+++ b/文件/位置有跑掉的警局.docx
@@ -219,6 +219,18 @@
           <w:bottom w:val="single" w:sz="6" w:space="1" w:color="auto"/>
         </w:pBdr>
       </w:pPr>
+      <w:r>
+        <w:rPr>
+          <w:rFonts w:hint="eastAsia"/>
+        </w:rPr>
+        <w:t>南投</w:t>
+      </w:r>
+      <w:r>
+        <w:rPr>
+          <w:rFonts w:ascii="Segoe UI Emoji" w:hAnsi="Segoe UI Emoji" w:cs="Segoe UI Emoji"/>
+        </w:rPr>
+        <w:t>✅</w:t>
+      </w:r>
     </w:p>
     <w:p>
       <w:pPr>

--- a/文件/位置有跑掉的警局.docx
+++ b/文件/位置有跑掉的警局.docx
@@ -224,6 +224,28 @@
           <w:rFonts w:hint="eastAsia"/>
         </w:rPr>
         <w:t>南投</w:t>
+      </w:r>
+      <w:r>
+        <w:rPr>
+          <w:rFonts w:ascii="Segoe UI Emoji" w:hAnsi="Segoe UI Emoji" w:cs="Segoe UI Emoji"/>
+        </w:rPr>
+        <w:t>✅</w:t>
+      </w:r>
+    </w:p>
+    <w:p>
+      <w:pPr>
+        <w:pBdr>
+          <w:bottom w:val="single" w:sz="6" w:space="1" w:color="auto"/>
+        </w:pBdr>
+        <w:rPr>
+          <w:rFonts w:ascii="Segoe UI Emoji" w:hAnsi="Segoe UI Emoji" w:cs="Segoe UI Emoji"/>
+        </w:rPr>
+      </w:pPr>
+      <w:r>
+        <w:rPr>
+          <w:rFonts w:hint="eastAsia"/>
+        </w:rPr>
+        <w:t>雲林</w:t>
       </w:r>
       <w:r>
         <w:rPr>

--- a/文件/位置有跑掉的警局.docx
+++ b/文件/位置有跑掉的警局.docx
@@ -260,6 +260,18 @@
           <w:bottom w:val="single" w:sz="6" w:space="1" w:color="auto"/>
         </w:pBdr>
       </w:pPr>
+      <w:r>
+        <w:rPr>
+          <w:rFonts w:hint="eastAsia"/>
+        </w:rPr>
+        <w:t>嘉義</w:t>
+      </w:r>
+      <w:r>
+        <w:rPr>
+          <w:rFonts w:ascii="Segoe UI Emoji" w:hAnsi="Segoe UI Emoji" w:cs="Segoe UI Emoji"/>
+        </w:rPr>
+        <w:t>✅</w:t>
+      </w:r>
     </w:p>
     <w:p>
       <w:pPr>
@@ -369,7 +381,7 @@
         </w:rPr>
         <w:lastRenderedPageBreak/>
         <w:drawing>
-          <wp:inline distT="0" distB="0" distL="0" distR="0" wp14:anchorId="5BABD83A" wp14:editId="78590A61">
+          <wp:inline distT="0" distB="0" distL="0" distR="0" wp14:anchorId="3AE30138" wp14:editId="31B2926B">
             <wp:extent cx="5274310" cy="4144645"/>
             <wp:effectExtent l="0" t="0" r="2540" b="8255"/>
             <wp:docPr id="147485597" name="圖片 1" descr="一張含有 文字, 螢幕擷取畫面, 字型, 標誌 的圖片&#10;&#10;AI 產生的內容可能不正確。"/>
@@ -411,7 +423,7 @@
           <w:noProof/>
         </w:rPr>
         <w:drawing>
-          <wp:inline distT="0" distB="0" distL="0" distR="0" wp14:anchorId="0D6613E4" wp14:editId="7826D8E6">
+          <wp:inline distT="0" distB="0" distL="0" distR="0" wp14:anchorId="2AA7DAE1" wp14:editId="0484B293">
             <wp:extent cx="5274310" cy="3409315"/>
             <wp:effectExtent l="0" t="0" r="2540" b="635"/>
             <wp:docPr id="478043479" name="圖片 1" descr="一張含有 文字, 螢幕擷取畫面, 字型, 設計 的圖片&#10;&#10;AI 產生的內容可能不正確。"/>
@@ -453,7 +465,7 @@
           <w:noProof/>
         </w:rPr>
         <w:drawing>
-          <wp:inline distT="0" distB="0" distL="0" distR="0" wp14:anchorId="0625560C" wp14:editId="6BEC90C8">
+          <wp:inline distT="0" distB="0" distL="0" distR="0" wp14:anchorId="71C353CB" wp14:editId="6D727AE5">
             <wp:extent cx="5274310" cy="212725"/>
             <wp:effectExtent l="0" t="0" r="2540" b="0"/>
             <wp:docPr id="1962184362" name="圖片 1"/>
@@ -489,6 +501,7 @@
         </w:drawing>
       </w:r>
     </w:p>
+    <w:p/>
     <w:sectPr>
       <w:pgSz w:w="11906" w:h="16838"/>
       <w:pgMar w:top="1440" w:right="1800" w:bottom="1440" w:left="1800" w:header="851" w:footer="992" w:gutter="0"/>
@@ -899,7 +912,7 @@
   <w:style w:type="paragraph" w:default="1" w:styleId="a">
     <w:name w:val="Normal"/>
     <w:qFormat/>
-    <w:rsid w:val="00D44689"/>
+    <w:rsid w:val="005B42C6"/>
     <w:pPr>
       <w:widowControl w:val="0"/>
     </w:pPr>

--- a/文件/位置有跑掉的警局.docx
+++ b/文件/位置有跑掉的警局.docx
@@ -286,6 +286,18 @@
           <w:bottom w:val="single" w:sz="6" w:space="1" w:color="auto"/>
         </w:pBdr>
       </w:pPr>
+      <w:r>
+        <w:rPr>
+          <w:rFonts w:hint="eastAsia"/>
+        </w:rPr>
+        <w:t>連江</w:t>
+      </w:r>
+      <w:r>
+        <w:rPr>
+          <w:rFonts w:ascii="Segoe UI Emoji" w:hAnsi="Segoe UI Emoji" w:cs="Segoe UI Emoji"/>
+        </w:rPr>
+        <w:t>✅</w:t>
+      </w:r>
     </w:p>
     <w:p>
       <w:pPr>

--- a/文件/位置有跑掉的警局.docx
+++ b/文件/位置有跑掉的警局.docx
@@ -285,12 +285,15 @@
         <w:pBdr>
           <w:bottom w:val="single" w:sz="6" w:space="1" w:color="auto"/>
         </w:pBdr>
-      </w:pPr>
-      <w:r>
-        <w:rPr>
-          <w:rFonts w:hint="eastAsia"/>
-        </w:rPr>
-        <w:t>連江</w:t>
+        <w:rPr>
+          <w:rFonts w:hint="eastAsia"/>
+        </w:rPr>
+      </w:pPr>
+      <w:r>
+        <w:rPr>
+          <w:rFonts w:hint="eastAsia"/>
+        </w:rPr>
+        <w:t>金門</w:t>
       </w:r>
       <w:r>
         <w:rPr>
@@ -305,72 +308,19 @@
           <w:bottom w:val="single" w:sz="6" w:space="1" w:color="auto"/>
         </w:pBdr>
       </w:pPr>
-    </w:p>
-    <w:p>
-      <w:r>
-        <w:rPr>
-          <w:rFonts w:hint="eastAsia"/>
-        </w:rPr>
-        <w:t>新竹市有點小問題</w:t>
-      </w:r>
-    </w:p>
-    <w:p>
-      <w:r>
-        <w:rPr>
-          <w:rFonts w:hint="eastAsia"/>
-        </w:rPr>
-        <w:t>因為新竹市的東區、北區、香山區的郵遞區號都一樣都是</w:t>
-      </w:r>
-      <w:r>
-        <w:rPr>
-          <w:rFonts w:hint="eastAsia"/>
-        </w:rPr>
-        <w:t>300</w:t>
-      </w:r>
-    </w:p>
-    <w:p>
-      <w:r>
-        <w:rPr>
-          <w:rFonts w:hint="eastAsia"/>
-        </w:rPr>
-        <w:t>導致查其中某區時會順便產生新竹市其他區的警局</w:t>
-      </w:r>
-    </w:p>
-    <w:p>
-      <w:r>
-        <w:rPr>
-          <w:rFonts w:hint="eastAsia"/>
-        </w:rPr>
-        <w:t>但標記的地方都是對的</w:t>
-      </w:r>
-      <w:r>
-        <w:rPr>
-          <w:rFonts w:hint="eastAsia"/>
-        </w:rPr>
-        <w:t>!</w:t>
-      </w:r>
-    </w:p>
-    <w:p>
-      <w:r>
-        <w:rPr>
-          <w:rFonts w:hint="eastAsia"/>
-        </w:rPr>
-        <w:t>(</w:t>
-      </w:r>
-      <w:r>
-        <w:rPr>
-          <w:rFonts w:hint="eastAsia"/>
-        </w:rPr>
-        <w:t>嘉義市也一樣</w:t>
-      </w:r>
-      <w:r>
-        <w:rPr>
-          <w:rFonts w:hint="eastAsia"/>
-        </w:rPr>
-        <w:t>)</w:t>
-      </w:r>
-    </w:p>
-    <w:p/>
+      <w:r>
+        <w:rPr>
+          <w:rFonts w:hint="eastAsia"/>
+        </w:rPr>
+        <w:t>連江</w:t>
+      </w:r>
+      <w:r>
+        <w:rPr>
+          <w:rFonts w:ascii="Segoe UI Emoji" w:hAnsi="Segoe UI Emoji" w:cs="Segoe UI Emoji"/>
+        </w:rPr>
+        <w:t>✅</w:t>
+      </w:r>
+    </w:p>
     <w:p>
       <w:pPr>
         <w:pBdr>
@@ -383,6 +333,79 @@
         <w:rPr>
           <w:rFonts w:hint="eastAsia"/>
         </w:rPr>
+        <w:t>新竹市有點小問題</w:t>
+      </w:r>
+    </w:p>
+    <w:p>
+      <w:r>
+        <w:rPr>
+          <w:rFonts w:hint="eastAsia"/>
+        </w:rPr>
+        <w:t>因為新竹市的東區、北區、香山區的郵遞區號都一樣都是</w:t>
+      </w:r>
+      <w:r>
+        <w:rPr>
+          <w:rFonts w:hint="eastAsia"/>
+        </w:rPr>
+        <w:t>300</w:t>
+      </w:r>
+    </w:p>
+    <w:p>
+      <w:r>
+        <w:rPr>
+          <w:rFonts w:hint="eastAsia"/>
+        </w:rPr>
+        <w:t>導致查其中某區時會順便產生新竹市其他區的警局</w:t>
+      </w:r>
+    </w:p>
+    <w:p>
+      <w:r>
+        <w:rPr>
+          <w:rFonts w:hint="eastAsia"/>
+        </w:rPr>
+        <w:t>但標記的地方都是對的</w:t>
+      </w:r>
+      <w:r>
+        <w:rPr>
+          <w:rFonts w:hint="eastAsia"/>
+        </w:rPr>
+        <w:t>!</w:t>
+      </w:r>
+    </w:p>
+    <w:p>
+      <w:r>
+        <w:rPr>
+          <w:rFonts w:hint="eastAsia"/>
+        </w:rPr>
+        <w:t>(</w:t>
+      </w:r>
+      <w:r>
+        <w:rPr>
+          <w:rFonts w:hint="eastAsia"/>
+        </w:rPr>
+        <w:t>嘉義市也一樣</w:t>
+      </w:r>
+      <w:r>
+        <w:rPr>
+          <w:rFonts w:hint="eastAsia"/>
+        </w:rPr>
+        <w:t>)</w:t>
+      </w:r>
+    </w:p>
+    <w:p/>
+    <w:p>
+      <w:pPr>
+        <w:pBdr>
+          <w:bottom w:val="single" w:sz="6" w:space="1" w:color="auto"/>
+        </w:pBdr>
+      </w:pPr>
+    </w:p>
+    <w:p>
+      <w:r>
+        <w:rPr>
+          <w:rFonts w:hint="eastAsia"/>
+        </w:rPr>
+        <w:lastRenderedPageBreak/>
         <w:t>範例：</w:t>
       </w:r>
     </w:p>
@@ -391,7 +414,6 @@
         <w:rPr>
           <w:noProof/>
         </w:rPr>
-        <w:lastRenderedPageBreak/>
         <w:drawing>
           <wp:inline distT="0" distB="0" distL="0" distR="0" wp14:anchorId="3AE30138" wp14:editId="31B2926B">
             <wp:extent cx="5274310" cy="4144645"/>

--- a/文件/位置有跑掉的警局.docx
+++ b/文件/位置有跑掉的警局.docx
@@ -307,6 +307,9 @@
         <w:pBdr>
           <w:bottom w:val="single" w:sz="6" w:space="1" w:color="auto"/>
         </w:pBdr>
+        <w:rPr>
+          <w:rFonts w:hint="eastAsia"/>
+        </w:rPr>
       </w:pPr>
       <w:r>
         <w:rPr>
@@ -326,6 +329,38 @@
         <w:pBdr>
           <w:bottom w:val="single" w:sz="6" w:space="1" w:color="auto"/>
         </w:pBdr>
+        <w:rPr>
+          <w:rFonts w:hint="eastAsia"/>
+        </w:rPr>
+      </w:pPr>
+      <w:r>
+        <w:rPr>
+          <w:rFonts w:hint="eastAsia"/>
+        </w:rPr>
+        <w:t>澎湖</w:t>
+      </w:r>
+      <w:r>
+        <w:rPr>
+          <w:rFonts w:ascii="Segoe UI Emoji" w:hAnsi="Segoe UI Emoji" w:cs="Segoe UI Emoji"/>
+        </w:rPr>
+        <w:t>✅</w:t>
+      </w:r>
+    </w:p>
+    <w:p>
+      <w:pPr>
+        <w:pBdr>
+          <w:bottom w:val="single" w:sz="6" w:space="1" w:color="auto"/>
+        </w:pBdr>
+      </w:pPr>
+    </w:p>
+    <w:p>
+      <w:pPr>
+        <w:pBdr>
+          <w:bottom w:val="single" w:sz="6" w:space="1" w:color="auto"/>
+        </w:pBdr>
+        <w:rPr>
+          <w:rFonts w:hint="eastAsia"/>
+        </w:rPr>
       </w:pPr>
     </w:p>
     <w:p>
@@ -405,7 +440,6 @@
         <w:rPr>
           <w:rFonts w:hint="eastAsia"/>
         </w:rPr>
-        <w:lastRenderedPageBreak/>
         <w:t>範例：</w:t>
       </w:r>
     </w:p>
@@ -456,6 +490,7 @@
         <w:rPr>
           <w:noProof/>
         </w:rPr>
+        <w:lastRenderedPageBreak/>
         <w:drawing>
           <wp:inline distT="0" distB="0" distL="0" distR="0" wp14:anchorId="2AA7DAE1" wp14:editId="0484B293">
             <wp:extent cx="5274310" cy="3409315"/>

--- a/文件/位置有跑掉的警局.docx
+++ b/文件/位置有跑掉的警局.docx
@@ -293,6 +293,44 @@
         <w:rPr>
           <w:rFonts w:hint="eastAsia"/>
         </w:rPr>
+        <w:t>台東</w:t>
+      </w:r>
+      <w:r>
+        <w:rPr>
+          <w:rFonts w:ascii="Segoe UI Emoji" w:hAnsi="Segoe UI Emoji" w:cs="Segoe UI Emoji"/>
+        </w:rPr>
+        <w:t>✅</w:t>
+      </w:r>
+    </w:p>
+    <w:p>
+      <w:pPr>
+        <w:pBdr>
+          <w:bottom w:val="single" w:sz="6" w:space="1" w:color="auto"/>
+        </w:pBdr>
+      </w:pPr>
+      <w:r>
+        <w:rPr>
+          <w:rFonts w:hint="eastAsia"/>
+        </w:rPr>
+        <w:t>澎湖</w:t>
+      </w:r>
+      <w:r>
+        <w:rPr>
+          <w:rFonts w:ascii="Segoe UI Emoji" w:hAnsi="Segoe UI Emoji" w:cs="Segoe UI Emoji"/>
+        </w:rPr>
+        <w:t>✅</w:t>
+      </w:r>
+    </w:p>
+    <w:p>
+      <w:pPr>
+        <w:pBdr>
+          <w:bottom w:val="single" w:sz="6" w:space="1" w:color="auto"/>
+        </w:pBdr>
+      </w:pPr>
+      <w:r>
+        <w:rPr>
+          <w:rFonts w:hint="eastAsia"/>
+        </w:rPr>
         <w:t>金門</w:t>
       </w:r>
       <w:r>
@@ -307,9 +345,6 @@
         <w:pBdr>
           <w:bottom w:val="single" w:sz="6" w:space="1" w:color="auto"/>
         </w:pBdr>
-        <w:rPr>
-          <w:rFonts w:hint="eastAsia"/>
-        </w:rPr>
       </w:pPr>
       <w:r>
         <w:rPr>
@@ -329,38 +364,13 @@
         <w:pBdr>
           <w:bottom w:val="single" w:sz="6" w:space="1" w:color="auto"/>
         </w:pBdr>
-        <w:rPr>
-          <w:rFonts w:hint="eastAsia"/>
-        </w:rPr>
-      </w:pPr>
-      <w:r>
-        <w:rPr>
-          <w:rFonts w:hint="eastAsia"/>
-        </w:rPr>
-        <w:t>澎湖</w:t>
-      </w:r>
-      <w:r>
-        <w:rPr>
-          <w:rFonts w:ascii="Segoe UI Emoji" w:hAnsi="Segoe UI Emoji" w:cs="Segoe UI Emoji"/>
-        </w:rPr>
-        <w:t>✅</w:t>
-      </w:r>
-    </w:p>
-    <w:p>
-      <w:pPr>
-        <w:pBdr>
-          <w:bottom w:val="single" w:sz="6" w:space="1" w:color="auto"/>
-        </w:pBdr>
-      </w:pPr>
-    </w:p>
-    <w:p>
-      <w:pPr>
-        <w:pBdr>
-          <w:bottom w:val="single" w:sz="6" w:space="1" w:color="auto"/>
-        </w:pBdr>
-        <w:rPr>
-          <w:rFonts w:hint="eastAsia"/>
-        </w:rPr>
+      </w:pPr>
+    </w:p>
+    <w:p>
+      <w:pPr>
+        <w:pBdr>
+          <w:bottom w:val="single" w:sz="6" w:space="1" w:color="auto"/>
+        </w:pBdr>
       </w:pPr>
     </w:p>
     <w:p>
@@ -412,6 +422,7 @@
         <w:rPr>
           <w:rFonts w:hint="eastAsia"/>
         </w:rPr>
+        <w:lastRenderedPageBreak/>
         <w:t>(</w:t>
       </w:r>
       <w:r>

--- a/文件/位置有跑掉的警局.docx
+++ b/文件/位置有跑掉的警局.docx
@@ -293,6 +293,28 @@
         <w:rPr>
           <w:rFonts w:hint="eastAsia"/>
         </w:rPr>
+        <w:t>花蓮</w:t>
+      </w:r>
+      <w:r>
+        <w:rPr>
+          <w:rFonts w:ascii="Segoe UI Emoji" w:hAnsi="Segoe UI Emoji" w:cs="Segoe UI Emoji"/>
+        </w:rPr>
+        <w:t>✅</w:t>
+      </w:r>
+    </w:p>
+    <w:p>
+      <w:pPr>
+        <w:pBdr>
+          <w:bottom w:val="single" w:sz="6" w:space="1" w:color="auto"/>
+        </w:pBdr>
+        <w:rPr>
+          <w:rFonts w:hint="eastAsia"/>
+        </w:rPr>
+      </w:pPr>
+      <w:r>
+        <w:rPr>
+          <w:rFonts w:hint="eastAsia"/>
+        </w:rPr>
         <w:t>台東</w:t>
       </w:r>
       <w:r>
@@ -408,6 +430,7 @@
         <w:rPr>
           <w:rFonts w:hint="eastAsia"/>
         </w:rPr>
+        <w:lastRenderedPageBreak/>
         <w:t>但標記的地方都是對的</w:t>
       </w:r>
       <w:r>
@@ -422,7 +445,6 @@
         <w:rPr>
           <w:rFonts w:hint="eastAsia"/>
         </w:rPr>
-        <w:lastRenderedPageBreak/>
         <w:t>(</w:t>
       </w:r>
       <w:r>

--- a/文件/位置有跑掉的警局.docx
+++ b/文件/位置有跑掉的警局.docx
@@ -3,11 +3,7 @@
 <w:document xmlns:wpc="http://schemas.microsoft.com/office/word/2010/wordprocessingCanvas" xmlns:cx="http://schemas.microsoft.com/office/drawing/2014/chartex" xmlns:cx1="http://schemas.microsoft.com/office/drawing/2015/9/8/chartex" xmlns:cx2="http://schemas.microsoft.com/office/drawing/2015/10/21/chartex" xmlns:cx3="http://schemas.microsoft.com/office/drawing/2016/5/9/chartex" xmlns:cx4="http://schemas.microsoft.com/office/drawing/2016/5/10/chartex" xmlns:cx5="http://schemas.microsoft.com/office/drawing/2016/5/11/chartex" xmlns:cx6="http://schemas.microsoft.com/office/drawing/2016/5/12/chartex" xmlns:cx7="http://schemas.microsoft.com/office/drawing/2016/5/13/chartex" xmlns:cx8="http://schemas.microsoft.com/office/drawing/2016/5/14/chartex" xmlns:mc="http://schemas.openxmlformats.org/markup-compatibility/2006" xmlns:aink="http://schemas.microsoft.com/office/drawing/2016/ink" xmlns:am3d="http://schemas.microsoft.com/office/drawing/2017/model3d" xmlns:o="urn:schemas-microsoft-com:office:office" xmlns:oel="http://schemas.microsoft.com/office/2019/extlst" xmlns:r="http://schemas.openxmlformats.org/officeDocument/2006/relationships" xmlns:m="http://schemas.openxmlformats.org/officeDocument/2006/math" xmlns:v="urn:schemas-microsoft-com:vml" xmlns:wp14="http://schemas.microsoft.com/office/word/2010/wordprocessingDrawing" xmlns:wp="http://schemas.openxmlformats.org/drawingml/2006/wordprocessingDrawing" xmlns:w10="urn:schemas-microsoft-com:office:word" xmlns:w="http://schemas.openxmlformats.org/wordprocessingml/2006/main" xmlns:w14="http://schemas.microsoft.com/office/word/2010/wordml" xmlns:w15="http://schemas.microsoft.com/office/word/2012/wordml" xmlns:w16cex="http://schemas.microsoft.com/office/word/2018/wordml/cex" xmlns:w16cid="http://schemas.microsoft.com/office/word/2016/wordml/cid" xmlns:w16="http://schemas.microsoft.com/office/word/2018/wordml" xmlns:w16du="http://schemas.microsoft.com/office/word/2023/wordml/word16du" xmlns:w16sdtdh="http://schemas.microsoft.com/office/word/2020/wordml/sdtdatahash" xmlns:w16sdtfl="http://schemas.microsoft.com/office/word/2024/wordml/sdtformatlock" xmlns:w16se="http://schemas.microsoft.com/office/word/2015/wordml/symex" xmlns:wpg="http://schemas.microsoft.com/office/word/2010/wordprocessingGroup" xmlns:wpi="http://schemas.microsoft.com/office/word/2010/wordprocessingInk" xmlns:wne="http://schemas.microsoft.com/office/word/2006/wordml" xmlns:wps="http://schemas.microsoft.com/office/word/2010/wordprocessingShape" mc:Ignorable="w14 w15 w16se w16cid w16 w16cex w16sdtdh w16sdtfl w16du wp14">
   <w:body>
     <w:p>
-      <w:pPr>
-        <w:pBdr>
-          <w:bottom w:val="single" w:sz="6" w:space="1" w:color="auto"/>
-        </w:pBdr>
-      </w:pPr>
+      <w:bookmarkStart w:id="0" w:name="_Hlk203420079"/>
       <w:r>
         <w:rPr>
           <w:rFonts w:hint="eastAsia"/>
@@ -22,14 +18,9 @@
       </w:r>
     </w:p>
     <w:p>
-      <w:pPr>
-        <w:pBdr>
-          <w:bottom w:val="single" w:sz="6" w:space="1" w:color="auto"/>
-        </w:pBdr>
-      </w:pPr>
-      <w:r>
-        <w:rPr>
-          <w:rFonts w:ascii="Segoe UI Emoji" w:hAnsi="Segoe UI Emoji" w:cs="Segoe UI Emoji" w:hint="eastAsia"/>
+      <w:r>
+        <w:rPr>
+          <w:rFonts w:hint="eastAsia"/>
         </w:rPr>
         <w:t>新北市</w:t>
       </w:r>
@@ -41,11 +32,6 @@
       </w:r>
     </w:p>
     <w:p>
-      <w:pPr>
-        <w:pBdr>
-          <w:bottom w:val="single" w:sz="6" w:space="1" w:color="auto"/>
-        </w:pBdr>
-      </w:pPr>
       <w:r>
         <w:rPr>
           <w:rFonts w:hint="eastAsia"/>
@@ -60,14 +46,6 @@
       </w:r>
     </w:p>
     <w:p>
-      <w:pPr>
-        <w:pBdr>
-          <w:bottom w:val="single" w:sz="6" w:space="1" w:color="auto"/>
-        </w:pBdr>
-        <w:rPr>
-          <w:rFonts w:ascii="Segoe UI Emoji" w:hAnsi="Segoe UI Emoji" w:cs="Segoe UI Emoji"/>
-        </w:rPr>
-      </w:pPr>
       <w:r>
         <w:rPr>
           <w:rFonts w:hint="eastAsia"/>
@@ -82,14 +60,6 @@
       </w:r>
     </w:p>
     <w:p>
-      <w:pPr>
-        <w:pBdr>
-          <w:bottom w:val="single" w:sz="6" w:space="1" w:color="auto"/>
-        </w:pBdr>
-        <w:rPr>
-          <w:rFonts w:ascii="Segoe UI Emoji" w:hAnsi="Segoe UI Emoji" w:cs="Segoe UI Emoji"/>
-        </w:rPr>
-      </w:pPr>
       <w:r>
         <w:rPr>
           <w:rFonts w:hint="eastAsia"/>
@@ -104,14 +74,6 @@
       </w:r>
     </w:p>
     <w:p>
-      <w:pPr>
-        <w:pBdr>
-          <w:bottom w:val="single" w:sz="6" w:space="1" w:color="auto"/>
-        </w:pBdr>
-        <w:rPr>
-          <w:rFonts w:ascii="Segoe UI Emoji" w:hAnsi="Segoe UI Emoji" w:cs="Segoe UI Emoji"/>
-        </w:rPr>
-      </w:pPr>
       <w:r>
         <w:rPr>
           <w:rFonts w:hint="eastAsia"/>
@@ -126,14 +88,6 @@
       </w:r>
     </w:p>
     <w:p>
-      <w:pPr>
-        <w:pBdr>
-          <w:bottom w:val="single" w:sz="6" w:space="1" w:color="auto"/>
-        </w:pBdr>
-        <w:rPr>
-          <w:rFonts w:ascii="Segoe UI Emoji" w:hAnsi="Segoe UI Emoji" w:cs="Segoe UI Emoji"/>
-        </w:rPr>
-      </w:pPr>
       <w:r>
         <w:rPr>
           <w:rFonts w:hint="eastAsia"/>
@@ -148,17 +102,9 @@
       </w:r>
     </w:p>
     <w:p>
-      <w:pPr>
-        <w:pBdr>
-          <w:bottom w:val="single" w:sz="6" w:space="1" w:color="auto"/>
-        </w:pBdr>
-        <w:rPr>
-          <w:rFonts w:ascii="Segoe UI Emoji" w:hAnsi="Segoe UI Emoji" w:cs="Segoe UI Emoji"/>
-        </w:rPr>
-      </w:pPr>
-      <w:r>
-        <w:rPr>
-          <w:rFonts w:ascii="Segoe UI Emoji" w:hAnsi="Segoe UI Emoji" w:cs="Segoe UI Emoji" w:hint="eastAsia"/>
+      <w:r>
+        <w:rPr>
+          <w:rFonts w:hint="eastAsia"/>
         </w:rPr>
         <w:t>新竹縣</w:t>
       </w:r>
@@ -170,17 +116,9 @@
       </w:r>
     </w:p>
     <w:p>
-      <w:pPr>
-        <w:pBdr>
-          <w:bottom w:val="single" w:sz="6" w:space="1" w:color="auto"/>
-        </w:pBdr>
-        <w:rPr>
-          <w:rFonts w:ascii="Segoe UI Emoji" w:hAnsi="Segoe UI Emoji" w:cs="Segoe UI Emoji"/>
-        </w:rPr>
-      </w:pPr>
-      <w:r>
-        <w:rPr>
-          <w:rFonts w:ascii="Segoe UI Emoji" w:hAnsi="Segoe UI Emoji" w:cs="Segoe UI Emoji" w:hint="eastAsia"/>
+      <w:r>
+        <w:rPr>
+          <w:rFonts w:hint="eastAsia"/>
         </w:rPr>
         <w:t>苗栗縣</w:t>
       </w:r>
@@ -192,14 +130,6 @@
       </w:r>
     </w:p>
     <w:p>
-      <w:pPr>
-        <w:pBdr>
-          <w:bottom w:val="single" w:sz="6" w:space="1" w:color="auto"/>
-        </w:pBdr>
-        <w:rPr>
-          <w:rFonts w:ascii="Segoe UI Emoji" w:hAnsi="Segoe UI Emoji" w:cs="Segoe UI Emoji"/>
-        </w:rPr>
-      </w:pPr>
       <w:r>
         <w:rPr>
           <w:rFonts w:hint="eastAsia"/>
@@ -214,11 +144,6 @@
       </w:r>
     </w:p>
     <w:p>
-      <w:pPr>
-        <w:pBdr>
-          <w:bottom w:val="single" w:sz="6" w:space="1" w:color="auto"/>
-        </w:pBdr>
-      </w:pPr>
       <w:r>
         <w:rPr>
           <w:rFonts w:hint="eastAsia"/>
@@ -233,14 +158,6 @@
       </w:r>
     </w:p>
     <w:p>
-      <w:pPr>
-        <w:pBdr>
-          <w:bottom w:val="single" w:sz="6" w:space="1" w:color="auto"/>
-        </w:pBdr>
-        <w:rPr>
-          <w:rFonts w:ascii="Segoe UI Emoji" w:hAnsi="Segoe UI Emoji" w:cs="Segoe UI Emoji"/>
-        </w:rPr>
-      </w:pPr>
       <w:r>
         <w:rPr>
           <w:rFonts w:hint="eastAsia"/>
@@ -255,11 +172,6 @@
       </w:r>
     </w:p>
     <w:p>
-      <w:pPr>
-        <w:pBdr>
-          <w:bottom w:val="single" w:sz="6" w:space="1" w:color="auto"/>
-        </w:pBdr>
-      </w:pPr>
       <w:r>
         <w:rPr>
           <w:rFonts w:hint="eastAsia"/>
@@ -273,22 +185,22 @@
         <w:t>✅</w:t>
       </w:r>
     </w:p>
-    <w:p>
-      <w:pPr>
-        <w:pBdr>
-          <w:bottom w:val="single" w:sz="6" w:space="1" w:color="auto"/>
-        </w:pBdr>
-      </w:pPr>
-    </w:p>
-    <w:p>
-      <w:pPr>
-        <w:pBdr>
-          <w:bottom w:val="single" w:sz="6" w:space="1" w:color="auto"/>
-        </w:pBdr>
-        <w:rPr>
-          <w:rFonts w:hint="eastAsia"/>
-        </w:rPr>
-      </w:pPr>
+    <w:p/>
+    <w:p>
+      <w:r>
+        <w:rPr>
+          <w:rFonts w:hint="eastAsia"/>
+        </w:rPr>
+        <w:t>宜蘭</w:t>
+      </w:r>
+      <w:r>
+        <w:rPr>
+          <w:rFonts w:ascii="Segoe UI Emoji" w:hAnsi="Segoe UI Emoji" w:cs="Segoe UI Emoji"/>
+        </w:rPr>
+        <w:t>✅</w:t>
+      </w:r>
+    </w:p>
+    <w:p>
       <w:r>
         <w:rPr>
           <w:rFonts w:hint="eastAsia"/>
@@ -303,14 +215,6 @@
       </w:r>
     </w:p>
     <w:p>
-      <w:pPr>
-        <w:pBdr>
-          <w:bottom w:val="single" w:sz="6" w:space="1" w:color="auto"/>
-        </w:pBdr>
-        <w:rPr>
-          <w:rFonts w:hint="eastAsia"/>
-        </w:rPr>
-      </w:pPr>
       <w:r>
         <w:rPr>
           <w:rFonts w:hint="eastAsia"/>
@@ -325,11 +229,6 @@
       </w:r>
     </w:p>
     <w:p>
-      <w:pPr>
-        <w:pBdr>
-          <w:bottom w:val="single" w:sz="6" w:space="1" w:color="auto"/>
-        </w:pBdr>
-      </w:pPr>
       <w:r>
         <w:rPr>
           <w:rFonts w:hint="eastAsia"/>
@@ -344,11 +243,6 @@
       </w:r>
     </w:p>
     <w:p>
-      <w:pPr>
-        <w:pBdr>
-          <w:bottom w:val="single" w:sz="6" w:space="1" w:color="auto"/>
-        </w:pBdr>
-      </w:pPr>
       <w:r>
         <w:rPr>
           <w:rFonts w:hint="eastAsia"/>
@@ -363,11 +257,6 @@
       </w:r>
     </w:p>
     <w:p>
-      <w:pPr>
-        <w:pBdr>
-          <w:bottom w:val="single" w:sz="6" w:space="1" w:color="auto"/>
-        </w:pBdr>
-      </w:pPr>
       <w:r>
         <w:rPr>
           <w:rFonts w:hint="eastAsia"/>
@@ -381,20 +270,11 @@
         <w:t>✅</w:t>
       </w:r>
     </w:p>
-    <w:p>
-      <w:pPr>
-        <w:pBdr>
-          <w:bottom w:val="single" w:sz="6" w:space="1" w:color="auto"/>
-        </w:pBdr>
-      </w:pPr>
-    </w:p>
-    <w:p>
-      <w:pPr>
-        <w:pBdr>
-          <w:bottom w:val="single" w:sz="6" w:space="1" w:color="auto"/>
-        </w:pBdr>
-      </w:pPr>
-    </w:p>
+    <w:p/>
+    <w:p/>
+    <w:p/>
+    <w:p/>
+    <w:p/>
     <w:p>
       <w:r>
         <w:rPr>
@@ -411,9 +291,6 @@
         <w:t>因為新竹市的東區、北區、香山區的郵遞區號都一樣都是</w:t>
       </w:r>
       <w:r>
-        <w:rPr>
-          <w:rFonts w:hint="eastAsia"/>
-        </w:rPr>
         <w:t>300</w:t>
       </w:r>
     </w:p>
@@ -430,21 +307,14 @@
         <w:rPr>
           <w:rFonts w:hint="eastAsia"/>
         </w:rPr>
-        <w:lastRenderedPageBreak/>
         <w:t>但標記的地方都是對的</w:t>
       </w:r>
       <w:r>
-        <w:rPr>
-          <w:rFonts w:hint="eastAsia"/>
-        </w:rPr>
         <w:t>!</w:t>
       </w:r>
     </w:p>
     <w:p>
       <w:r>
-        <w:rPr>
-          <w:rFonts w:hint="eastAsia"/>
-        </w:rPr>
         <w:t>(</w:t>
       </w:r>
       <w:r>
@@ -454,20 +324,11 @@
         <w:t>嘉義市也一樣</w:t>
       </w:r>
       <w:r>
-        <w:rPr>
-          <w:rFonts w:hint="eastAsia"/>
-        </w:rPr>
         <w:t>)</w:t>
       </w:r>
     </w:p>
     <w:p/>
-    <w:p>
-      <w:pPr>
-        <w:pBdr>
-          <w:bottom w:val="single" w:sz="6" w:space="1" w:color="auto"/>
-        </w:pBdr>
-      </w:pPr>
-    </w:p>
+    <w:p/>
     <w:p>
       <w:r>
         <w:rPr>
@@ -478,14 +339,11 @@
     </w:p>
     <w:p>
       <w:r>
-        <w:rPr>
-          <w:noProof/>
-        </w:rPr>
         <w:drawing>
-          <wp:inline distT="0" distB="0" distL="0" distR="0" wp14:anchorId="3AE30138" wp14:editId="31B2926B">
-            <wp:extent cx="5274310" cy="4144645"/>
-            <wp:effectExtent l="0" t="0" r="2540" b="8255"/>
-            <wp:docPr id="147485597" name="圖片 1" descr="一張含有 文字, 螢幕擷取畫面, 字型, 標誌 的圖片&#10;&#10;AI 產生的內容可能不正確。"/>
+          <wp:inline distT="0" distB="0" distL="0" distR="0" wp14:anchorId="24499D14" wp14:editId="0A5443AF">
+            <wp:extent cx="5270500" cy="4146550"/>
+            <wp:effectExtent l="0" t="0" r="6350" b="6350"/>
+            <wp:docPr id="417897062" name="圖片 6" descr="一張含有 文字, 螢幕擷取畫面, 字型, 標誌 的圖片&#10;&#10;AI 產生的內容可能不正確。"/>
             <wp:cNvGraphicFramePr>
               <a:graphicFrameLocks xmlns:a="http://schemas.openxmlformats.org/drawingml/2006/main" noChangeAspect="1"/>
             </wp:cNvGraphicFramePr>
@@ -493,23 +351,36 @@
               <a:graphicData uri="http://schemas.openxmlformats.org/drawingml/2006/picture">
                 <pic:pic xmlns:pic="http://schemas.openxmlformats.org/drawingml/2006/picture">
                   <pic:nvPicPr>
-                    <pic:cNvPr id="147485597" name="圖片 1" descr="一張含有 文字, 螢幕擷取畫面, 字型, 標誌 的圖片&#10;&#10;AI 產生的內容可能不正確。"/>
-                    <pic:cNvPicPr/>
+                    <pic:cNvPr id="0" name="Picture 22" descr="一張含有 文字, 螢幕擷取畫面, 字型, 標誌 的圖片&#10;&#10;AI 產生的內容可能不正確。"/>
+                    <pic:cNvPicPr>
+                      <a:picLocks noChangeAspect="1" noChangeArrowheads="1"/>
+                    </pic:cNvPicPr>
                   </pic:nvPicPr>
                   <pic:blipFill>
-                    <a:blip r:embed="rId4"/>
+                    <a:blip r:embed="rId4">
+                      <a:extLst>
+                        <a:ext uri="{28A0092B-C50C-407E-A947-70E740481C1C}">
+                          <a14:useLocalDpi xmlns:a14="http://schemas.microsoft.com/office/drawing/2010/main" val="0"/>
+                        </a:ext>
+                      </a:extLst>
+                    </a:blip>
+                    <a:srcRect/>
                     <a:stretch>
                       <a:fillRect/>
                     </a:stretch>
                   </pic:blipFill>
-                  <pic:spPr>
+                  <pic:spPr bwMode="auto">
                     <a:xfrm>
                       <a:off x="0" y="0"/>
-                      <a:ext cx="5274310" cy="4144645"/>
+                      <a:ext cx="5270500" cy="4146550"/>
                     </a:xfrm>
                     <a:prstGeom prst="rect">
                       <a:avLst/>
                     </a:prstGeom>
+                    <a:noFill/>
+                    <a:ln>
+                      <a:noFill/>
+                    </a:ln>
                   </pic:spPr>
                 </pic:pic>
               </a:graphicData>
@@ -520,15 +391,12 @@
     </w:p>
     <w:p>
       <w:r>
-        <w:rPr>
-          <w:noProof/>
-        </w:rPr>
         <w:lastRenderedPageBreak/>
         <w:drawing>
-          <wp:inline distT="0" distB="0" distL="0" distR="0" wp14:anchorId="2AA7DAE1" wp14:editId="0484B293">
-            <wp:extent cx="5274310" cy="3409315"/>
-            <wp:effectExtent l="0" t="0" r="2540" b="635"/>
-            <wp:docPr id="478043479" name="圖片 1" descr="一張含有 文字, 螢幕擷取畫面, 字型, 設計 的圖片&#10;&#10;AI 產生的內容可能不正確。"/>
+          <wp:inline distT="0" distB="0" distL="0" distR="0" wp14:anchorId="371BD059" wp14:editId="54C2ADE3">
+            <wp:extent cx="5270500" cy="3409950"/>
+            <wp:effectExtent l="0" t="0" r="6350" b="0"/>
+            <wp:docPr id="2099021573" name="圖片 5" descr="一張含有 文字, 螢幕擷取畫面, 字型, 設計 的圖片&#10;&#10;AI 產生的內容可能不正確。"/>
             <wp:cNvGraphicFramePr>
               <a:graphicFrameLocks xmlns:a="http://schemas.openxmlformats.org/drawingml/2006/main" noChangeAspect="1"/>
             </wp:cNvGraphicFramePr>
@@ -536,23 +404,36 @@
               <a:graphicData uri="http://schemas.openxmlformats.org/drawingml/2006/picture">
                 <pic:pic xmlns:pic="http://schemas.openxmlformats.org/drawingml/2006/picture">
                   <pic:nvPicPr>
-                    <pic:cNvPr id="478043479" name="圖片 1" descr="一張含有 文字, 螢幕擷取畫面, 字型, 設計 的圖片&#10;&#10;AI 產生的內容可能不正確。"/>
-                    <pic:cNvPicPr/>
+                    <pic:cNvPr id="0" name="Picture 23" descr="一張含有 文字, 螢幕擷取畫面, 字型, 設計 的圖片&#10;&#10;AI 產生的內容可能不正確。"/>
+                    <pic:cNvPicPr>
+                      <a:picLocks noChangeAspect="1" noChangeArrowheads="1"/>
+                    </pic:cNvPicPr>
                   </pic:nvPicPr>
                   <pic:blipFill>
-                    <a:blip r:embed="rId5"/>
+                    <a:blip r:embed="rId5">
+                      <a:extLst>
+                        <a:ext uri="{28A0092B-C50C-407E-A947-70E740481C1C}">
+                          <a14:useLocalDpi xmlns:a14="http://schemas.microsoft.com/office/drawing/2010/main" val="0"/>
+                        </a:ext>
+                      </a:extLst>
+                    </a:blip>
+                    <a:srcRect/>
                     <a:stretch>
                       <a:fillRect/>
                     </a:stretch>
                   </pic:blipFill>
-                  <pic:spPr>
+                  <pic:spPr bwMode="auto">
                     <a:xfrm>
                       <a:off x="0" y="0"/>
-                      <a:ext cx="5274310" cy="3409315"/>
+                      <a:ext cx="5270500" cy="3409950"/>
                     </a:xfrm>
                     <a:prstGeom prst="rect">
                       <a:avLst/>
                     </a:prstGeom>
+                    <a:noFill/>
+                    <a:ln>
+                      <a:noFill/>
+                    </a:ln>
                   </pic:spPr>
                 </pic:pic>
               </a:graphicData>
@@ -563,14 +444,11 @@
     </w:p>
     <w:p>
       <w:r>
-        <w:rPr>
-          <w:noProof/>
-        </w:rPr>
         <w:drawing>
-          <wp:inline distT="0" distB="0" distL="0" distR="0" wp14:anchorId="71C353CB" wp14:editId="6D727AE5">
-            <wp:extent cx="5274310" cy="212725"/>
+          <wp:inline distT="0" distB="0" distL="0" distR="0" wp14:anchorId="4114B622" wp14:editId="1EC4027C">
+            <wp:extent cx="5274310" cy="215900"/>
             <wp:effectExtent l="0" t="0" r="2540" b="0"/>
-            <wp:docPr id="1962184362" name="圖片 1"/>
+            <wp:docPr id="531950533" name="圖片 4"/>
             <wp:cNvGraphicFramePr>
               <a:graphicFrameLocks xmlns:a="http://schemas.openxmlformats.org/drawingml/2006/main" noChangeAspect="1"/>
             </wp:cNvGraphicFramePr>
@@ -578,23 +456,36 @@
               <a:graphicData uri="http://schemas.openxmlformats.org/drawingml/2006/picture">
                 <pic:pic xmlns:pic="http://schemas.openxmlformats.org/drawingml/2006/picture">
                   <pic:nvPicPr>
-                    <pic:cNvPr id="1962184362" name=""/>
-                    <pic:cNvPicPr/>
+                    <pic:cNvPr id="0" name="圖片 1"/>
+                    <pic:cNvPicPr>
+                      <a:picLocks noChangeAspect="1" noChangeArrowheads="1"/>
+                    </pic:cNvPicPr>
                   </pic:nvPicPr>
                   <pic:blipFill>
-                    <a:blip r:embed="rId6"/>
+                    <a:blip r:embed="rId6">
+                      <a:extLst>
+                        <a:ext uri="{28A0092B-C50C-407E-A947-70E740481C1C}">
+                          <a14:useLocalDpi xmlns:a14="http://schemas.microsoft.com/office/drawing/2010/main" val="0"/>
+                        </a:ext>
+                      </a:extLst>
+                    </a:blip>
+                    <a:srcRect/>
                     <a:stretch>
                       <a:fillRect/>
                     </a:stretch>
                   </pic:blipFill>
-                  <pic:spPr>
+                  <pic:spPr bwMode="auto">
                     <a:xfrm>
                       <a:off x="0" y="0"/>
-                      <a:ext cx="5274310" cy="212725"/>
+                      <a:ext cx="5274310" cy="215900"/>
                     </a:xfrm>
                     <a:prstGeom prst="rect">
                       <a:avLst/>
                     </a:prstGeom>
+                    <a:noFill/>
+                    <a:ln>
+                      <a:noFill/>
+                    </a:ln>
                   </pic:spPr>
                 </pic:pic>
               </a:graphicData>
@@ -603,6 +494,8 @@
         </w:drawing>
       </w:r>
     </w:p>
+    <w:bookmarkEnd w:id="0"/>
+    <w:p/>
     <w:p/>
     <w:sectPr>
       <w:pgSz w:w="11906" w:h="16838"/>
@@ -1014,7 +907,7 @@
   <w:style w:type="paragraph" w:default="1" w:styleId="a">
     <w:name w:val="Normal"/>
     <w:qFormat/>
-    <w:rsid w:val="005B42C6"/>
+    <w:rsid w:val="003244DE"/>
     <w:pPr>
       <w:widowControl w:val="0"/>
     </w:pPr>
@@ -1220,7 +1113,6 @@
   <w:style w:type="character" w:default="1" w:styleId="a0">
     <w:name w:val="Default Paragraph Font"/>
     <w:uiPriority w:val="1"/>
-    <w:semiHidden/>
     <w:unhideWhenUsed/>
   </w:style>
   <w:style w:type="table" w:default="1" w:styleId="a1">

--- a/文件/位置有跑掉的警局.docx
+++ b/文件/位置有跑掉的警局.docx
@@ -327,18 +327,175 @@
         <w:t>)</w:t>
       </w:r>
     </w:p>
+    <w:p>
+      <w:pPr>
+        <w:pBdr>
+          <w:bottom w:val="single" w:sz="6" w:space="1" w:color="auto"/>
+        </w:pBdr>
+      </w:pPr>
+    </w:p>
+    <w:p>
+      <w:pPr>
+        <w:pBdr>
+          <w:bottom w:val="single" w:sz="6" w:space="1" w:color="auto"/>
+        </w:pBdr>
+      </w:pPr>
+    </w:p>
+    <w:p>
+      <w:pPr>
+        <w:pBdr>
+          <w:bottom w:val="single" w:sz="6" w:space="1" w:color="auto"/>
+        </w:pBdr>
+      </w:pPr>
+    </w:p>
+    <w:p>
+      <w:pPr>
+        <w:pBdr>
+          <w:bottom w:val="single" w:sz="6" w:space="1" w:color="auto"/>
+        </w:pBdr>
+        <w:rPr>
+          <w:rFonts w:hint="eastAsia"/>
+        </w:rPr>
+      </w:pPr>
+    </w:p>
+    <w:p>
+      <w:pPr>
+        <w:rPr>
+          <w:rFonts w:hint="eastAsia"/>
+        </w:rPr>
+      </w:pPr>
+      <w:r>
+        <w:drawing>
+          <wp:inline distT="0" distB="0" distL="0" distR="0" wp14:anchorId="0B4E4DC4" wp14:editId="016A0660">
+            <wp:extent cx="5274310" cy="309880"/>
+            <wp:effectExtent l="0" t="0" r="2540" b="0"/>
+            <wp:docPr id="942780194" name="圖片 1"/>
+            <wp:cNvGraphicFramePr>
+              <a:graphicFrameLocks xmlns:a="http://schemas.openxmlformats.org/drawingml/2006/main" noChangeAspect="1"/>
+            </wp:cNvGraphicFramePr>
+            <a:graphic xmlns:a="http://schemas.openxmlformats.org/drawingml/2006/main">
+              <a:graphicData uri="http://schemas.openxmlformats.org/drawingml/2006/picture">
+                <pic:pic xmlns:pic="http://schemas.openxmlformats.org/drawingml/2006/picture">
+                  <pic:nvPicPr>
+                    <pic:cNvPr id="942780194" name=""/>
+                    <pic:cNvPicPr/>
+                  </pic:nvPicPr>
+                  <pic:blipFill>
+                    <a:blip r:embed="rId4"/>
+                    <a:stretch>
+                      <a:fillRect/>
+                    </a:stretch>
+                  </pic:blipFill>
+                  <pic:spPr>
+                    <a:xfrm>
+                      <a:off x="0" y="0"/>
+                      <a:ext cx="5274310" cy="309880"/>
+                    </a:xfrm>
+                    <a:prstGeom prst="rect">
+                      <a:avLst/>
+                    </a:prstGeom>
+                  </pic:spPr>
+                </pic:pic>
+              </a:graphicData>
+            </a:graphic>
+          </wp:inline>
+        </w:drawing>
+      </w:r>
+    </w:p>
+    <w:p>
+      <w:r>
+        <w:rPr>
+          <w:rFonts w:hint="eastAsia"/>
+        </w:rPr>
+        <w:t>屏東</w:t>
+      </w:r>
+      <w:r>
+        <w:rPr>
+          <w:rFonts w:hint="eastAsia"/>
+        </w:rPr>
+        <w:t>里港鄉</w:t>
+      </w:r>
+    </w:p>
+    <w:p>
+      <w:r>
+        <w:rPr>
+          <w:rFonts w:hint="eastAsia"/>
+        </w:rPr>
+        <w:t>兩個警局的位置重疊</w:t>
+      </w:r>
+      <w:r>
+        <w:rPr>
+          <w:rFonts w:hint="eastAsia"/>
+        </w:rPr>
+        <w:t>(</w:t>
+      </w:r>
+      <w:r>
+        <w:rPr>
+          <w:rFonts w:hint="eastAsia"/>
+        </w:rPr>
+        <w:t>但</w:t>
+      </w:r>
+      <w:r>
+        <w:rPr>
+          <w:rFonts w:hint="eastAsia"/>
+        </w:rPr>
+        <w:t>google map</w:t>
+      </w:r>
+      <w:r>
+        <w:rPr>
+          <w:rFonts w:hint="eastAsia"/>
+        </w:rPr>
+        <w:t>去查位置一樣</w:t>
+      </w:r>
+      <w:r>
+        <w:rPr>
+          <w:rFonts w:hint="eastAsia"/>
+        </w:rPr>
+        <w:t>)</w:t>
+      </w:r>
+    </w:p>
+    <w:p>
+      <w:pPr>
+        <w:rPr>
+          <w:rFonts w:hint="eastAsia"/>
+        </w:rPr>
+      </w:pPr>
+      <w:r>
+        <w:rPr>
+          <w:rFonts w:hint="eastAsia"/>
+        </w:rPr>
+        <w:t>可是直接看場景卻不一樣</w:t>
+      </w:r>
+    </w:p>
     <w:p/>
     <w:p/>
-    <w:p>
-      <w:r>
-        <w:rPr>
-          <w:rFonts w:hint="eastAsia"/>
-        </w:rPr>
+    <w:p/>
+    <w:p/>
+    <w:p/>
+    <w:p/>
+    <w:p/>
+    <w:p/>
+    <w:p>
+      <w:pPr>
+        <w:rPr>
+          <w:rFonts w:hint="eastAsia"/>
+        </w:rPr>
+      </w:pPr>
+    </w:p>
+    <w:p>
+      <w:r>
+        <w:rPr>
+          <w:rFonts w:hint="eastAsia"/>
+        </w:rPr>
+        <w:lastRenderedPageBreak/>
         <w:t>範例：</w:t>
       </w:r>
     </w:p>
     <w:p>
       <w:r>
+        <w:rPr>
+          <w:noProof/>
+        </w:rPr>
         <w:drawing>
           <wp:inline distT="0" distB="0" distL="0" distR="0" wp14:anchorId="24499D14" wp14:editId="0A5443AF">
             <wp:extent cx="5270500" cy="4146550"/>
@@ -357,7 +514,7 @@
                     </pic:cNvPicPr>
                   </pic:nvPicPr>
                   <pic:blipFill>
-                    <a:blip r:embed="rId4">
+                    <a:blip r:embed="rId5">
                       <a:extLst>
                         <a:ext uri="{28A0092B-C50C-407E-A947-70E740481C1C}">
                           <a14:useLocalDpi xmlns:a14="http://schemas.microsoft.com/office/drawing/2010/main" val="0"/>
@@ -391,7 +548,9 @@
     </w:p>
     <w:p>
       <w:r>
-        <w:lastRenderedPageBreak/>
+        <w:rPr>
+          <w:noProof/>
+        </w:rPr>
         <w:drawing>
           <wp:inline distT="0" distB="0" distL="0" distR="0" wp14:anchorId="371BD059" wp14:editId="54C2ADE3">
             <wp:extent cx="5270500" cy="3409950"/>
@@ -410,7 +569,7 @@
                     </pic:cNvPicPr>
                   </pic:nvPicPr>
                   <pic:blipFill>
-                    <a:blip r:embed="rId5">
+                    <a:blip r:embed="rId6">
                       <a:extLst>
                         <a:ext uri="{28A0092B-C50C-407E-A947-70E740481C1C}">
                           <a14:useLocalDpi xmlns:a14="http://schemas.microsoft.com/office/drawing/2010/main" val="0"/>
@@ -444,6 +603,9 @@
     </w:p>
     <w:p>
       <w:r>
+        <w:rPr>
+          <w:noProof/>
+        </w:rPr>
         <w:drawing>
           <wp:inline distT="0" distB="0" distL="0" distR="0" wp14:anchorId="4114B622" wp14:editId="1EC4027C">
             <wp:extent cx="5274310" cy="215900"/>
@@ -462,7 +624,7 @@
                     </pic:cNvPicPr>
                   </pic:nvPicPr>
                   <pic:blipFill>
-                    <a:blip r:embed="rId6">
+                    <a:blip r:embed="rId7">
                       <a:extLst>
                         <a:ext uri="{28A0092B-C50C-407E-A947-70E740481C1C}">
                           <a14:useLocalDpi xmlns:a14="http://schemas.microsoft.com/office/drawing/2010/main" val="0"/>
@@ -1113,6 +1275,7 @@
   <w:style w:type="character" w:default="1" w:styleId="a0">
     <w:name w:val="Default Paragraph Font"/>
     <w:uiPriority w:val="1"/>
+    <w:semiHidden/>
     <w:unhideWhenUsed/>
   </w:style>
   <w:style w:type="table" w:default="1" w:styleId="a1">

--- a/文件/位置有跑掉的警局.docx
+++ b/文件/位置有跑掉的警局.docx
@@ -467,6 +467,45 @@
         <w:t>可是直接看場景卻不一樣</w:t>
       </w:r>
     </w:p>
+    <w:p>
+      <w:r>
+        <w:drawing>
+          <wp:inline distT="0" distB="0" distL="0" distR="0" wp14:anchorId="467050CD" wp14:editId="0A31BF7C">
+            <wp:extent cx="5274310" cy="2965450"/>
+            <wp:effectExtent l="0" t="0" r="2540" b="6350"/>
+            <wp:docPr id="1634435758" name="圖片 1" descr="一張含有 文字, 螢幕擷取畫面, 地圖, 軟體 的圖片&#10;&#10;AI 產生的內容可能不正確。"/>
+            <wp:cNvGraphicFramePr>
+              <a:graphicFrameLocks xmlns:a="http://schemas.openxmlformats.org/drawingml/2006/main" noChangeAspect="1"/>
+            </wp:cNvGraphicFramePr>
+            <a:graphic xmlns:a="http://schemas.openxmlformats.org/drawingml/2006/main">
+              <a:graphicData uri="http://schemas.openxmlformats.org/drawingml/2006/picture">
+                <pic:pic xmlns:pic="http://schemas.openxmlformats.org/drawingml/2006/picture">
+                  <pic:nvPicPr>
+                    <pic:cNvPr id="1634435758" name="圖片 1" descr="一張含有 文字, 螢幕擷取畫面, 地圖, 軟體 的圖片&#10;&#10;AI 產生的內容可能不正確。"/>
+                    <pic:cNvPicPr/>
+                  </pic:nvPicPr>
+                  <pic:blipFill>
+                    <a:blip r:embed="rId5"/>
+                    <a:stretch>
+                      <a:fillRect/>
+                    </a:stretch>
+                  </pic:blipFill>
+                  <pic:spPr>
+                    <a:xfrm>
+                      <a:off x="0" y="0"/>
+                      <a:ext cx="5274310" cy="2965450"/>
+                    </a:xfrm>
+                    <a:prstGeom prst="rect">
+                      <a:avLst/>
+                    </a:prstGeom>
+                  </pic:spPr>
+                </pic:pic>
+              </a:graphicData>
+            </a:graphic>
+          </wp:inline>
+        </w:drawing>
+      </w:r>
+    </w:p>
     <w:p/>
     <w:p/>
     <w:p/>
@@ -474,7 +513,6 @@
     <w:p/>
     <w:p/>
     <w:p/>
-    <w:p/>
     <w:p>
       <w:pPr>
         <w:rPr>
@@ -487,7 +525,6 @@
         <w:rPr>
           <w:rFonts w:hint="eastAsia"/>
         </w:rPr>
-        <w:lastRenderedPageBreak/>
         <w:t>範例：</w:t>
       </w:r>
     </w:p>
@@ -514,7 +551,7 @@
                     </pic:cNvPicPr>
                   </pic:nvPicPr>
                   <pic:blipFill>
-                    <a:blip r:embed="rId5">
+                    <a:blip r:embed="rId6">
                       <a:extLst>
                         <a:ext uri="{28A0092B-C50C-407E-A947-70E740481C1C}">
                           <a14:useLocalDpi xmlns:a14="http://schemas.microsoft.com/office/drawing/2010/main" val="0"/>
@@ -551,6 +588,7 @@
         <w:rPr>
           <w:noProof/>
         </w:rPr>
+        <w:lastRenderedPageBreak/>
         <w:drawing>
           <wp:inline distT="0" distB="0" distL="0" distR="0" wp14:anchorId="371BD059" wp14:editId="54C2ADE3">
             <wp:extent cx="5270500" cy="3409950"/>
@@ -569,7 +607,7 @@
                     </pic:cNvPicPr>
                   </pic:nvPicPr>
                   <pic:blipFill>
-                    <a:blip r:embed="rId6">
+                    <a:blip r:embed="rId7">
                       <a:extLst>
                         <a:ext uri="{28A0092B-C50C-407E-A947-70E740481C1C}">
                           <a14:useLocalDpi xmlns:a14="http://schemas.microsoft.com/office/drawing/2010/main" val="0"/>
@@ -624,7 +662,7 @@
                     </pic:cNvPicPr>
                   </pic:nvPicPr>
                   <pic:blipFill>
-                    <a:blip r:embed="rId7">
+                    <a:blip r:embed="rId8">
                       <a:extLst>
                         <a:ext uri="{28A0092B-C50C-407E-A947-70E740481C1C}">
                           <a14:useLocalDpi xmlns:a14="http://schemas.microsoft.com/office/drawing/2010/main" val="0"/>

--- a/文件/位置有跑掉的警局.docx
+++ b/文件/位置有跑掉的警局.docx
@@ -506,13 +506,52 @@
         </w:drawing>
       </w:r>
     </w:p>
+    <w:p>
+      <w:r>
+        <w:lastRenderedPageBreak/>
+        <w:drawing>
+          <wp:inline distT="0" distB="0" distL="0" distR="0" wp14:anchorId="11A30E62" wp14:editId="57CB35C0">
+            <wp:extent cx="5274310" cy="2965450"/>
+            <wp:effectExtent l="0" t="0" r="2540" b="6350"/>
+            <wp:docPr id="1831694110" name="圖片 1" descr="一張含有 文字, 地圖, 螢幕擷取畫面, 軟體 的圖片&#10;&#10;AI 產生的內容可能不正確。"/>
+            <wp:cNvGraphicFramePr>
+              <a:graphicFrameLocks xmlns:a="http://schemas.openxmlformats.org/drawingml/2006/main" noChangeAspect="1"/>
+            </wp:cNvGraphicFramePr>
+            <a:graphic xmlns:a="http://schemas.openxmlformats.org/drawingml/2006/main">
+              <a:graphicData uri="http://schemas.openxmlformats.org/drawingml/2006/picture">
+                <pic:pic xmlns:pic="http://schemas.openxmlformats.org/drawingml/2006/picture">
+                  <pic:nvPicPr>
+                    <pic:cNvPr id="1831694110" name="圖片 1" descr="一張含有 文字, 地圖, 螢幕擷取畫面, 軟體 的圖片&#10;&#10;AI 產生的內容可能不正確。"/>
+                    <pic:cNvPicPr/>
+                  </pic:nvPicPr>
+                  <pic:blipFill>
+                    <a:blip r:embed="rId6"/>
+                    <a:stretch>
+                      <a:fillRect/>
+                    </a:stretch>
+                  </pic:blipFill>
+                  <pic:spPr>
+                    <a:xfrm>
+                      <a:off x="0" y="0"/>
+                      <a:ext cx="5274310" cy="2965450"/>
+                    </a:xfrm>
+                    <a:prstGeom prst="rect">
+                      <a:avLst/>
+                    </a:prstGeom>
+                  </pic:spPr>
+                </pic:pic>
+              </a:graphicData>
+            </a:graphic>
+          </wp:inline>
+        </w:drawing>
+      </w:r>
+    </w:p>
     <w:p/>
     <w:p/>
     <w:p/>
     <w:p/>
     <w:p/>
     <w:p/>
-    <w:p/>
     <w:p>
       <w:pPr>
         <w:rPr>
@@ -533,6 +572,7 @@
         <w:rPr>
           <w:noProof/>
         </w:rPr>
+        <w:lastRenderedPageBreak/>
         <w:drawing>
           <wp:inline distT="0" distB="0" distL="0" distR="0" wp14:anchorId="24499D14" wp14:editId="0A5443AF">
             <wp:extent cx="5270500" cy="4146550"/>
@@ -551,7 +591,7 @@
                     </pic:cNvPicPr>
                   </pic:nvPicPr>
                   <pic:blipFill>
-                    <a:blip r:embed="rId6">
+                    <a:blip r:embed="rId7">
                       <a:extLst>
                         <a:ext uri="{28A0092B-C50C-407E-A947-70E740481C1C}">
                           <a14:useLocalDpi xmlns:a14="http://schemas.microsoft.com/office/drawing/2010/main" val="0"/>
@@ -588,7 +628,6 @@
         <w:rPr>
           <w:noProof/>
         </w:rPr>
-        <w:lastRenderedPageBreak/>
         <w:drawing>
           <wp:inline distT="0" distB="0" distL="0" distR="0" wp14:anchorId="371BD059" wp14:editId="54C2ADE3">
             <wp:extent cx="5270500" cy="3409950"/>
@@ -607,7 +646,7 @@
                     </pic:cNvPicPr>
                   </pic:nvPicPr>
                   <pic:blipFill>
-                    <a:blip r:embed="rId7">
+                    <a:blip r:embed="rId8">
                       <a:extLst>
                         <a:ext uri="{28A0092B-C50C-407E-A947-70E740481C1C}">
                           <a14:useLocalDpi xmlns:a14="http://schemas.microsoft.com/office/drawing/2010/main" val="0"/>
@@ -662,7 +701,7 @@
                     </pic:cNvPicPr>
                   </pic:nvPicPr>
                   <pic:blipFill>
-                    <a:blip r:embed="rId8">
+                    <a:blip r:embed="rId9">
                       <a:extLst>
                         <a:ext uri="{28A0092B-C50C-407E-A947-70E740481C1C}">
                           <a14:useLocalDpi xmlns:a14="http://schemas.microsoft.com/office/drawing/2010/main" val="0"/>

--- a/文件/位置有跑掉的警局.docx
+++ b/文件/位置有跑掉的警局.docx
@@ -185,7 +185,32 @@
         <w:t>✅</w:t>
       </w:r>
     </w:p>
-    <w:p/>
+    <w:p>
+      <w:r>
+        <w:rPr>
+          <w:rFonts w:hint="eastAsia"/>
+        </w:rPr>
+        <w:t>屏東</w:t>
+      </w:r>
+      <w:r>
+        <w:rPr>
+          <w:rFonts w:ascii="Segoe UI Emoji" w:hAnsi="Segoe UI Emoji" w:cs="Segoe UI Emoji"/>
+        </w:rPr>
+        <w:t>✅</w:t>
+      </w:r>
+      <w:r>
+        <w:rPr>
+          <w:rFonts w:ascii="Segoe UI Emoji" w:hAnsi="Segoe UI Emoji" w:cs="Segoe UI Emoji" w:hint="eastAsia"/>
+        </w:rPr>
+        <w:t>(</w:t>
+      </w:r>
+      <w:r>
+        <w:rPr>
+          <w:rFonts w:ascii="Segoe UI Emoji" w:hAnsi="Segoe UI Emoji" w:cs="Segoe UI Emoji" w:hint="eastAsia"/>
+        </w:rPr>
+        <w:t>到萬巒</w:t>
+      </w:r>
+    </w:p>
     <w:p>
       <w:r>
         <w:rPr>
@@ -353,18 +378,13 @@
         <w:pBdr>
           <w:bottom w:val="single" w:sz="6" w:space="1" w:color="auto"/>
         </w:pBdr>
-        <w:rPr>
-          <w:rFonts w:hint="eastAsia"/>
-        </w:rPr>
       </w:pPr>
     </w:p>
     <w:p>
-      <w:pPr>
-        <w:rPr>
-          <w:rFonts w:hint="eastAsia"/>
-        </w:rPr>
-      </w:pPr>
-      <w:r>
+      <w:r>
+        <w:rPr>
+          <w:noProof/>
+        </w:rPr>
         <w:drawing>
           <wp:inline distT="0" distB="0" distL="0" distR="0" wp14:anchorId="0B4E4DC4" wp14:editId="016A0660">
             <wp:extent cx="5274310" cy="309880"/>
@@ -455,11 +475,6 @@
       </w:r>
     </w:p>
     <w:p>
-      <w:pPr>
-        <w:rPr>
-          <w:rFonts w:hint="eastAsia"/>
-        </w:rPr>
-      </w:pPr>
       <w:r>
         <w:rPr>
           <w:rFonts w:hint="eastAsia"/>
@@ -469,6 +484,9 @@
     </w:p>
     <w:p>
       <w:r>
+        <w:rPr>
+          <w:noProof/>
+        </w:rPr>
         <w:drawing>
           <wp:inline distT="0" distB="0" distL="0" distR="0" wp14:anchorId="467050CD" wp14:editId="0A31BF7C">
             <wp:extent cx="5274310" cy="2965450"/>
@@ -508,6 +526,9 @@
     </w:p>
     <w:p>
       <w:r>
+        <w:rPr>
+          <w:noProof/>
+        </w:rPr>
         <w:lastRenderedPageBreak/>
         <w:drawing>
           <wp:inline distT="0" distB="0" distL="0" distR="0" wp14:anchorId="11A30E62" wp14:editId="57CB35C0">
@@ -552,13 +573,7 @@
     <w:p/>
     <w:p/>
     <w:p/>
-    <w:p>
-      <w:pPr>
-        <w:rPr>
-          <w:rFonts w:hint="eastAsia"/>
-        </w:rPr>
-      </w:pPr>
-    </w:p>
+    <w:p/>
     <w:p>
       <w:r>
         <w:rPr>

--- a/文件/位置有跑掉的警局.docx
+++ b/文件/位置有跑掉的警局.docx
@@ -3,375 +3,79 @@
 <w:document xmlns:wpc="http://schemas.microsoft.com/office/word/2010/wordprocessingCanvas" xmlns:cx="http://schemas.microsoft.com/office/drawing/2014/chartex" xmlns:cx1="http://schemas.microsoft.com/office/drawing/2015/9/8/chartex" xmlns:cx2="http://schemas.microsoft.com/office/drawing/2015/10/21/chartex" xmlns:cx3="http://schemas.microsoft.com/office/drawing/2016/5/9/chartex" xmlns:cx4="http://schemas.microsoft.com/office/drawing/2016/5/10/chartex" xmlns:cx5="http://schemas.microsoft.com/office/drawing/2016/5/11/chartex" xmlns:cx6="http://schemas.microsoft.com/office/drawing/2016/5/12/chartex" xmlns:cx7="http://schemas.microsoft.com/office/drawing/2016/5/13/chartex" xmlns:cx8="http://schemas.microsoft.com/office/drawing/2016/5/14/chartex" xmlns:mc="http://schemas.openxmlformats.org/markup-compatibility/2006" xmlns:aink="http://schemas.microsoft.com/office/drawing/2016/ink" xmlns:am3d="http://schemas.microsoft.com/office/drawing/2017/model3d" xmlns:o="urn:schemas-microsoft-com:office:office" xmlns:oel="http://schemas.microsoft.com/office/2019/extlst" xmlns:r="http://schemas.openxmlformats.org/officeDocument/2006/relationships" xmlns:m="http://schemas.openxmlformats.org/officeDocument/2006/math" xmlns:v="urn:schemas-microsoft-com:vml" xmlns:wp14="http://schemas.microsoft.com/office/word/2010/wordprocessingDrawing" xmlns:wp="http://schemas.openxmlformats.org/drawingml/2006/wordprocessingDrawing" xmlns:w10="urn:schemas-microsoft-com:office:word" xmlns:w="http://schemas.openxmlformats.org/wordprocessingml/2006/main" xmlns:w14="http://schemas.microsoft.com/office/word/2010/wordml" xmlns:w15="http://schemas.microsoft.com/office/word/2012/wordml" xmlns:w16cex="http://schemas.microsoft.com/office/word/2018/wordml/cex" xmlns:w16cid="http://schemas.microsoft.com/office/word/2016/wordml/cid" xmlns:w16="http://schemas.microsoft.com/office/word/2018/wordml" xmlns:w16du="http://schemas.microsoft.com/office/word/2023/wordml/word16du" xmlns:w16sdtdh="http://schemas.microsoft.com/office/word/2020/wordml/sdtdatahash" xmlns:w16sdtfl="http://schemas.microsoft.com/office/word/2024/wordml/sdtformatlock" xmlns:w16se="http://schemas.microsoft.com/office/word/2015/wordml/symex" xmlns:wpg="http://schemas.microsoft.com/office/word/2010/wordprocessingGroup" xmlns:wpi="http://schemas.microsoft.com/office/word/2010/wordprocessingInk" xmlns:wne="http://schemas.microsoft.com/office/word/2006/wordml" xmlns:wps="http://schemas.microsoft.com/office/word/2010/wordprocessingShape" mc:Ignorable="w14 w15 w16se w16cid w16 w16cex w16sdtdh w16sdtfl w16du wp14">
   <w:body>
     <w:p>
-      <w:bookmarkStart w:id="0" w:name="_Hlk203420079"/>
-      <w:r>
-        <w:rPr>
-          <w:rFonts w:hint="eastAsia"/>
-        </w:rPr>
-        <w:t>台北市</w:t>
-      </w:r>
-      <w:r>
-        <w:rPr>
-          <w:rFonts w:ascii="Segoe UI Emoji" w:hAnsi="Segoe UI Emoji" w:cs="Segoe UI Emoji"/>
-        </w:rPr>
-        <w:t>✅</w:t>
-      </w:r>
-    </w:p>
-    <w:p>
-      <w:r>
-        <w:rPr>
-          <w:rFonts w:hint="eastAsia"/>
-        </w:rPr>
-        <w:t>新北市</w:t>
-      </w:r>
-      <w:r>
-        <w:rPr>
-          <w:rFonts w:ascii="Segoe UI Emoji" w:hAnsi="Segoe UI Emoji" w:cs="Segoe UI Emoji"/>
-        </w:rPr>
-        <w:t>✅</w:t>
-      </w:r>
-    </w:p>
-    <w:p>
-      <w:r>
-        <w:rPr>
-          <w:rFonts w:hint="eastAsia"/>
-        </w:rPr>
-        <w:t>桃園</w:t>
-      </w:r>
-      <w:r>
-        <w:rPr>
-          <w:rFonts w:ascii="Segoe UI Emoji" w:hAnsi="Segoe UI Emoji" w:cs="Segoe UI Emoji"/>
-        </w:rPr>
-        <w:t>✅</w:t>
-      </w:r>
-    </w:p>
-    <w:p>
-      <w:r>
-        <w:rPr>
-          <w:rFonts w:hint="eastAsia"/>
-        </w:rPr>
-        <w:t>台中</w:t>
-      </w:r>
-      <w:r>
-        <w:rPr>
-          <w:rFonts w:ascii="Segoe UI Emoji" w:hAnsi="Segoe UI Emoji" w:cs="Segoe UI Emoji"/>
-        </w:rPr>
-        <w:t>✅</w:t>
-      </w:r>
-    </w:p>
-    <w:p>
-      <w:r>
-        <w:rPr>
-          <w:rFonts w:hint="eastAsia"/>
-        </w:rPr>
-        <w:t>台南</w:t>
-      </w:r>
-      <w:r>
-        <w:rPr>
-          <w:rFonts w:ascii="Segoe UI Emoji" w:hAnsi="Segoe UI Emoji" w:cs="Segoe UI Emoji"/>
-        </w:rPr>
-        <w:t>✅</w:t>
-      </w:r>
-    </w:p>
-    <w:p>
-      <w:r>
-        <w:rPr>
-          <w:rFonts w:hint="eastAsia"/>
-        </w:rPr>
-        <w:t>高雄</w:t>
-      </w:r>
-      <w:r>
-        <w:rPr>
-          <w:rFonts w:ascii="Segoe UI Emoji" w:hAnsi="Segoe UI Emoji" w:cs="Segoe UI Emoji"/>
-        </w:rPr>
-        <w:t>✅</w:t>
-      </w:r>
-    </w:p>
-    <w:p>
-      <w:r>
-        <w:rPr>
-          <w:rFonts w:hint="eastAsia"/>
-        </w:rPr>
-        <w:t>基隆</w:t>
-      </w:r>
-      <w:r>
-        <w:rPr>
-          <w:rFonts w:ascii="Segoe UI Emoji" w:hAnsi="Segoe UI Emoji" w:cs="Segoe UI Emoji"/>
-        </w:rPr>
-        <w:t>✅</w:t>
-      </w:r>
-    </w:p>
-    <w:p>
-      <w:r>
-        <w:rPr>
-          <w:rFonts w:hint="eastAsia"/>
-        </w:rPr>
-        <w:t>新竹縣</w:t>
-      </w:r>
-      <w:r>
-        <w:rPr>
-          <w:rFonts w:ascii="Segoe UI Emoji" w:hAnsi="Segoe UI Emoji" w:cs="Segoe UI Emoji"/>
-        </w:rPr>
-        <w:t>✅</w:t>
-      </w:r>
-    </w:p>
-    <w:p>
-      <w:r>
-        <w:rPr>
-          <w:rFonts w:hint="eastAsia"/>
-        </w:rPr>
-        <w:t>苗栗縣</w:t>
-      </w:r>
-      <w:r>
-        <w:rPr>
-          <w:rFonts w:ascii="Segoe UI Emoji" w:hAnsi="Segoe UI Emoji" w:cs="Segoe UI Emoji"/>
-        </w:rPr>
-        <w:t>✅</w:t>
-      </w:r>
-    </w:p>
-    <w:p>
-      <w:r>
-        <w:rPr>
-          <w:rFonts w:hint="eastAsia"/>
-        </w:rPr>
-        <w:t>彰化</w:t>
-      </w:r>
-      <w:r>
-        <w:rPr>
-          <w:rFonts w:ascii="Segoe UI Emoji" w:hAnsi="Segoe UI Emoji" w:cs="Segoe UI Emoji"/>
-        </w:rPr>
-        <w:t>✅</w:t>
-      </w:r>
-    </w:p>
-    <w:p>
-      <w:r>
-        <w:rPr>
-          <w:rFonts w:hint="eastAsia"/>
-        </w:rPr>
-        <w:t>南投</w:t>
-      </w:r>
-      <w:r>
-        <w:rPr>
-          <w:rFonts w:ascii="Segoe UI Emoji" w:hAnsi="Segoe UI Emoji" w:cs="Segoe UI Emoji"/>
-        </w:rPr>
-        <w:t>✅</w:t>
-      </w:r>
-    </w:p>
-    <w:p>
-      <w:r>
-        <w:rPr>
-          <w:rFonts w:hint="eastAsia"/>
-        </w:rPr>
-        <w:t>雲林</w:t>
-      </w:r>
-      <w:r>
-        <w:rPr>
-          <w:rFonts w:ascii="Segoe UI Emoji" w:hAnsi="Segoe UI Emoji" w:cs="Segoe UI Emoji"/>
-        </w:rPr>
-        <w:t>✅</w:t>
-      </w:r>
-    </w:p>
-    <w:p>
-      <w:r>
-        <w:rPr>
-          <w:rFonts w:hint="eastAsia"/>
-        </w:rPr>
-        <w:t>嘉義</w:t>
-      </w:r>
-      <w:r>
-        <w:rPr>
-          <w:rFonts w:ascii="Segoe UI Emoji" w:hAnsi="Segoe UI Emoji" w:cs="Segoe UI Emoji"/>
-        </w:rPr>
-        <w:t>✅</w:t>
-      </w:r>
-    </w:p>
-    <w:p>
-      <w:r>
-        <w:rPr>
-          <w:rFonts w:hint="eastAsia"/>
-        </w:rPr>
-        <w:t>屏東</w:t>
-      </w:r>
-      <w:r>
-        <w:rPr>
-          <w:rFonts w:ascii="Segoe UI Emoji" w:hAnsi="Segoe UI Emoji" w:cs="Segoe UI Emoji"/>
-        </w:rPr>
-        <w:t>✅</w:t>
-      </w:r>
-      <w:r>
-        <w:rPr>
-          <w:rFonts w:ascii="Segoe UI Emoji" w:hAnsi="Segoe UI Emoji" w:cs="Segoe UI Emoji" w:hint="eastAsia"/>
-        </w:rPr>
-        <w:t>(</w:t>
-      </w:r>
-      <w:r>
-        <w:rPr>
-          <w:rFonts w:ascii="Segoe UI Emoji" w:hAnsi="Segoe UI Emoji" w:cs="Segoe UI Emoji" w:hint="eastAsia"/>
-        </w:rPr>
-        <w:t>到萬巒</w:t>
-      </w:r>
-    </w:p>
-    <w:p>
-      <w:r>
-        <w:rPr>
-          <w:rFonts w:hint="eastAsia"/>
-        </w:rPr>
-        <w:t>宜蘭</w:t>
-      </w:r>
-      <w:r>
-        <w:rPr>
-          <w:rFonts w:ascii="Segoe UI Emoji" w:hAnsi="Segoe UI Emoji" w:cs="Segoe UI Emoji"/>
-        </w:rPr>
-        <w:t>✅</w:t>
-      </w:r>
-    </w:p>
-    <w:p>
-      <w:r>
-        <w:rPr>
-          <w:rFonts w:hint="eastAsia"/>
-        </w:rPr>
-        <w:t>花蓮</w:t>
-      </w:r>
-      <w:r>
-        <w:rPr>
-          <w:rFonts w:ascii="Segoe UI Emoji" w:hAnsi="Segoe UI Emoji" w:cs="Segoe UI Emoji"/>
-        </w:rPr>
-        <w:t>✅</w:t>
-      </w:r>
-    </w:p>
-    <w:p>
-      <w:r>
-        <w:rPr>
-          <w:rFonts w:hint="eastAsia"/>
-        </w:rPr>
-        <w:t>台東</w:t>
-      </w:r>
-      <w:r>
-        <w:rPr>
-          <w:rFonts w:ascii="Segoe UI Emoji" w:hAnsi="Segoe UI Emoji" w:cs="Segoe UI Emoji"/>
-        </w:rPr>
-        <w:t>✅</w:t>
-      </w:r>
-    </w:p>
-    <w:p>
-      <w:r>
-        <w:rPr>
-          <w:rFonts w:hint="eastAsia"/>
-        </w:rPr>
-        <w:t>澎湖</w:t>
-      </w:r>
-      <w:r>
-        <w:rPr>
-          <w:rFonts w:ascii="Segoe UI Emoji" w:hAnsi="Segoe UI Emoji" w:cs="Segoe UI Emoji"/>
-        </w:rPr>
-        <w:t>✅</w:t>
-      </w:r>
-    </w:p>
-    <w:p>
-      <w:r>
-        <w:rPr>
-          <w:rFonts w:hint="eastAsia"/>
-        </w:rPr>
-        <w:t>金門</w:t>
-      </w:r>
-      <w:r>
-        <w:rPr>
-          <w:rFonts w:ascii="Segoe UI Emoji" w:hAnsi="Segoe UI Emoji" w:cs="Segoe UI Emoji"/>
-        </w:rPr>
-        <w:t>✅</w:t>
-      </w:r>
-    </w:p>
-    <w:p>
-      <w:r>
-        <w:rPr>
-          <w:rFonts w:hint="eastAsia"/>
-        </w:rPr>
-        <w:t>連江</w:t>
-      </w:r>
-      <w:r>
-        <w:rPr>
-          <w:rFonts w:ascii="Segoe UI Emoji" w:hAnsi="Segoe UI Emoji" w:cs="Segoe UI Emoji"/>
-        </w:rPr>
-        <w:t>✅</w:t>
-      </w:r>
-    </w:p>
-    <w:p/>
-    <w:p/>
-    <w:p/>
-    <w:p/>
-    <w:p/>
-    <w:p>
-      <w:r>
-        <w:rPr>
-          <w:rFonts w:hint="eastAsia"/>
-        </w:rPr>
-        <w:t>新竹市有點小問題</w:t>
-      </w:r>
-    </w:p>
-    <w:p>
-      <w:r>
-        <w:rPr>
-          <w:rFonts w:hint="eastAsia"/>
-        </w:rPr>
-        <w:t>因為新竹市的東區、北區、香山區的郵遞區號都一樣都是</w:t>
-      </w:r>
-      <w:r>
-        <w:t>300</w:t>
-      </w:r>
-    </w:p>
-    <w:p>
-      <w:r>
-        <w:rPr>
-          <w:rFonts w:hint="eastAsia"/>
-        </w:rPr>
-        <w:t>導致查其中某區時會順便產生新竹市其他區的警局</w:t>
-      </w:r>
-    </w:p>
-    <w:p>
-      <w:r>
-        <w:rPr>
-          <w:rFonts w:hint="eastAsia"/>
-        </w:rPr>
-        <w:t>但標記的地方都是對的</w:t>
-      </w:r>
-      <w:r>
-        <w:t>!</w:t>
-      </w:r>
-    </w:p>
-    <w:p>
-      <w:r>
-        <w:t>(</w:t>
-      </w:r>
-      <w:r>
-        <w:rPr>
-          <w:rFonts w:hint="eastAsia"/>
-        </w:rPr>
-        <w:t>嘉義市也一樣</w:t>
-      </w:r>
-      <w:r>
-        <w:t>)</w:t>
-      </w:r>
-    </w:p>
-    <w:p>
       <w:pPr>
         <w:pBdr>
           <w:bottom w:val="single" w:sz="6" w:space="1" w:color="auto"/>
         </w:pBdr>
+        <w:rPr>
+          <w:rFonts w:hint="eastAsia"/>
+        </w:rPr>
       </w:pPr>
+      <w:bookmarkStart w:id="0" w:name="_Hlk203420079"/>
+      <w:r>
+        <w:rPr>
+          <w:rFonts w:ascii="Segoe UI Emoji" w:hAnsi="Segoe UI Emoji" w:cs="Segoe UI Emoji"/>
+        </w:rPr>
+        <w:t>✅</w:t>
+      </w:r>
+      <w:r>
+        <w:rPr>
+          <w:rFonts w:hint="eastAsia"/>
+        </w:rPr>
+        <w:t>目前都確認完警局位置了</w:t>
+      </w:r>
     </w:p>
     <w:p>
-      <w:pPr>
-        <w:pBdr>
-          <w:bottom w:val="single" w:sz="6" w:space="1" w:color="auto"/>
-        </w:pBdr>
-      </w:pPr>
+      <w:r>
+        <w:rPr>
+          <w:rFonts w:hint="eastAsia"/>
+        </w:rPr>
+        <w:t>新竹市有點小問題</w:t>
+      </w:r>
     </w:p>
     <w:p>
-      <w:pPr>
-        <w:pBdr>
-          <w:bottom w:val="single" w:sz="6" w:space="1" w:color="auto"/>
-        </w:pBdr>
-      </w:pPr>
+      <w:r>
+        <w:rPr>
+          <w:rFonts w:hint="eastAsia"/>
+        </w:rPr>
+        <w:t>因為新竹市的東區、北區、香山區的郵遞區號都一樣都是</w:t>
+      </w:r>
+      <w:r>
+        <w:t>300</w:t>
+      </w:r>
+    </w:p>
+    <w:p>
+      <w:r>
+        <w:rPr>
+          <w:rFonts w:hint="eastAsia"/>
+        </w:rPr>
+        <w:t>導致查其中某區時會順便產生新竹市其他區的警局</w:t>
+      </w:r>
+    </w:p>
+    <w:p>
+      <w:r>
+        <w:rPr>
+          <w:rFonts w:hint="eastAsia"/>
+        </w:rPr>
+        <w:t>但標記的地方都是對的</w:t>
+      </w:r>
+      <w:r>
+        <w:t>!</w:t>
+      </w:r>
+    </w:p>
+    <w:p>
+      <w:r>
+        <w:t>(</w:t>
+      </w:r>
+      <w:r>
+        <w:rPr>
+          <w:rFonts w:hint="eastAsia"/>
+        </w:rPr>
+        <w:t>嘉義市也一樣</w:t>
+      </w:r>
+      <w:r>
+        <w:t>)</w:t>
+      </w:r>
     </w:p>
     <w:p>
       <w:pPr>
@@ -525,6 +229,11 @@
       </w:r>
     </w:p>
     <w:p>
+      <w:pPr>
+        <w:rPr>
+          <w:rFonts w:hint="eastAsia"/>
+        </w:rPr>
+      </w:pPr>
       <w:r>
         <w:rPr>
           <w:noProof/>
@@ -566,191 +275,8 @@
           </wp:inline>
         </w:drawing>
       </w:r>
+      <w:bookmarkEnd w:id="0"/>
     </w:p>
-    <w:p/>
-    <w:p/>
-    <w:p/>
-    <w:p/>
-    <w:p/>
-    <w:p/>
-    <w:p/>
-    <w:p>
-      <w:r>
-        <w:rPr>
-          <w:rFonts w:hint="eastAsia"/>
-        </w:rPr>
-        <w:t>範例：</w:t>
-      </w:r>
-    </w:p>
-    <w:p>
-      <w:r>
-        <w:rPr>
-          <w:noProof/>
-        </w:rPr>
-        <w:lastRenderedPageBreak/>
-        <w:drawing>
-          <wp:inline distT="0" distB="0" distL="0" distR="0" wp14:anchorId="24499D14" wp14:editId="0A5443AF">
-            <wp:extent cx="5270500" cy="4146550"/>
-            <wp:effectExtent l="0" t="0" r="6350" b="6350"/>
-            <wp:docPr id="417897062" name="圖片 6" descr="一張含有 文字, 螢幕擷取畫面, 字型, 標誌 的圖片&#10;&#10;AI 產生的內容可能不正確。"/>
-            <wp:cNvGraphicFramePr>
-              <a:graphicFrameLocks xmlns:a="http://schemas.openxmlformats.org/drawingml/2006/main" noChangeAspect="1"/>
-            </wp:cNvGraphicFramePr>
-            <a:graphic xmlns:a="http://schemas.openxmlformats.org/drawingml/2006/main">
-              <a:graphicData uri="http://schemas.openxmlformats.org/drawingml/2006/picture">
-                <pic:pic xmlns:pic="http://schemas.openxmlformats.org/drawingml/2006/picture">
-                  <pic:nvPicPr>
-                    <pic:cNvPr id="0" name="Picture 22" descr="一張含有 文字, 螢幕擷取畫面, 字型, 標誌 的圖片&#10;&#10;AI 產生的內容可能不正確。"/>
-                    <pic:cNvPicPr>
-                      <a:picLocks noChangeAspect="1" noChangeArrowheads="1"/>
-                    </pic:cNvPicPr>
-                  </pic:nvPicPr>
-                  <pic:blipFill>
-                    <a:blip r:embed="rId7">
-                      <a:extLst>
-                        <a:ext uri="{28A0092B-C50C-407E-A947-70E740481C1C}">
-                          <a14:useLocalDpi xmlns:a14="http://schemas.microsoft.com/office/drawing/2010/main" val="0"/>
-                        </a:ext>
-                      </a:extLst>
-                    </a:blip>
-                    <a:srcRect/>
-                    <a:stretch>
-                      <a:fillRect/>
-                    </a:stretch>
-                  </pic:blipFill>
-                  <pic:spPr bwMode="auto">
-                    <a:xfrm>
-                      <a:off x="0" y="0"/>
-                      <a:ext cx="5270500" cy="4146550"/>
-                    </a:xfrm>
-                    <a:prstGeom prst="rect">
-                      <a:avLst/>
-                    </a:prstGeom>
-                    <a:noFill/>
-                    <a:ln>
-                      <a:noFill/>
-                    </a:ln>
-                  </pic:spPr>
-                </pic:pic>
-              </a:graphicData>
-            </a:graphic>
-          </wp:inline>
-        </w:drawing>
-      </w:r>
-    </w:p>
-    <w:p>
-      <w:r>
-        <w:rPr>
-          <w:noProof/>
-        </w:rPr>
-        <w:drawing>
-          <wp:inline distT="0" distB="0" distL="0" distR="0" wp14:anchorId="371BD059" wp14:editId="54C2ADE3">
-            <wp:extent cx="5270500" cy="3409950"/>
-            <wp:effectExtent l="0" t="0" r="6350" b="0"/>
-            <wp:docPr id="2099021573" name="圖片 5" descr="一張含有 文字, 螢幕擷取畫面, 字型, 設計 的圖片&#10;&#10;AI 產生的內容可能不正確。"/>
-            <wp:cNvGraphicFramePr>
-              <a:graphicFrameLocks xmlns:a="http://schemas.openxmlformats.org/drawingml/2006/main" noChangeAspect="1"/>
-            </wp:cNvGraphicFramePr>
-            <a:graphic xmlns:a="http://schemas.openxmlformats.org/drawingml/2006/main">
-              <a:graphicData uri="http://schemas.openxmlformats.org/drawingml/2006/picture">
-                <pic:pic xmlns:pic="http://schemas.openxmlformats.org/drawingml/2006/picture">
-                  <pic:nvPicPr>
-                    <pic:cNvPr id="0" name="Picture 23" descr="一張含有 文字, 螢幕擷取畫面, 字型, 設計 的圖片&#10;&#10;AI 產生的內容可能不正確。"/>
-                    <pic:cNvPicPr>
-                      <a:picLocks noChangeAspect="1" noChangeArrowheads="1"/>
-                    </pic:cNvPicPr>
-                  </pic:nvPicPr>
-                  <pic:blipFill>
-                    <a:blip r:embed="rId8">
-                      <a:extLst>
-                        <a:ext uri="{28A0092B-C50C-407E-A947-70E740481C1C}">
-                          <a14:useLocalDpi xmlns:a14="http://schemas.microsoft.com/office/drawing/2010/main" val="0"/>
-                        </a:ext>
-                      </a:extLst>
-                    </a:blip>
-                    <a:srcRect/>
-                    <a:stretch>
-                      <a:fillRect/>
-                    </a:stretch>
-                  </pic:blipFill>
-                  <pic:spPr bwMode="auto">
-                    <a:xfrm>
-                      <a:off x="0" y="0"/>
-                      <a:ext cx="5270500" cy="3409950"/>
-                    </a:xfrm>
-                    <a:prstGeom prst="rect">
-                      <a:avLst/>
-                    </a:prstGeom>
-                    <a:noFill/>
-                    <a:ln>
-                      <a:noFill/>
-                    </a:ln>
-                  </pic:spPr>
-                </pic:pic>
-              </a:graphicData>
-            </a:graphic>
-          </wp:inline>
-        </w:drawing>
-      </w:r>
-    </w:p>
-    <w:p>
-      <w:r>
-        <w:rPr>
-          <w:noProof/>
-        </w:rPr>
-        <w:drawing>
-          <wp:inline distT="0" distB="0" distL="0" distR="0" wp14:anchorId="4114B622" wp14:editId="1EC4027C">
-            <wp:extent cx="5274310" cy="215900"/>
-            <wp:effectExtent l="0" t="0" r="2540" b="0"/>
-            <wp:docPr id="531950533" name="圖片 4"/>
-            <wp:cNvGraphicFramePr>
-              <a:graphicFrameLocks xmlns:a="http://schemas.openxmlformats.org/drawingml/2006/main" noChangeAspect="1"/>
-            </wp:cNvGraphicFramePr>
-            <a:graphic xmlns:a="http://schemas.openxmlformats.org/drawingml/2006/main">
-              <a:graphicData uri="http://schemas.openxmlformats.org/drawingml/2006/picture">
-                <pic:pic xmlns:pic="http://schemas.openxmlformats.org/drawingml/2006/picture">
-                  <pic:nvPicPr>
-                    <pic:cNvPr id="0" name="圖片 1"/>
-                    <pic:cNvPicPr>
-                      <a:picLocks noChangeAspect="1" noChangeArrowheads="1"/>
-                    </pic:cNvPicPr>
-                  </pic:nvPicPr>
-                  <pic:blipFill>
-                    <a:blip r:embed="rId9">
-                      <a:extLst>
-                        <a:ext uri="{28A0092B-C50C-407E-A947-70E740481C1C}">
-                          <a14:useLocalDpi xmlns:a14="http://schemas.microsoft.com/office/drawing/2010/main" val="0"/>
-                        </a:ext>
-                      </a:extLst>
-                    </a:blip>
-                    <a:srcRect/>
-                    <a:stretch>
-                      <a:fillRect/>
-                    </a:stretch>
-                  </pic:blipFill>
-                  <pic:spPr bwMode="auto">
-                    <a:xfrm>
-                      <a:off x="0" y="0"/>
-                      <a:ext cx="5274310" cy="215900"/>
-                    </a:xfrm>
-                    <a:prstGeom prst="rect">
-                      <a:avLst/>
-                    </a:prstGeom>
-                    <a:noFill/>
-                    <a:ln>
-                      <a:noFill/>
-                    </a:ln>
-                  </pic:spPr>
-                </pic:pic>
-              </a:graphicData>
-            </a:graphic>
-          </wp:inline>
-        </w:drawing>
-      </w:r>
-    </w:p>
-    <w:bookmarkEnd w:id="0"/>
-    <w:p/>
-    <w:p/>
     <w:sectPr>
       <w:pgSz w:w="11906" w:h="16838"/>
       <w:pgMar w:top="1440" w:right="1800" w:bottom="1440" w:left="1800" w:header="851" w:footer="992" w:gutter="0"/>

--- a/文件/位置有跑掉的警局.docx
+++ b/文件/位置有跑掉的警局.docx
@@ -7,9 +7,6 @@
         <w:pBdr>
           <w:bottom w:val="single" w:sz="6" w:space="1" w:color="auto"/>
         </w:pBdr>
-        <w:rPr>
-          <w:rFonts w:hint="eastAsia"/>
-        </w:rPr>
       </w:pPr>
       <w:bookmarkStart w:id="0" w:name="_Hlk203420079"/>
       <w:r>
@@ -71,10 +68,32 @@
         <w:rPr>
           <w:rFonts w:hint="eastAsia"/>
         </w:rPr>
-        <w:t>嘉義市也一樣</w:t>
+        <w:t>嘉義市</w:t>
+      </w:r>
+      <w:r>
+        <w:rPr>
+          <w:rFonts w:hint="eastAsia"/>
+        </w:rPr>
+        <w:t>的問題</w:t>
+      </w:r>
+      <w:r>
+        <w:rPr>
+          <w:rFonts w:hint="eastAsia"/>
+        </w:rPr>
+        <w:t>也一樣</w:t>
       </w:r>
       <w:r>
         <w:t>)</w:t>
+      </w:r>
+    </w:p>
+    <w:p>
+      <w:pPr>
+        <w:pBdr>
+          <w:bottom w:val="single" w:sz="6" w:space="1" w:color="auto"/>
+        </w:pBdr>
+      </w:pPr>
+      <w:r>
+        <w:br w:type="page"/>
       </w:r>
     </w:p>
     <w:p>
@@ -187,6 +206,49 @@
       </w:r>
     </w:p>
     <w:p>
+      <w:pPr>
+        <w:rPr>
+          <w:rFonts w:hint="eastAsia"/>
+          <w:color w:val="EE0000"/>
+        </w:rPr>
+      </w:pPr>
+      <w:r>
+        <w:rPr>
+          <w:rFonts w:ascii="Segoe UI Symbol" w:hAnsi="Segoe UI Symbol" w:cs="Segoe UI Symbol"/>
+          <w:color w:val="EE0000"/>
+        </w:rPr>
+        <w:t>➯</w:t>
+      </w:r>
+      <w:r>
+        <w:rPr>
+          <w:rFonts w:hint="eastAsia"/>
+          <w:color w:val="EE0000"/>
+        </w:rPr>
+        <w:t>直接從場景</w:t>
+      </w:r>
+      <w:r>
+        <w:rPr>
+          <w:rFonts w:hint="eastAsia"/>
+          <w:color w:val="EE0000"/>
+        </w:rPr>
+        <w:t>(</w:t>
+      </w:r>
+      <w:r>
+        <w:rPr>
+          <w:rFonts w:hint="eastAsia"/>
+          <w:color w:val="EE0000"/>
+        </w:rPr>
+        <w:t>正確的位置重新抓經緯度、地址</w:t>
+      </w:r>
+      <w:r>
+        <w:rPr>
+          <w:rFonts w:hint="eastAsia"/>
+          <w:color w:val="EE0000"/>
+        </w:rPr>
+        <w:t>)</w:t>
+      </w:r>
+    </w:p>
+    <w:p>
       <w:r>
         <w:rPr>
           <w:noProof/>
@@ -229,16 +291,10 @@
       </w:r>
     </w:p>
     <w:p>
-      <w:pPr>
-        <w:rPr>
-          <w:rFonts w:hint="eastAsia"/>
-        </w:rPr>
-      </w:pPr>
       <w:r>
         <w:rPr>
           <w:noProof/>
         </w:rPr>
-        <w:lastRenderedPageBreak/>
         <w:drawing>
           <wp:inline distT="0" distB="0" distL="0" distR="0" wp14:anchorId="11A30E62" wp14:editId="57CB35C0">
             <wp:extent cx="5274310" cy="2965450"/>
@@ -893,7 +949,6 @@
   <w:style w:type="character" w:default="1" w:styleId="a0">
     <w:name w:val="Default Paragraph Font"/>
     <w:uiPriority w:val="1"/>
-    <w:semiHidden/>
     <w:unhideWhenUsed/>
   </w:style>
   <w:style w:type="table" w:default="1" w:styleId="a1">

--- a/文件/位置有跑掉的警局.docx
+++ b/文件/位置有跑掉的警局.docx
@@ -94,6 +94,206 @@
       </w:pPr>
       <w:r>
         <w:br w:type="page"/>
+      </w:r>
+    </w:p>
+    <w:p>
+      <w:pPr>
+        <w:pBdr>
+          <w:bottom w:val="single" w:sz="6" w:space="1" w:color="auto"/>
+        </w:pBdr>
+      </w:pPr>
+    </w:p>
+    <w:p>
+      <w:pPr>
+        <w:pBdr>
+          <w:bottom w:val="single" w:sz="6" w:space="1" w:color="auto"/>
+        </w:pBdr>
+        <w:rPr>
+          <w:rFonts w:hint="eastAsia"/>
+        </w:rPr>
+      </w:pPr>
+      <w:r>
+        <w:rPr>
+          <w:rFonts w:hint="eastAsia"/>
+        </w:rPr>
+        <w:t>由於部分地區（如新竹市、嘉義市）的多個行政區共用相同郵遞區號（如新竹市東區、北區、香山區皆為</w:t>
+      </w:r>
+      <w:r>
+        <w:rPr>
+          <w:rFonts w:hint="eastAsia"/>
+        </w:rPr>
+        <w:t xml:space="preserve"> 300</w:t>
+      </w:r>
+      <w:r>
+        <w:rPr>
+          <w:rFonts w:hint="eastAsia"/>
+        </w:rPr>
+        <w:t>，嘉義市東區、西區皆為</w:t>
+      </w:r>
+      <w:r>
+        <w:rPr>
+          <w:rFonts w:hint="eastAsia"/>
+        </w:rPr>
+        <w:t>600</w:t>
+      </w:r>
+      <w:r>
+        <w:rPr>
+          <w:rFonts w:hint="eastAsia"/>
+        </w:rPr>
+        <w:t>），為確保查詢功能的正確性，本系統採用延伸編碼方式（如</w:t>
+      </w:r>
+      <w:r>
+        <w:rPr>
+          <w:rFonts w:hint="eastAsia"/>
+        </w:rPr>
+        <w:t xml:space="preserve"> 300-1</w:t>
+      </w:r>
+      <w:r>
+        <w:rPr>
+          <w:rFonts w:hint="eastAsia"/>
+        </w:rPr>
+        <w:t>、</w:t>
+      </w:r>
+      <w:r>
+        <w:rPr>
+          <w:rFonts w:hint="eastAsia"/>
+        </w:rPr>
+        <w:t>300-2</w:t>
+      </w:r>
+      <w:r>
+        <w:rPr>
+          <w:rFonts w:hint="eastAsia"/>
+        </w:rPr>
+        <w:t>、</w:t>
+      </w:r>
+      <w:r>
+        <w:rPr>
+          <w:rFonts w:hint="eastAsia"/>
+        </w:rPr>
+        <w:t>300-3</w:t>
+      </w:r>
+      <w:r>
+        <w:rPr>
+          <w:rFonts w:hint="eastAsia"/>
+        </w:rPr>
+        <w:t>、</w:t>
+      </w:r>
+      <w:r>
+        <w:rPr>
+          <w:rFonts w:hint="eastAsia"/>
+        </w:rPr>
+        <w:t>600-1</w:t>
+      </w:r>
+      <w:r>
+        <w:rPr>
+          <w:rFonts w:hint="eastAsia"/>
+        </w:rPr>
+        <w:t>、</w:t>
+      </w:r>
+      <w:r>
+        <w:rPr>
+          <w:rFonts w:hint="eastAsia"/>
+        </w:rPr>
+        <w:t>600-2</w:t>
+      </w:r>
+      <w:r>
+        <w:rPr>
+          <w:rFonts w:hint="eastAsia"/>
+        </w:rPr>
+        <w:t>）區分各行政區。</w:t>
+      </w:r>
+    </w:p>
+    <w:p>
+      <w:pPr>
+        <w:pBdr>
+          <w:bottom w:val="single" w:sz="6" w:space="1" w:color="auto"/>
+        </w:pBdr>
+        <w:rPr>
+          <w:rFonts w:hint="eastAsia"/>
+        </w:rPr>
+      </w:pPr>
+      <w:r>
+        <w:rPr>
+          <w:rFonts w:hint="eastAsia"/>
+        </w:rPr>
+        <w:t>管理者在新增、編輯或刪除資料時，請務必確認：</w:t>
+      </w:r>
+    </w:p>
+    <w:p>
+      <w:pPr>
+        <w:pStyle w:val="a9"/>
+        <w:numPr>
+          <w:ilvl w:val="0"/>
+          <w:numId w:val="3"/>
+        </w:numPr>
+        <w:pBdr>
+          <w:bottom w:val="single" w:sz="6" w:space="1" w:color="auto"/>
+        </w:pBdr>
+        <w:rPr>
+          <w:rFonts w:hint="eastAsia"/>
+        </w:rPr>
+      </w:pPr>
+      <w:r>
+        <w:rPr>
+          <w:rFonts w:hint="eastAsia"/>
+        </w:rPr>
+        <w:t>區域名稱與延伸郵遞區號的對應正確無誤</w:t>
+      </w:r>
+    </w:p>
+    <w:p>
+      <w:pPr>
+        <w:pStyle w:val="a9"/>
+        <w:numPr>
+          <w:ilvl w:val="0"/>
+          <w:numId w:val="3"/>
+        </w:numPr>
+        <w:pBdr>
+          <w:bottom w:val="single" w:sz="6" w:space="1" w:color="auto"/>
+        </w:pBdr>
+        <w:rPr>
+          <w:rFonts w:hint="eastAsia"/>
+        </w:rPr>
+      </w:pPr>
+      <w:r>
+        <w:rPr>
+          <w:rFonts w:hint="eastAsia"/>
+        </w:rPr>
+        <w:t>不可誤</w:t>
+      </w:r>
+      <w:proofErr w:type="gramStart"/>
+      <w:r>
+        <w:rPr>
+          <w:rFonts w:hint="eastAsia"/>
+        </w:rPr>
+        <w:t>刪或誤改相同</w:t>
+      </w:r>
+      <w:proofErr w:type="gramEnd"/>
+      <w:r>
+        <w:rPr>
+          <w:rFonts w:hint="eastAsia"/>
+        </w:rPr>
+        <w:t>郵遞區號但不同區域的資料</w:t>
+      </w:r>
+    </w:p>
+    <w:p>
+      <w:pPr>
+        <w:pStyle w:val="a9"/>
+        <w:numPr>
+          <w:ilvl w:val="0"/>
+          <w:numId w:val="3"/>
+        </w:numPr>
+        <w:pBdr>
+          <w:bottom w:val="single" w:sz="6" w:space="1" w:color="auto"/>
+        </w:pBdr>
+        <w:rPr>
+          <w:rFonts w:hint="eastAsia"/>
+        </w:rPr>
+      </w:pPr>
+      <w:r>
+        <w:rPr>
+          <w:rFonts w:hint="eastAsia"/>
+        </w:rPr>
+        <w:t>請在編輯時特別注意！</w:t>
       </w:r>
     </w:p>
     <w:p>
@@ -124,7 +324,7 @@
                     <pic:cNvPicPr/>
                   </pic:nvPicPr>
                   <pic:blipFill>
-                    <a:blip r:embed="rId4"/>
+                    <a:blip r:embed="rId5"/>
                     <a:stretch>
                       <a:fillRect/>
                     </a:stretch>
@@ -208,7 +408,6 @@
     <w:p>
       <w:pPr>
         <w:rPr>
-          <w:rFonts w:hint="eastAsia"/>
           <w:color w:val="EE0000"/>
         </w:rPr>
       </w:pPr>
@@ -266,48 +465,6 @@
                 <pic:pic xmlns:pic="http://schemas.openxmlformats.org/drawingml/2006/picture">
                   <pic:nvPicPr>
                     <pic:cNvPr id="1634435758" name="圖片 1" descr="一張含有 文字, 螢幕擷取畫面, 地圖, 軟體 的圖片&#10;&#10;AI 產生的內容可能不正確。"/>
-                    <pic:cNvPicPr/>
-                  </pic:nvPicPr>
-                  <pic:blipFill>
-                    <a:blip r:embed="rId5"/>
-                    <a:stretch>
-                      <a:fillRect/>
-                    </a:stretch>
-                  </pic:blipFill>
-                  <pic:spPr>
-                    <a:xfrm>
-                      <a:off x="0" y="0"/>
-                      <a:ext cx="5274310" cy="2965450"/>
-                    </a:xfrm>
-                    <a:prstGeom prst="rect">
-                      <a:avLst/>
-                    </a:prstGeom>
-                  </pic:spPr>
-                </pic:pic>
-              </a:graphicData>
-            </a:graphic>
-          </wp:inline>
-        </w:drawing>
-      </w:r>
-    </w:p>
-    <w:p>
-      <w:r>
-        <w:rPr>
-          <w:noProof/>
-        </w:rPr>
-        <w:drawing>
-          <wp:inline distT="0" distB="0" distL="0" distR="0" wp14:anchorId="11A30E62" wp14:editId="57CB35C0">
-            <wp:extent cx="5274310" cy="2965450"/>
-            <wp:effectExtent l="0" t="0" r="2540" b="6350"/>
-            <wp:docPr id="1831694110" name="圖片 1" descr="一張含有 文字, 地圖, 螢幕擷取畫面, 軟體 的圖片&#10;&#10;AI 產生的內容可能不正確。"/>
-            <wp:cNvGraphicFramePr>
-              <a:graphicFrameLocks xmlns:a="http://schemas.openxmlformats.org/drawingml/2006/main" noChangeAspect="1"/>
-            </wp:cNvGraphicFramePr>
-            <a:graphic xmlns:a="http://schemas.openxmlformats.org/drawingml/2006/main">
-              <a:graphicData uri="http://schemas.openxmlformats.org/drawingml/2006/picture">
-                <pic:pic xmlns:pic="http://schemas.openxmlformats.org/drawingml/2006/picture">
-                  <pic:nvPicPr>
-                    <pic:cNvPr id="1831694110" name="圖片 1" descr="一張含有 文字, 地圖, 螢幕擷取畫面, 軟體 的圖片&#10;&#10;AI 產生的內容可能不正確。"/>
                     <pic:cNvPicPr/>
                   </pic:nvPicPr>
                   <pic:blipFill>
@@ -331,6 +488,49 @@
           </wp:inline>
         </w:drawing>
       </w:r>
+    </w:p>
+    <w:p>
+      <w:r>
+        <w:rPr>
+          <w:noProof/>
+        </w:rPr>
+        <w:lastRenderedPageBreak/>
+        <w:drawing>
+          <wp:inline distT="0" distB="0" distL="0" distR="0" wp14:anchorId="11A30E62" wp14:editId="57CB35C0">
+            <wp:extent cx="5274310" cy="2965450"/>
+            <wp:effectExtent l="0" t="0" r="2540" b="6350"/>
+            <wp:docPr id="1831694110" name="圖片 1" descr="一張含有 文字, 地圖, 螢幕擷取畫面, 軟體 的圖片&#10;&#10;AI 產生的內容可能不正確。"/>
+            <wp:cNvGraphicFramePr>
+              <a:graphicFrameLocks xmlns:a="http://schemas.openxmlformats.org/drawingml/2006/main" noChangeAspect="1"/>
+            </wp:cNvGraphicFramePr>
+            <a:graphic xmlns:a="http://schemas.openxmlformats.org/drawingml/2006/main">
+              <a:graphicData uri="http://schemas.openxmlformats.org/drawingml/2006/picture">
+                <pic:pic xmlns:pic="http://schemas.openxmlformats.org/drawingml/2006/picture">
+                  <pic:nvPicPr>
+                    <pic:cNvPr id="1831694110" name="圖片 1" descr="一張含有 文字, 地圖, 螢幕擷取畫面, 軟體 的圖片&#10;&#10;AI 產生的內容可能不正確。"/>
+                    <pic:cNvPicPr/>
+                  </pic:nvPicPr>
+                  <pic:blipFill>
+                    <a:blip r:embed="rId7"/>
+                    <a:stretch>
+                      <a:fillRect/>
+                    </a:stretch>
+                  </pic:blipFill>
+                  <pic:spPr>
+                    <a:xfrm>
+                      <a:off x="0" y="0"/>
+                      <a:ext cx="5274310" cy="2965450"/>
+                    </a:xfrm>
+                    <a:prstGeom prst="rect">
+                      <a:avLst/>
+                    </a:prstGeom>
+                  </pic:spPr>
+                </pic:pic>
+              </a:graphicData>
+            </a:graphic>
+          </wp:inline>
+        </w:drawing>
+      </w:r>
       <w:bookmarkEnd w:id="0"/>
     </w:p>
     <w:sectPr>
@@ -341,6 +541,359 @@
     </w:sectPr>
   </w:body>
 </w:document>
+</file>
+
+<file path=word/numbering.xml><?xml version="1.0" encoding="utf-8"?>
+<w:numbering xmlns:wpc="http://schemas.microsoft.com/office/word/2010/wordprocessingCanvas" xmlns:cx="http://schemas.microsoft.com/office/drawing/2014/chartex" xmlns:cx1="http://schemas.microsoft.com/office/drawing/2015/9/8/chartex" xmlns:cx2="http://schemas.microsoft.com/office/drawing/2015/10/21/chartex" xmlns:cx3="http://schemas.microsoft.com/office/drawing/2016/5/9/chartex" xmlns:cx4="http://schemas.microsoft.com/office/drawing/2016/5/10/chartex" xmlns:cx5="http://schemas.microsoft.com/office/drawing/2016/5/11/chartex" xmlns:cx6="http://schemas.microsoft.com/office/drawing/2016/5/12/chartex" xmlns:cx7="http://schemas.microsoft.com/office/drawing/2016/5/13/chartex" xmlns:cx8="http://schemas.microsoft.com/office/drawing/2016/5/14/chartex" xmlns:mc="http://schemas.openxmlformats.org/markup-compatibility/2006" xmlns:aink="http://schemas.microsoft.com/office/drawing/2016/ink" xmlns:am3d="http://schemas.microsoft.com/office/drawing/2017/model3d" xmlns:o="urn:schemas-microsoft-com:office:office" xmlns:oel="http://schemas.microsoft.com/office/2019/extlst" xmlns:r="http://schemas.openxmlformats.org/officeDocument/2006/relationships" xmlns:m="http://schemas.openxmlformats.org/officeDocument/2006/math" xmlns:v="urn:schemas-microsoft-com:vml" xmlns:wp14="http://schemas.microsoft.com/office/word/2010/wordprocessingDrawing" xmlns:wp="http://schemas.openxmlformats.org/drawingml/2006/wordprocessingDrawing" xmlns:w10="urn:schemas-microsoft-com:office:word" xmlns:w="http://schemas.openxmlformats.org/wordprocessingml/2006/main" xmlns:w14="http://schemas.microsoft.com/office/word/2010/wordml" xmlns:w15="http://schemas.microsoft.com/office/word/2012/wordml" xmlns:w16cex="http://schemas.microsoft.com/office/word/2018/wordml/cex" xmlns:w16cid="http://schemas.microsoft.com/office/word/2016/wordml/cid" xmlns:w16="http://schemas.microsoft.com/office/word/2018/wordml" xmlns:w16du="http://schemas.microsoft.com/office/word/2023/wordml/word16du" xmlns:w16sdtdh="http://schemas.microsoft.com/office/word/2020/wordml/sdtdatahash" xmlns:w16sdtfl="http://schemas.microsoft.com/office/word/2024/wordml/sdtformatlock" xmlns:w16se="http://schemas.microsoft.com/office/word/2015/wordml/symex" xmlns:wpg="http://schemas.microsoft.com/office/word/2010/wordprocessingGroup" xmlns:wpi="http://schemas.microsoft.com/office/word/2010/wordprocessingInk" xmlns:wne="http://schemas.microsoft.com/office/word/2006/wordml" xmlns:wps="http://schemas.microsoft.com/office/word/2010/wordprocessingShape" mc:Ignorable="w14 w15 w16se w16cid w16 w16cex w16sdtdh w16sdtfl w16du wp14">
+  <w:abstractNum w:abstractNumId="0" w15:restartNumberingAfterBreak="0">
+    <w:nsid w:val="3FA01FE8"/>
+    <w:multiLevelType w:val="hybridMultilevel"/>
+    <w:tmpl w:val="54BC2F7E"/>
+    <w:lvl w:ilvl="0" w:tplc="8D522CBA">
+      <w:start w:val="1"/>
+      <w:numFmt w:val="bullet"/>
+      <w:lvlText w:val=""/>
+      <w:lvlJc w:val="left"/>
+      <w:pPr>
+        <w:ind w:left="480" w:hanging="480"/>
+      </w:pPr>
+      <w:rPr>
+        <w:rFonts w:ascii="Wingdings" w:hAnsi="Wingdings" w:hint="default"/>
+      </w:rPr>
+    </w:lvl>
+    <w:lvl w:ilvl="1" w:tplc="FFFFFFFF" w:tentative="1">
+      <w:start w:val="1"/>
+      <w:numFmt w:val="bullet"/>
+      <w:lvlText w:val=""/>
+      <w:lvlJc w:val="left"/>
+      <w:pPr>
+        <w:ind w:left="960" w:hanging="480"/>
+      </w:pPr>
+      <w:rPr>
+        <w:rFonts w:ascii="Wingdings" w:hAnsi="Wingdings" w:hint="default"/>
+      </w:rPr>
+    </w:lvl>
+    <w:lvl w:ilvl="2" w:tplc="FFFFFFFF" w:tentative="1">
+      <w:start w:val="1"/>
+      <w:numFmt w:val="bullet"/>
+      <w:lvlText w:val=""/>
+      <w:lvlJc w:val="left"/>
+      <w:pPr>
+        <w:ind w:left="1440" w:hanging="480"/>
+      </w:pPr>
+      <w:rPr>
+        <w:rFonts w:ascii="Wingdings" w:hAnsi="Wingdings" w:hint="default"/>
+      </w:rPr>
+    </w:lvl>
+    <w:lvl w:ilvl="3" w:tplc="FFFFFFFF" w:tentative="1">
+      <w:start w:val="1"/>
+      <w:numFmt w:val="bullet"/>
+      <w:lvlText w:val=""/>
+      <w:lvlJc w:val="left"/>
+      <w:pPr>
+        <w:ind w:left="1920" w:hanging="480"/>
+      </w:pPr>
+      <w:rPr>
+        <w:rFonts w:ascii="Wingdings" w:hAnsi="Wingdings" w:hint="default"/>
+      </w:rPr>
+    </w:lvl>
+    <w:lvl w:ilvl="4" w:tplc="FFFFFFFF" w:tentative="1">
+      <w:start w:val="1"/>
+      <w:numFmt w:val="bullet"/>
+      <w:lvlText w:val=""/>
+      <w:lvlJc w:val="left"/>
+      <w:pPr>
+        <w:ind w:left="2400" w:hanging="480"/>
+      </w:pPr>
+      <w:rPr>
+        <w:rFonts w:ascii="Wingdings" w:hAnsi="Wingdings" w:hint="default"/>
+      </w:rPr>
+    </w:lvl>
+    <w:lvl w:ilvl="5" w:tplc="FFFFFFFF" w:tentative="1">
+      <w:start w:val="1"/>
+      <w:numFmt w:val="bullet"/>
+      <w:lvlText w:val=""/>
+      <w:lvlJc w:val="left"/>
+      <w:pPr>
+        <w:ind w:left="2880" w:hanging="480"/>
+      </w:pPr>
+      <w:rPr>
+        <w:rFonts w:ascii="Wingdings" w:hAnsi="Wingdings" w:hint="default"/>
+      </w:rPr>
+    </w:lvl>
+    <w:lvl w:ilvl="6" w:tplc="FFFFFFFF" w:tentative="1">
+      <w:start w:val="1"/>
+      <w:numFmt w:val="bullet"/>
+      <w:lvlText w:val=""/>
+      <w:lvlJc w:val="left"/>
+      <w:pPr>
+        <w:ind w:left="3360" w:hanging="480"/>
+      </w:pPr>
+      <w:rPr>
+        <w:rFonts w:ascii="Wingdings" w:hAnsi="Wingdings" w:hint="default"/>
+      </w:rPr>
+    </w:lvl>
+    <w:lvl w:ilvl="7" w:tplc="FFFFFFFF" w:tentative="1">
+      <w:start w:val="1"/>
+      <w:numFmt w:val="bullet"/>
+      <w:lvlText w:val=""/>
+      <w:lvlJc w:val="left"/>
+      <w:pPr>
+        <w:ind w:left="3840" w:hanging="480"/>
+      </w:pPr>
+      <w:rPr>
+        <w:rFonts w:ascii="Wingdings" w:hAnsi="Wingdings" w:hint="default"/>
+      </w:rPr>
+    </w:lvl>
+    <w:lvl w:ilvl="8" w:tplc="FFFFFFFF" w:tentative="1">
+      <w:start w:val="1"/>
+      <w:numFmt w:val="bullet"/>
+      <w:lvlText w:val=""/>
+      <w:lvlJc w:val="left"/>
+      <w:pPr>
+        <w:ind w:left="4320" w:hanging="480"/>
+      </w:pPr>
+      <w:rPr>
+        <w:rFonts w:ascii="Wingdings" w:hAnsi="Wingdings" w:hint="default"/>
+      </w:rPr>
+    </w:lvl>
+  </w:abstractNum>
+  <w:abstractNum w:abstractNumId="1" w15:restartNumberingAfterBreak="0">
+    <w:nsid w:val="6A01057F"/>
+    <w:multiLevelType w:val="hybridMultilevel"/>
+    <w:tmpl w:val="B2841494"/>
+    <w:lvl w:ilvl="0" w:tplc="04090001">
+      <w:start w:val="1"/>
+      <w:numFmt w:val="bullet"/>
+      <w:lvlText w:val=""/>
+      <w:lvlJc w:val="left"/>
+      <w:pPr>
+        <w:ind w:left="480" w:hanging="480"/>
+      </w:pPr>
+      <w:rPr>
+        <w:rFonts w:ascii="Wingdings" w:hAnsi="Wingdings" w:hint="default"/>
+      </w:rPr>
+    </w:lvl>
+    <w:lvl w:ilvl="1" w:tplc="FFFFFFFF" w:tentative="1">
+      <w:start w:val="1"/>
+      <w:numFmt w:val="bullet"/>
+      <w:lvlText w:val=""/>
+      <w:lvlJc w:val="left"/>
+      <w:pPr>
+        <w:ind w:left="960" w:hanging="480"/>
+      </w:pPr>
+      <w:rPr>
+        <w:rFonts w:ascii="Wingdings" w:hAnsi="Wingdings" w:hint="default"/>
+      </w:rPr>
+    </w:lvl>
+    <w:lvl w:ilvl="2" w:tplc="FFFFFFFF" w:tentative="1">
+      <w:start w:val="1"/>
+      <w:numFmt w:val="bullet"/>
+      <w:lvlText w:val=""/>
+      <w:lvlJc w:val="left"/>
+      <w:pPr>
+        <w:ind w:left="1440" w:hanging="480"/>
+      </w:pPr>
+      <w:rPr>
+        <w:rFonts w:ascii="Wingdings" w:hAnsi="Wingdings" w:hint="default"/>
+      </w:rPr>
+    </w:lvl>
+    <w:lvl w:ilvl="3" w:tplc="FFFFFFFF" w:tentative="1">
+      <w:start w:val="1"/>
+      <w:numFmt w:val="bullet"/>
+      <w:lvlText w:val=""/>
+      <w:lvlJc w:val="left"/>
+      <w:pPr>
+        <w:ind w:left="1920" w:hanging="480"/>
+      </w:pPr>
+      <w:rPr>
+        <w:rFonts w:ascii="Wingdings" w:hAnsi="Wingdings" w:hint="default"/>
+      </w:rPr>
+    </w:lvl>
+    <w:lvl w:ilvl="4" w:tplc="FFFFFFFF" w:tentative="1">
+      <w:start w:val="1"/>
+      <w:numFmt w:val="bullet"/>
+      <w:lvlText w:val=""/>
+      <w:lvlJc w:val="left"/>
+      <w:pPr>
+        <w:ind w:left="2400" w:hanging="480"/>
+      </w:pPr>
+      <w:rPr>
+        <w:rFonts w:ascii="Wingdings" w:hAnsi="Wingdings" w:hint="default"/>
+      </w:rPr>
+    </w:lvl>
+    <w:lvl w:ilvl="5" w:tplc="FFFFFFFF" w:tentative="1">
+      <w:start w:val="1"/>
+      <w:numFmt w:val="bullet"/>
+      <w:lvlText w:val=""/>
+      <w:lvlJc w:val="left"/>
+      <w:pPr>
+        <w:ind w:left="2880" w:hanging="480"/>
+      </w:pPr>
+      <w:rPr>
+        <w:rFonts w:ascii="Wingdings" w:hAnsi="Wingdings" w:hint="default"/>
+      </w:rPr>
+    </w:lvl>
+    <w:lvl w:ilvl="6" w:tplc="FFFFFFFF" w:tentative="1">
+      <w:start w:val="1"/>
+      <w:numFmt w:val="bullet"/>
+      <w:lvlText w:val=""/>
+      <w:lvlJc w:val="left"/>
+      <w:pPr>
+        <w:ind w:left="3360" w:hanging="480"/>
+      </w:pPr>
+      <w:rPr>
+        <w:rFonts w:ascii="Wingdings" w:hAnsi="Wingdings" w:hint="default"/>
+      </w:rPr>
+    </w:lvl>
+    <w:lvl w:ilvl="7" w:tplc="FFFFFFFF" w:tentative="1">
+      <w:start w:val="1"/>
+      <w:numFmt w:val="bullet"/>
+      <w:lvlText w:val=""/>
+      <w:lvlJc w:val="left"/>
+      <w:pPr>
+        <w:ind w:left="3840" w:hanging="480"/>
+      </w:pPr>
+      <w:rPr>
+        <w:rFonts w:ascii="Wingdings" w:hAnsi="Wingdings" w:hint="default"/>
+      </w:rPr>
+    </w:lvl>
+    <w:lvl w:ilvl="8" w:tplc="FFFFFFFF" w:tentative="1">
+      <w:start w:val="1"/>
+      <w:numFmt w:val="bullet"/>
+      <w:lvlText w:val=""/>
+      <w:lvlJc w:val="left"/>
+      <w:pPr>
+        <w:ind w:left="4320" w:hanging="480"/>
+      </w:pPr>
+      <w:rPr>
+        <w:rFonts w:ascii="Wingdings" w:hAnsi="Wingdings" w:hint="default"/>
+      </w:rPr>
+    </w:lvl>
+  </w:abstractNum>
+  <w:abstractNum w:abstractNumId="2" w15:restartNumberingAfterBreak="0">
+    <w:nsid w:val="7E321721"/>
+    <w:multiLevelType w:val="hybridMultilevel"/>
+    <w:tmpl w:val="E24AB808"/>
+    <w:lvl w:ilvl="0" w:tplc="04090001">
+      <w:start w:val="1"/>
+      <w:numFmt w:val="bullet"/>
+      <w:lvlText w:val=""/>
+      <w:lvlJc w:val="left"/>
+      <w:pPr>
+        <w:ind w:left="480" w:hanging="480"/>
+      </w:pPr>
+      <w:rPr>
+        <w:rFonts w:ascii="Wingdings" w:hAnsi="Wingdings" w:hint="default"/>
+      </w:rPr>
+    </w:lvl>
+    <w:lvl w:ilvl="1" w:tplc="04090003" w:tentative="1">
+      <w:start w:val="1"/>
+      <w:numFmt w:val="bullet"/>
+      <w:lvlText w:val=""/>
+      <w:lvlJc w:val="left"/>
+      <w:pPr>
+        <w:ind w:left="960" w:hanging="480"/>
+      </w:pPr>
+      <w:rPr>
+        <w:rFonts w:ascii="Wingdings" w:hAnsi="Wingdings" w:hint="default"/>
+      </w:rPr>
+    </w:lvl>
+    <w:lvl w:ilvl="2" w:tplc="04090005" w:tentative="1">
+      <w:start w:val="1"/>
+      <w:numFmt w:val="bullet"/>
+      <w:lvlText w:val=""/>
+      <w:lvlJc w:val="left"/>
+      <w:pPr>
+        <w:ind w:left="1440" w:hanging="480"/>
+      </w:pPr>
+      <w:rPr>
+        <w:rFonts w:ascii="Wingdings" w:hAnsi="Wingdings" w:hint="default"/>
+      </w:rPr>
+    </w:lvl>
+    <w:lvl w:ilvl="3" w:tplc="04090001" w:tentative="1">
+      <w:start w:val="1"/>
+      <w:numFmt w:val="bullet"/>
+      <w:lvlText w:val=""/>
+      <w:lvlJc w:val="left"/>
+      <w:pPr>
+        <w:ind w:left="1920" w:hanging="480"/>
+      </w:pPr>
+      <w:rPr>
+        <w:rFonts w:ascii="Wingdings" w:hAnsi="Wingdings" w:hint="default"/>
+      </w:rPr>
+    </w:lvl>
+    <w:lvl w:ilvl="4" w:tplc="04090003" w:tentative="1">
+      <w:start w:val="1"/>
+      <w:numFmt w:val="bullet"/>
+      <w:lvlText w:val=""/>
+      <w:lvlJc w:val="left"/>
+      <w:pPr>
+        <w:ind w:left="2400" w:hanging="480"/>
+      </w:pPr>
+      <w:rPr>
+        <w:rFonts w:ascii="Wingdings" w:hAnsi="Wingdings" w:hint="default"/>
+      </w:rPr>
+    </w:lvl>
+    <w:lvl w:ilvl="5" w:tplc="04090005" w:tentative="1">
+      <w:start w:val="1"/>
+      <w:numFmt w:val="bullet"/>
+      <w:lvlText w:val=""/>
+      <w:lvlJc w:val="left"/>
+      <w:pPr>
+        <w:ind w:left="2880" w:hanging="480"/>
+      </w:pPr>
+      <w:rPr>
+        <w:rFonts w:ascii="Wingdings" w:hAnsi="Wingdings" w:hint="default"/>
+      </w:rPr>
+    </w:lvl>
+    <w:lvl w:ilvl="6" w:tplc="04090001" w:tentative="1">
+      <w:start w:val="1"/>
+      <w:numFmt w:val="bullet"/>
+      <w:lvlText w:val=""/>
+      <w:lvlJc w:val="left"/>
+      <w:pPr>
+        <w:ind w:left="3360" w:hanging="480"/>
+      </w:pPr>
+      <w:rPr>
+        <w:rFonts w:ascii="Wingdings" w:hAnsi="Wingdings" w:hint="default"/>
+      </w:rPr>
+    </w:lvl>
+    <w:lvl w:ilvl="7" w:tplc="04090003" w:tentative="1">
+      <w:start w:val="1"/>
+      <w:numFmt w:val="bullet"/>
+      <w:lvlText w:val=""/>
+      <w:lvlJc w:val="left"/>
+      <w:pPr>
+        <w:ind w:left="3840" w:hanging="480"/>
+      </w:pPr>
+      <w:rPr>
+        <w:rFonts w:ascii="Wingdings" w:hAnsi="Wingdings" w:hint="default"/>
+      </w:rPr>
+    </w:lvl>
+    <w:lvl w:ilvl="8" w:tplc="04090005" w:tentative="1">
+      <w:start w:val="1"/>
+      <w:numFmt w:val="bullet"/>
+      <w:lvlText w:val=""/>
+      <w:lvlJc w:val="left"/>
+      <w:pPr>
+        <w:ind w:left="4320" w:hanging="480"/>
+      </w:pPr>
+      <w:rPr>
+        <w:rFonts w:ascii="Wingdings" w:hAnsi="Wingdings" w:hint="default"/>
+      </w:rPr>
+    </w:lvl>
+  </w:abstractNum>
+  <w:num w:numId="1" w16cid:durableId="295650775">
+    <w:abstractNumId w:val="2"/>
+  </w:num>
+  <w:num w:numId="2" w16cid:durableId="1074350912">
+    <w:abstractNumId w:val="0"/>
+  </w:num>
+  <w:num w:numId="3" w16cid:durableId="286081173">
+    <w:abstractNumId w:val="1"/>
+  </w:num>
+</w:numbering>
 </file>
 
 <file path=word/styles.xml><?xml version="1.0" encoding="utf-8"?>
@@ -949,6 +1502,7 @@
   <w:style w:type="character" w:default="1" w:styleId="a0">
     <w:name w:val="Default Paragraph Font"/>
     <w:uiPriority w:val="1"/>
+    <w:semiHidden/>
     <w:unhideWhenUsed/>
   </w:style>
   <w:style w:type="table" w:default="1" w:styleId="a1">
